--- a/2ºDAW/DIWEB ,DWEC Y PIDAWE/PIDAWE/Requisitos de Datos.docx
+++ b/2ºDAW/DIWEB ,DWEC Y PIDAWE/PIDAWE/Requisitos de Datos.docx
@@ -598,6 +598,9 @@
         </mc:AlternateContent>
       </w:r>
       <w:r>
+        <w:rPr>
+          <w:noProof/>
+        </w:rPr>
         <w:drawing>
           <wp:anchor distT="0" distB="0" distL="114300" distR="114300" simplePos="0" relativeHeight="251671552" behindDoc="0" locked="0" layoutInCell="1" allowOverlap="1" wp14:anchorId="6DF0B0FF" wp14:editId="6F082132">
             <wp:simplePos x="0" y="0"/>
@@ -662,6 +665,9 @@
         </w:drawing>
       </w:r>
       <w:r>
+        <w:rPr>
+          <w:noProof/>
+        </w:rPr>
         <w:drawing>
           <wp:anchor distT="0" distB="0" distL="114300" distR="114300" simplePos="0" relativeHeight="251670528" behindDoc="0" locked="0" layoutInCell="1" allowOverlap="1" wp14:anchorId="19AF8AF0" wp14:editId="7DF549F7">
             <wp:simplePos x="0" y="0"/>
@@ -1196,7 +1202,7 @@
           </mc:Choice>
           <mc:Fallback>
             <w:pict>
-              <v:rect w14:anchorId="5FE0FF5E" id="Rectángulo 469" o:spid="_x0000_s1026" style="position:absolute;margin-left:277.35pt;margin-top:575.9pt;width:220.25pt;height:9.3pt;z-index:251663360;visibility:visible;mso-wrap-style:square;mso-wrap-distance-left:9pt;mso-wrap-distance-top:0;mso-wrap-distance-right:9pt;mso-wrap-distance-bottom:0;mso-position-horizontal:absolute;mso-position-horizontal-relative:page;mso-position-vertical:absolute;mso-position-vertical-relative:page;v-text-anchor:top" o:gfxdata="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" fillcolor="#4472c4" stroked="f">
+              <v:rect w14:anchorId="3B7CBADF" id="Rectángulo 469" o:spid="_x0000_s1026" style="position:absolute;margin-left:277.35pt;margin-top:575.9pt;width:220.25pt;height:9.3pt;z-index:251663360;visibility:visible;mso-wrap-style:square;mso-wrap-distance-left:9pt;mso-wrap-distance-top:0;mso-wrap-distance-right:9pt;mso-wrap-distance-bottom:0;mso-position-horizontal:absolute;mso-position-horizontal-relative:page;mso-position-vertical:absolute;mso-position-vertical-relative:page;v-text-anchor:top" o:gfxdata="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" fillcolor="#4472c4" stroked="f">
                 <v:textbox inset="0,0,0,0"/>
                 <w10:wrap anchorx="page" anchory="page"/>
               </v:rect>
@@ -1351,7 +1357,7 @@
         </w:rPr>
         <w:fldChar w:fldCharType="separate"/>
       </w:r>
-      <w:hyperlink w:anchor="_Toc216167047" w:history="1">
+      <w:hyperlink w:anchor="_Toc216337540" w:history="1">
         <w:r>
           <w:rPr>
             <w:rStyle w:val="Hipervnculo"/>
@@ -1375,7 +1381,7 @@
           <w:rPr>
             <w:noProof/>
           </w:rPr>
-          <w:instrText xml:space="preserve"> PAGEREF _Toc216167047 \h </w:instrText>
+          <w:instrText xml:space="preserve"> PAGEREF _Toc216337540 \h </w:instrText>
         </w:r>
         <w:r>
           <w:rPr>
@@ -1392,7 +1398,7 @@
           <w:rPr>
             <w:noProof/>
           </w:rPr>
-          <w:t>3</w:t>
+          <w:t>4</w:t>
         </w:r>
         <w:r>
           <w:rPr>
@@ -1417,13 +1423,27 @@
           <w:lang w:eastAsia="es-ES" w:bidi="ar-SA"/>
         </w:rPr>
       </w:pPr>
-      <w:hyperlink w:anchor="_Toc216167048" w:history="1">
+      <w:hyperlink w:anchor="_Toc216337541" w:history="1">
         <w:r>
           <w:rPr>
             <w:rStyle w:val="Hipervnculo"/>
             <w:noProof/>
           </w:rPr>
-          <w:t>2.Base de Datos</w:t>
+          <w:t>2.Glos</w:t>
+        </w:r>
+        <w:r>
+          <w:rPr>
+            <w:rStyle w:val="Hipervnculo"/>
+            <w:noProof/>
+          </w:rPr>
+          <w:t>a</w:t>
+        </w:r>
+        <w:r>
+          <w:rPr>
+            <w:rStyle w:val="Hipervnculo"/>
+            <w:noProof/>
+          </w:rPr>
+          <w:t>rio</w:t>
         </w:r>
         <w:r>
           <w:rPr>
@@ -1441,7 +1461,7 @@
           <w:rPr>
             <w:noProof/>
           </w:rPr>
-          <w:instrText xml:space="preserve"> PAGEREF _Toc216167048 \h </w:instrText>
+          <w:instrText xml:space="preserve"> PAGEREF _Toc216337541 \h </w:instrText>
         </w:r>
         <w:r>
           <w:rPr>
@@ -1458,7 +1478,2317 @@
           <w:rPr>
             <w:noProof/>
           </w:rPr>
-          <w:t>3</w:t>
+          <w:t>4</w:t>
+        </w:r>
+        <w:r>
+          <w:rPr>
+            <w:noProof/>
+          </w:rPr>
+          <w:fldChar w:fldCharType="end"/>
+        </w:r>
+      </w:hyperlink>
+    </w:p>
+    <w:p>
+      <w:pPr>
+        <w:pStyle w:val="TDC2"/>
+        <w:tabs>
+          <w:tab w:val="right" w:leader="dot" w:pos="9628"/>
+        </w:tabs>
+        <w:rPr>
+          <w:rFonts w:eastAsiaTheme="minorEastAsia" w:cstheme="minorBidi"/>
+          <w:noProof/>
+          <w:kern w:val="0"/>
+          <w:sz w:val="22"/>
+          <w:szCs w:val="22"/>
+          <w:lang w:eastAsia="es-ES" w:bidi="ar-SA"/>
+        </w:rPr>
+      </w:pPr>
+      <w:hyperlink w:anchor="_Toc216337542" w:history="1">
+        <w:r>
+          <w:rPr>
+            <w:rStyle w:val="Hipervnculo"/>
+            <w:noProof/>
+          </w:rPr>
+          <w:t>3.Requisitos</w:t>
+        </w:r>
+        <w:r>
+          <w:rPr>
+            <w:noProof/>
+          </w:rPr>
+          <w:tab/>
+        </w:r>
+        <w:r>
+          <w:rPr>
+            <w:noProof/>
+          </w:rPr>
+          <w:fldChar w:fldCharType="begin"/>
+        </w:r>
+        <w:r>
+          <w:rPr>
+            <w:noProof/>
+          </w:rPr>
+          <w:instrText xml:space="preserve"> PAGEREF _Toc216337542 \h </w:instrText>
+        </w:r>
+        <w:r>
+          <w:rPr>
+            <w:noProof/>
+          </w:rPr>
+        </w:r>
+        <w:r>
+          <w:rPr>
+            <w:noProof/>
+          </w:rPr>
+          <w:fldChar w:fldCharType="separate"/>
+        </w:r>
+        <w:r>
+          <w:rPr>
+            <w:noProof/>
+          </w:rPr>
+          <w:t>4</w:t>
+        </w:r>
+        <w:r>
+          <w:rPr>
+            <w:noProof/>
+          </w:rPr>
+          <w:fldChar w:fldCharType="end"/>
+        </w:r>
+      </w:hyperlink>
+    </w:p>
+    <w:p>
+      <w:pPr>
+        <w:pStyle w:val="TDC2"/>
+        <w:tabs>
+          <w:tab w:val="right" w:leader="dot" w:pos="9628"/>
+        </w:tabs>
+        <w:rPr>
+          <w:rFonts w:eastAsiaTheme="minorEastAsia" w:cstheme="minorBidi"/>
+          <w:noProof/>
+          <w:kern w:val="0"/>
+          <w:sz w:val="22"/>
+          <w:szCs w:val="22"/>
+          <w:lang w:eastAsia="es-ES" w:bidi="ar-SA"/>
+        </w:rPr>
+      </w:pPr>
+      <w:hyperlink w:anchor="_Toc216337543" w:history="1">
+        <w:r>
+          <w:rPr>
+            <w:rStyle w:val="Hipervnculo"/>
+            <w:noProof/>
+          </w:rPr>
+          <w:t>3.1 Requisitos de Información (RI)</w:t>
+        </w:r>
+        <w:r>
+          <w:rPr>
+            <w:noProof/>
+          </w:rPr>
+          <w:tab/>
+        </w:r>
+        <w:r>
+          <w:rPr>
+            <w:noProof/>
+          </w:rPr>
+          <w:fldChar w:fldCharType="begin"/>
+        </w:r>
+        <w:r>
+          <w:rPr>
+            <w:noProof/>
+          </w:rPr>
+          <w:instrText xml:space="preserve"> PAGEREF _Toc216337543 \h </w:instrText>
+        </w:r>
+        <w:r>
+          <w:rPr>
+            <w:noProof/>
+          </w:rPr>
+        </w:r>
+        <w:r>
+          <w:rPr>
+            <w:noProof/>
+          </w:rPr>
+          <w:fldChar w:fldCharType="separate"/>
+        </w:r>
+        <w:r>
+          <w:rPr>
+            <w:noProof/>
+          </w:rPr>
+          <w:t>4</w:t>
+        </w:r>
+        <w:r>
+          <w:rPr>
+            <w:noProof/>
+          </w:rPr>
+          <w:fldChar w:fldCharType="end"/>
+        </w:r>
+      </w:hyperlink>
+    </w:p>
+    <w:p>
+      <w:pPr>
+        <w:pStyle w:val="TDC3"/>
+        <w:tabs>
+          <w:tab w:val="right" w:leader="dot" w:pos="9628"/>
+        </w:tabs>
+        <w:rPr>
+          <w:rFonts w:eastAsiaTheme="minorEastAsia" w:cstheme="minorBidi"/>
+          <w:noProof/>
+          <w:kern w:val="0"/>
+          <w:sz w:val="22"/>
+          <w:szCs w:val="22"/>
+          <w:lang w:eastAsia="es-ES" w:bidi="ar-SA"/>
+        </w:rPr>
+      </w:pPr>
+      <w:hyperlink w:anchor="_Toc216337544" w:history="1">
+        <w:r>
+          <w:rPr>
+            <w:rStyle w:val="Hipervnculo"/>
+            <w:noProof/>
+          </w:rPr>
+          <w:t>RI-U01: Datos de usuarios</w:t>
+        </w:r>
+        <w:r>
+          <w:rPr>
+            <w:noProof/>
+          </w:rPr>
+          <w:tab/>
+        </w:r>
+        <w:r>
+          <w:rPr>
+            <w:noProof/>
+          </w:rPr>
+          <w:fldChar w:fldCharType="begin"/>
+        </w:r>
+        <w:r>
+          <w:rPr>
+            <w:noProof/>
+          </w:rPr>
+          <w:instrText xml:space="preserve"> PAGEREF _Toc216337544 \h </w:instrText>
+        </w:r>
+        <w:r>
+          <w:rPr>
+            <w:noProof/>
+          </w:rPr>
+        </w:r>
+        <w:r>
+          <w:rPr>
+            <w:noProof/>
+          </w:rPr>
+          <w:fldChar w:fldCharType="separate"/>
+        </w:r>
+        <w:r>
+          <w:rPr>
+            <w:noProof/>
+          </w:rPr>
+          <w:t>4</w:t>
+        </w:r>
+        <w:r>
+          <w:rPr>
+            <w:noProof/>
+          </w:rPr>
+          <w:fldChar w:fldCharType="end"/>
+        </w:r>
+      </w:hyperlink>
+    </w:p>
+    <w:p>
+      <w:pPr>
+        <w:pStyle w:val="TDC3"/>
+        <w:tabs>
+          <w:tab w:val="right" w:leader="dot" w:pos="9628"/>
+        </w:tabs>
+        <w:rPr>
+          <w:rFonts w:eastAsiaTheme="minorEastAsia" w:cstheme="minorBidi"/>
+          <w:noProof/>
+          <w:kern w:val="0"/>
+          <w:sz w:val="22"/>
+          <w:szCs w:val="22"/>
+          <w:lang w:eastAsia="es-ES" w:bidi="ar-SA"/>
+        </w:rPr>
+      </w:pPr>
+      <w:hyperlink w:anchor="_Toc216337545" w:history="1">
+        <w:r>
+          <w:rPr>
+            <w:rStyle w:val="Hipervnculo"/>
+            <w:noProof/>
+          </w:rPr>
+          <w:t>RI-P02: Datos de productos</w:t>
+        </w:r>
+        <w:r>
+          <w:rPr>
+            <w:noProof/>
+          </w:rPr>
+          <w:tab/>
+        </w:r>
+        <w:r>
+          <w:rPr>
+            <w:noProof/>
+          </w:rPr>
+          <w:fldChar w:fldCharType="begin"/>
+        </w:r>
+        <w:r>
+          <w:rPr>
+            <w:noProof/>
+          </w:rPr>
+          <w:instrText xml:space="preserve"> PAGEREF _Toc216337545 \h </w:instrText>
+        </w:r>
+        <w:r>
+          <w:rPr>
+            <w:noProof/>
+          </w:rPr>
+        </w:r>
+        <w:r>
+          <w:rPr>
+            <w:noProof/>
+          </w:rPr>
+          <w:fldChar w:fldCharType="separate"/>
+        </w:r>
+        <w:r>
+          <w:rPr>
+            <w:noProof/>
+          </w:rPr>
+          <w:t>5</w:t>
+        </w:r>
+        <w:r>
+          <w:rPr>
+            <w:noProof/>
+          </w:rPr>
+          <w:fldChar w:fldCharType="end"/>
+        </w:r>
+      </w:hyperlink>
+    </w:p>
+    <w:p>
+      <w:pPr>
+        <w:pStyle w:val="TDC3"/>
+        <w:tabs>
+          <w:tab w:val="right" w:leader="dot" w:pos="9628"/>
+        </w:tabs>
+        <w:rPr>
+          <w:rFonts w:eastAsiaTheme="minorEastAsia" w:cstheme="minorBidi"/>
+          <w:noProof/>
+          <w:kern w:val="0"/>
+          <w:sz w:val="22"/>
+          <w:szCs w:val="22"/>
+          <w:lang w:eastAsia="es-ES" w:bidi="ar-SA"/>
+        </w:rPr>
+      </w:pPr>
+      <w:hyperlink w:anchor="_Toc216337546" w:history="1">
+        <w:r>
+          <w:rPr>
+            <w:rStyle w:val="Hipervnculo"/>
+            <w:noProof/>
+          </w:rPr>
+          <w:t>RI-G03: Datos de imágenes de galería</w:t>
+        </w:r>
+        <w:r>
+          <w:rPr>
+            <w:noProof/>
+          </w:rPr>
+          <w:tab/>
+        </w:r>
+        <w:r>
+          <w:rPr>
+            <w:noProof/>
+          </w:rPr>
+          <w:fldChar w:fldCharType="begin"/>
+        </w:r>
+        <w:r>
+          <w:rPr>
+            <w:noProof/>
+          </w:rPr>
+          <w:instrText xml:space="preserve"> PAGEREF _Toc216337546 \h </w:instrText>
+        </w:r>
+        <w:r>
+          <w:rPr>
+            <w:noProof/>
+          </w:rPr>
+        </w:r>
+        <w:r>
+          <w:rPr>
+            <w:noProof/>
+          </w:rPr>
+          <w:fldChar w:fldCharType="separate"/>
+        </w:r>
+        <w:r>
+          <w:rPr>
+            <w:noProof/>
+          </w:rPr>
+          <w:t>5</w:t>
+        </w:r>
+        <w:r>
+          <w:rPr>
+            <w:noProof/>
+          </w:rPr>
+          <w:fldChar w:fldCharType="end"/>
+        </w:r>
+      </w:hyperlink>
+    </w:p>
+    <w:p>
+      <w:pPr>
+        <w:pStyle w:val="TDC3"/>
+        <w:tabs>
+          <w:tab w:val="right" w:leader="dot" w:pos="9628"/>
+        </w:tabs>
+        <w:rPr>
+          <w:rFonts w:eastAsiaTheme="minorEastAsia" w:cstheme="minorBidi"/>
+          <w:noProof/>
+          <w:kern w:val="0"/>
+          <w:sz w:val="22"/>
+          <w:szCs w:val="22"/>
+          <w:lang w:eastAsia="es-ES" w:bidi="ar-SA"/>
+        </w:rPr>
+      </w:pPr>
+      <w:hyperlink w:anchor="_Toc216337547" w:history="1">
+        <w:r>
+          <w:rPr>
+            <w:rStyle w:val="Hipervnculo"/>
+            <w:noProof/>
+          </w:rPr>
+          <w:t>RI-C04: Datos de categorías</w:t>
+        </w:r>
+        <w:r>
+          <w:rPr>
+            <w:noProof/>
+          </w:rPr>
+          <w:tab/>
+        </w:r>
+        <w:r>
+          <w:rPr>
+            <w:noProof/>
+          </w:rPr>
+          <w:fldChar w:fldCharType="begin"/>
+        </w:r>
+        <w:r>
+          <w:rPr>
+            <w:noProof/>
+          </w:rPr>
+          <w:instrText xml:space="preserve"> PAGEREF _Toc216337547 \h </w:instrText>
+        </w:r>
+        <w:r>
+          <w:rPr>
+            <w:noProof/>
+          </w:rPr>
+        </w:r>
+        <w:r>
+          <w:rPr>
+            <w:noProof/>
+          </w:rPr>
+          <w:fldChar w:fldCharType="separate"/>
+        </w:r>
+        <w:r>
+          <w:rPr>
+            <w:noProof/>
+          </w:rPr>
+          <w:t>5</w:t>
+        </w:r>
+        <w:r>
+          <w:rPr>
+            <w:noProof/>
+          </w:rPr>
+          <w:fldChar w:fldCharType="end"/>
+        </w:r>
+      </w:hyperlink>
+    </w:p>
+    <w:p>
+      <w:pPr>
+        <w:pStyle w:val="TDC3"/>
+        <w:tabs>
+          <w:tab w:val="right" w:leader="dot" w:pos="9628"/>
+        </w:tabs>
+        <w:rPr>
+          <w:rFonts w:eastAsiaTheme="minorEastAsia" w:cstheme="minorBidi"/>
+          <w:noProof/>
+          <w:kern w:val="0"/>
+          <w:sz w:val="22"/>
+          <w:szCs w:val="22"/>
+          <w:lang w:eastAsia="es-ES" w:bidi="ar-SA"/>
+        </w:rPr>
+      </w:pPr>
+      <w:hyperlink w:anchor="_Toc216337548" w:history="1">
+        <w:r>
+          <w:rPr>
+            <w:rStyle w:val="Hipervnculo"/>
+            <w:noProof/>
+          </w:rPr>
+          <w:t>RI-M05: Datos de mensajes</w:t>
+        </w:r>
+        <w:r>
+          <w:rPr>
+            <w:noProof/>
+          </w:rPr>
+          <w:tab/>
+        </w:r>
+        <w:r>
+          <w:rPr>
+            <w:noProof/>
+          </w:rPr>
+          <w:fldChar w:fldCharType="begin"/>
+        </w:r>
+        <w:r>
+          <w:rPr>
+            <w:noProof/>
+          </w:rPr>
+          <w:instrText xml:space="preserve"> PAGEREF _Toc216337548 \h </w:instrText>
+        </w:r>
+        <w:r>
+          <w:rPr>
+            <w:noProof/>
+          </w:rPr>
+        </w:r>
+        <w:r>
+          <w:rPr>
+            <w:noProof/>
+          </w:rPr>
+          <w:fldChar w:fldCharType="separate"/>
+        </w:r>
+        <w:r>
+          <w:rPr>
+            <w:noProof/>
+          </w:rPr>
+          <w:t>5</w:t>
+        </w:r>
+        <w:r>
+          <w:rPr>
+            <w:noProof/>
+          </w:rPr>
+          <w:fldChar w:fldCharType="end"/>
+        </w:r>
+      </w:hyperlink>
+    </w:p>
+    <w:p>
+      <w:pPr>
+        <w:pStyle w:val="TDC2"/>
+        <w:tabs>
+          <w:tab w:val="right" w:leader="dot" w:pos="9628"/>
+        </w:tabs>
+        <w:rPr>
+          <w:rFonts w:eastAsiaTheme="minorEastAsia" w:cstheme="minorBidi"/>
+          <w:noProof/>
+          <w:kern w:val="0"/>
+          <w:sz w:val="22"/>
+          <w:szCs w:val="22"/>
+          <w:lang w:eastAsia="es-ES" w:bidi="ar-SA"/>
+        </w:rPr>
+      </w:pPr>
+      <w:hyperlink w:anchor="_Toc216337549" w:history="1">
+        <w:r>
+          <w:rPr>
+            <w:rStyle w:val="Hipervnculo"/>
+            <w:noProof/>
+          </w:rPr>
+          <w:t>3.2 Reglas de Negocio (RN)</w:t>
+        </w:r>
+        <w:r>
+          <w:rPr>
+            <w:noProof/>
+          </w:rPr>
+          <w:tab/>
+        </w:r>
+        <w:r>
+          <w:rPr>
+            <w:noProof/>
+          </w:rPr>
+          <w:fldChar w:fldCharType="begin"/>
+        </w:r>
+        <w:r>
+          <w:rPr>
+            <w:noProof/>
+          </w:rPr>
+          <w:instrText xml:space="preserve"> PAGEREF _Toc216337549 \h </w:instrText>
+        </w:r>
+        <w:r>
+          <w:rPr>
+            <w:noProof/>
+          </w:rPr>
+        </w:r>
+        <w:r>
+          <w:rPr>
+            <w:noProof/>
+          </w:rPr>
+          <w:fldChar w:fldCharType="separate"/>
+        </w:r>
+        <w:r>
+          <w:rPr>
+            <w:noProof/>
+          </w:rPr>
+          <w:t>5</w:t>
+        </w:r>
+        <w:r>
+          <w:rPr>
+            <w:noProof/>
+          </w:rPr>
+          <w:fldChar w:fldCharType="end"/>
+        </w:r>
+      </w:hyperlink>
+    </w:p>
+    <w:p>
+      <w:pPr>
+        <w:pStyle w:val="TDC3"/>
+        <w:tabs>
+          <w:tab w:val="right" w:leader="dot" w:pos="9628"/>
+        </w:tabs>
+        <w:rPr>
+          <w:rFonts w:eastAsiaTheme="minorEastAsia" w:cstheme="minorBidi"/>
+          <w:noProof/>
+          <w:kern w:val="0"/>
+          <w:sz w:val="22"/>
+          <w:szCs w:val="22"/>
+          <w:lang w:eastAsia="es-ES" w:bidi="ar-SA"/>
+        </w:rPr>
+      </w:pPr>
+      <w:hyperlink w:anchor="_Toc216337550" w:history="1">
+        <w:r>
+          <w:rPr>
+            <w:rStyle w:val="Hipervnculo"/>
+            <w:noProof/>
+          </w:rPr>
+          <w:t>RN-01: Eliminación encadenada de imágenes</w:t>
+        </w:r>
+        <w:r>
+          <w:rPr>
+            <w:noProof/>
+          </w:rPr>
+          <w:tab/>
+        </w:r>
+        <w:r>
+          <w:rPr>
+            <w:noProof/>
+          </w:rPr>
+          <w:fldChar w:fldCharType="begin"/>
+        </w:r>
+        <w:r>
+          <w:rPr>
+            <w:noProof/>
+          </w:rPr>
+          <w:instrText xml:space="preserve"> PAGEREF _Toc216337550 \h </w:instrText>
+        </w:r>
+        <w:r>
+          <w:rPr>
+            <w:noProof/>
+          </w:rPr>
+        </w:r>
+        <w:r>
+          <w:rPr>
+            <w:noProof/>
+          </w:rPr>
+          <w:fldChar w:fldCharType="separate"/>
+        </w:r>
+        <w:r>
+          <w:rPr>
+            <w:noProof/>
+          </w:rPr>
+          <w:t>5</w:t>
+        </w:r>
+        <w:r>
+          <w:rPr>
+            <w:noProof/>
+          </w:rPr>
+          <w:fldChar w:fldCharType="end"/>
+        </w:r>
+      </w:hyperlink>
+    </w:p>
+    <w:p>
+      <w:pPr>
+        <w:pStyle w:val="TDC3"/>
+        <w:tabs>
+          <w:tab w:val="right" w:leader="dot" w:pos="9628"/>
+        </w:tabs>
+        <w:rPr>
+          <w:rFonts w:eastAsiaTheme="minorEastAsia" w:cstheme="minorBidi"/>
+          <w:noProof/>
+          <w:kern w:val="0"/>
+          <w:sz w:val="22"/>
+          <w:szCs w:val="22"/>
+          <w:lang w:eastAsia="es-ES" w:bidi="ar-SA"/>
+        </w:rPr>
+      </w:pPr>
+      <w:hyperlink w:anchor="_Toc216337551" w:history="1">
+        <w:r>
+          <w:rPr>
+            <w:rStyle w:val="Hipervnculo"/>
+            <w:noProof/>
+          </w:rPr>
+          <w:t>RN-02: Conservación de mensajes</w:t>
+        </w:r>
+        <w:r>
+          <w:rPr>
+            <w:noProof/>
+          </w:rPr>
+          <w:tab/>
+        </w:r>
+        <w:r>
+          <w:rPr>
+            <w:noProof/>
+          </w:rPr>
+          <w:fldChar w:fldCharType="begin"/>
+        </w:r>
+        <w:r>
+          <w:rPr>
+            <w:noProof/>
+          </w:rPr>
+          <w:instrText xml:space="preserve"> PAGEREF _Toc216337551 \h </w:instrText>
+        </w:r>
+        <w:r>
+          <w:rPr>
+            <w:noProof/>
+          </w:rPr>
+        </w:r>
+        <w:r>
+          <w:rPr>
+            <w:noProof/>
+          </w:rPr>
+          <w:fldChar w:fldCharType="separate"/>
+        </w:r>
+        <w:r>
+          <w:rPr>
+            <w:noProof/>
+          </w:rPr>
+          <w:t>5</w:t>
+        </w:r>
+        <w:r>
+          <w:rPr>
+            <w:noProof/>
+          </w:rPr>
+          <w:fldChar w:fldCharType="end"/>
+        </w:r>
+      </w:hyperlink>
+    </w:p>
+    <w:p>
+      <w:pPr>
+        <w:pStyle w:val="TDC3"/>
+        <w:tabs>
+          <w:tab w:val="right" w:leader="dot" w:pos="9628"/>
+        </w:tabs>
+        <w:rPr>
+          <w:rFonts w:eastAsiaTheme="minorEastAsia" w:cstheme="minorBidi"/>
+          <w:noProof/>
+          <w:kern w:val="0"/>
+          <w:sz w:val="22"/>
+          <w:szCs w:val="22"/>
+          <w:lang w:eastAsia="es-ES" w:bidi="ar-SA"/>
+        </w:rPr>
+      </w:pPr>
+      <w:hyperlink w:anchor="_Toc216337552" w:history="1">
+        <w:r>
+          <w:rPr>
+            <w:rStyle w:val="Hipervnculo"/>
+            <w:noProof/>
+          </w:rPr>
+          <w:t>RN-03: Productos sin categoría</w:t>
+        </w:r>
+        <w:r>
+          <w:rPr>
+            <w:noProof/>
+          </w:rPr>
+          <w:tab/>
+        </w:r>
+        <w:r>
+          <w:rPr>
+            <w:noProof/>
+          </w:rPr>
+          <w:fldChar w:fldCharType="begin"/>
+        </w:r>
+        <w:r>
+          <w:rPr>
+            <w:noProof/>
+          </w:rPr>
+          <w:instrText xml:space="preserve"> PAGEREF _Toc216337552 \h </w:instrText>
+        </w:r>
+        <w:r>
+          <w:rPr>
+            <w:noProof/>
+          </w:rPr>
+        </w:r>
+        <w:r>
+          <w:rPr>
+            <w:noProof/>
+          </w:rPr>
+          <w:fldChar w:fldCharType="separate"/>
+        </w:r>
+        <w:r>
+          <w:rPr>
+            <w:noProof/>
+          </w:rPr>
+          <w:t>6</w:t>
+        </w:r>
+        <w:r>
+          <w:rPr>
+            <w:noProof/>
+          </w:rPr>
+          <w:fldChar w:fldCharType="end"/>
+        </w:r>
+      </w:hyperlink>
+    </w:p>
+    <w:p>
+      <w:pPr>
+        <w:pStyle w:val="TDC3"/>
+        <w:tabs>
+          <w:tab w:val="right" w:leader="dot" w:pos="9628"/>
+        </w:tabs>
+        <w:rPr>
+          <w:rFonts w:eastAsiaTheme="minorEastAsia" w:cstheme="minorBidi"/>
+          <w:noProof/>
+          <w:kern w:val="0"/>
+          <w:sz w:val="22"/>
+          <w:szCs w:val="22"/>
+          <w:lang w:eastAsia="es-ES" w:bidi="ar-SA"/>
+        </w:rPr>
+      </w:pPr>
+      <w:hyperlink w:anchor="_Toc216337553" w:history="1">
+        <w:r>
+          <w:rPr>
+            <w:rStyle w:val="Hipervnculo"/>
+            <w:noProof/>
+          </w:rPr>
+          <w:t>RN-04: Información mínima obligatoria</w:t>
+        </w:r>
+        <w:r>
+          <w:rPr>
+            <w:noProof/>
+          </w:rPr>
+          <w:tab/>
+        </w:r>
+        <w:r>
+          <w:rPr>
+            <w:noProof/>
+          </w:rPr>
+          <w:fldChar w:fldCharType="begin"/>
+        </w:r>
+        <w:r>
+          <w:rPr>
+            <w:noProof/>
+          </w:rPr>
+          <w:instrText xml:space="preserve"> PAGEREF _Toc216337553 \h </w:instrText>
+        </w:r>
+        <w:r>
+          <w:rPr>
+            <w:noProof/>
+          </w:rPr>
+        </w:r>
+        <w:r>
+          <w:rPr>
+            <w:noProof/>
+          </w:rPr>
+          <w:fldChar w:fldCharType="separate"/>
+        </w:r>
+        <w:r>
+          <w:rPr>
+            <w:noProof/>
+          </w:rPr>
+          <w:t>6</w:t>
+        </w:r>
+        <w:r>
+          <w:rPr>
+            <w:noProof/>
+          </w:rPr>
+          <w:fldChar w:fldCharType="end"/>
+        </w:r>
+      </w:hyperlink>
+    </w:p>
+    <w:p>
+      <w:pPr>
+        <w:pStyle w:val="TDC3"/>
+        <w:tabs>
+          <w:tab w:val="right" w:leader="dot" w:pos="9628"/>
+        </w:tabs>
+        <w:rPr>
+          <w:rFonts w:eastAsiaTheme="minorEastAsia" w:cstheme="minorBidi"/>
+          <w:noProof/>
+          <w:kern w:val="0"/>
+          <w:sz w:val="22"/>
+          <w:szCs w:val="22"/>
+          <w:lang w:eastAsia="es-ES" w:bidi="ar-SA"/>
+        </w:rPr>
+      </w:pPr>
+      <w:hyperlink w:anchor="_Toc216337554" w:history="1">
+        <w:r>
+          <w:rPr>
+            <w:rStyle w:val="Hipervnculo"/>
+            <w:noProof/>
+          </w:rPr>
+          <w:t>RN-05: Permisos según rol</w:t>
+        </w:r>
+        <w:r>
+          <w:rPr>
+            <w:noProof/>
+          </w:rPr>
+          <w:tab/>
+        </w:r>
+        <w:r>
+          <w:rPr>
+            <w:noProof/>
+          </w:rPr>
+          <w:fldChar w:fldCharType="begin"/>
+        </w:r>
+        <w:r>
+          <w:rPr>
+            <w:noProof/>
+          </w:rPr>
+          <w:instrText xml:space="preserve"> PAGEREF _Toc216337554 \h </w:instrText>
+        </w:r>
+        <w:r>
+          <w:rPr>
+            <w:noProof/>
+          </w:rPr>
+        </w:r>
+        <w:r>
+          <w:rPr>
+            <w:noProof/>
+          </w:rPr>
+          <w:fldChar w:fldCharType="separate"/>
+        </w:r>
+        <w:r>
+          <w:rPr>
+            <w:noProof/>
+          </w:rPr>
+          <w:t>6</w:t>
+        </w:r>
+        <w:r>
+          <w:rPr>
+            <w:noProof/>
+          </w:rPr>
+          <w:fldChar w:fldCharType="end"/>
+        </w:r>
+      </w:hyperlink>
+    </w:p>
+    <w:p>
+      <w:pPr>
+        <w:pStyle w:val="TDC2"/>
+        <w:tabs>
+          <w:tab w:val="right" w:leader="dot" w:pos="9628"/>
+        </w:tabs>
+        <w:rPr>
+          <w:rFonts w:eastAsiaTheme="minorEastAsia" w:cstheme="minorBidi"/>
+          <w:noProof/>
+          <w:kern w:val="0"/>
+          <w:sz w:val="22"/>
+          <w:szCs w:val="22"/>
+          <w:lang w:eastAsia="es-ES" w:bidi="ar-SA"/>
+        </w:rPr>
+      </w:pPr>
+      <w:hyperlink w:anchor="_Toc216337555" w:history="1">
+        <w:r>
+          <w:rPr>
+            <w:rStyle w:val="Hipervnculo"/>
+            <w:noProof/>
+          </w:rPr>
+          <w:t>3.3 Requisitos Funcionales (RF)</w:t>
+        </w:r>
+        <w:r>
+          <w:rPr>
+            <w:noProof/>
+          </w:rPr>
+          <w:tab/>
+        </w:r>
+        <w:r>
+          <w:rPr>
+            <w:noProof/>
+          </w:rPr>
+          <w:fldChar w:fldCharType="begin"/>
+        </w:r>
+        <w:r>
+          <w:rPr>
+            <w:noProof/>
+          </w:rPr>
+          <w:instrText xml:space="preserve"> PAGEREF _Toc216337555 \h </w:instrText>
+        </w:r>
+        <w:r>
+          <w:rPr>
+            <w:noProof/>
+          </w:rPr>
+        </w:r>
+        <w:r>
+          <w:rPr>
+            <w:noProof/>
+          </w:rPr>
+          <w:fldChar w:fldCharType="separate"/>
+        </w:r>
+        <w:r>
+          <w:rPr>
+            <w:noProof/>
+          </w:rPr>
+          <w:t>6</w:t>
+        </w:r>
+        <w:r>
+          <w:rPr>
+            <w:noProof/>
+          </w:rPr>
+          <w:fldChar w:fldCharType="end"/>
+        </w:r>
+      </w:hyperlink>
+    </w:p>
+    <w:p>
+      <w:pPr>
+        <w:pStyle w:val="TDC3"/>
+        <w:tabs>
+          <w:tab w:val="right" w:leader="dot" w:pos="9628"/>
+        </w:tabs>
+        <w:rPr>
+          <w:rFonts w:eastAsiaTheme="minorEastAsia" w:cstheme="minorBidi"/>
+          <w:noProof/>
+          <w:kern w:val="0"/>
+          <w:sz w:val="22"/>
+          <w:szCs w:val="22"/>
+          <w:lang w:eastAsia="es-ES" w:bidi="ar-SA"/>
+        </w:rPr>
+      </w:pPr>
+      <w:hyperlink w:anchor="_Toc216337556" w:history="1">
+        <w:r>
+          <w:rPr>
+            <w:rStyle w:val="Hipervnculo"/>
+            <w:noProof/>
+          </w:rPr>
+          <w:t>RF-01: Gestión de productos</w:t>
+        </w:r>
+        <w:r>
+          <w:rPr>
+            <w:noProof/>
+          </w:rPr>
+          <w:tab/>
+        </w:r>
+        <w:r>
+          <w:rPr>
+            <w:noProof/>
+          </w:rPr>
+          <w:fldChar w:fldCharType="begin"/>
+        </w:r>
+        <w:r>
+          <w:rPr>
+            <w:noProof/>
+          </w:rPr>
+          <w:instrText xml:space="preserve"> PAGEREF _Toc216337556 \h </w:instrText>
+        </w:r>
+        <w:r>
+          <w:rPr>
+            <w:noProof/>
+          </w:rPr>
+        </w:r>
+        <w:r>
+          <w:rPr>
+            <w:noProof/>
+          </w:rPr>
+          <w:fldChar w:fldCharType="separate"/>
+        </w:r>
+        <w:r>
+          <w:rPr>
+            <w:noProof/>
+          </w:rPr>
+          <w:t>6</w:t>
+        </w:r>
+        <w:r>
+          <w:rPr>
+            <w:noProof/>
+          </w:rPr>
+          <w:fldChar w:fldCharType="end"/>
+        </w:r>
+      </w:hyperlink>
+    </w:p>
+    <w:p>
+      <w:pPr>
+        <w:pStyle w:val="TDC3"/>
+        <w:tabs>
+          <w:tab w:val="right" w:leader="dot" w:pos="9628"/>
+        </w:tabs>
+        <w:rPr>
+          <w:rFonts w:eastAsiaTheme="minorEastAsia" w:cstheme="minorBidi"/>
+          <w:noProof/>
+          <w:kern w:val="0"/>
+          <w:sz w:val="22"/>
+          <w:szCs w:val="22"/>
+          <w:lang w:eastAsia="es-ES" w:bidi="ar-SA"/>
+        </w:rPr>
+      </w:pPr>
+      <w:hyperlink w:anchor="_Toc216337557" w:history="1">
+        <w:r>
+          <w:rPr>
+            <w:rStyle w:val="Hipervnculo"/>
+            <w:noProof/>
+          </w:rPr>
+          <w:t>RF-02: Gestión de categorías</w:t>
+        </w:r>
+        <w:r>
+          <w:rPr>
+            <w:noProof/>
+          </w:rPr>
+          <w:tab/>
+        </w:r>
+        <w:r>
+          <w:rPr>
+            <w:noProof/>
+          </w:rPr>
+          <w:fldChar w:fldCharType="begin"/>
+        </w:r>
+        <w:r>
+          <w:rPr>
+            <w:noProof/>
+          </w:rPr>
+          <w:instrText xml:space="preserve"> PAGEREF _Toc216337557 \h </w:instrText>
+        </w:r>
+        <w:r>
+          <w:rPr>
+            <w:noProof/>
+          </w:rPr>
+        </w:r>
+        <w:r>
+          <w:rPr>
+            <w:noProof/>
+          </w:rPr>
+          <w:fldChar w:fldCharType="separate"/>
+        </w:r>
+        <w:r>
+          <w:rPr>
+            <w:noProof/>
+          </w:rPr>
+          <w:t>6</w:t>
+        </w:r>
+        <w:r>
+          <w:rPr>
+            <w:noProof/>
+          </w:rPr>
+          <w:fldChar w:fldCharType="end"/>
+        </w:r>
+      </w:hyperlink>
+    </w:p>
+    <w:p>
+      <w:pPr>
+        <w:pStyle w:val="TDC3"/>
+        <w:tabs>
+          <w:tab w:val="right" w:leader="dot" w:pos="9628"/>
+        </w:tabs>
+        <w:rPr>
+          <w:rFonts w:eastAsiaTheme="minorEastAsia" w:cstheme="minorBidi"/>
+          <w:noProof/>
+          <w:kern w:val="0"/>
+          <w:sz w:val="22"/>
+          <w:szCs w:val="22"/>
+          <w:lang w:eastAsia="es-ES" w:bidi="ar-SA"/>
+        </w:rPr>
+      </w:pPr>
+      <w:hyperlink w:anchor="_Toc216337558" w:history="1">
+        <w:r>
+          <w:rPr>
+            <w:rStyle w:val="Hipervnculo"/>
+            <w:noProof/>
+          </w:rPr>
+          <w:t>RF-03: Gestión de galería</w:t>
+        </w:r>
+        <w:r>
+          <w:rPr>
+            <w:noProof/>
+          </w:rPr>
+          <w:tab/>
+        </w:r>
+        <w:r>
+          <w:rPr>
+            <w:noProof/>
+          </w:rPr>
+          <w:fldChar w:fldCharType="begin"/>
+        </w:r>
+        <w:r>
+          <w:rPr>
+            <w:noProof/>
+          </w:rPr>
+          <w:instrText xml:space="preserve"> PAGEREF _Toc216337558 \h </w:instrText>
+        </w:r>
+        <w:r>
+          <w:rPr>
+            <w:noProof/>
+          </w:rPr>
+        </w:r>
+        <w:r>
+          <w:rPr>
+            <w:noProof/>
+          </w:rPr>
+          <w:fldChar w:fldCharType="separate"/>
+        </w:r>
+        <w:r>
+          <w:rPr>
+            <w:noProof/>
+          </w:rPr>
+          <w:t>6</w:t>
+        </w:r>
+        <w:r>
+          <w:rPr>
+            <w:noProof/>
+          </w:rPr>
+          <w:fldChar w:fldCharType="end"/>
+        </w:r>
+      </w:hyperlink>
+    </w:p>
+    <w:p>
+      <w:pPr>
+        <w:pStyle w:val="TDC3"/>
+        <w:tabs>
+          <w:tab w:val="right" w:leader="dot" w:pos="9628"/>
+        </w:tabs>
+        <w:rPr>
+          <w:rFonts w:eastAsiaTheme="minorEastAsia" w:cstheme="minorBidi"/>
+          <w:noProof/>
+          <w:kern w:val="0"/>
+          <w:sz w:val="22"/>
+          <w:szCs w:val="22"/>
+          <w:lang w:eastAsia="es-ES" w:bidi="ar-SA"/>
+        </w:rPr>
+      </w:pPr>
+      <w:hyperlink w:anchor="_Toc216337559" w:history="1">
+        <w:r>
+          <w:rPr>
+            <w:rStyle w:val="Hipervnculo"/>
+            <w:noProof/>
+          </w:rPr>
+          <w:t>RF-04: Envío de mensajes desde la web</w:t>
+        </w:r>
+        <w:r>
+          <w:rPr>
+            <w:noProof/>
+          </w:rPr>
+          <w:tab/>
+        </w:r>
+        <w:r>
+          <w:rPr>
+            <w:noProof/>
+          </w:rPr>
+          <w:fldChar w:fldCharType="begin"/>
+        </w:r>
+        <w:r>
+          <w:rPr>
+            <w:noProof/>
+          </w:rPr>
+          <w:instrText xml:space="preserve"> PAGEREF _Toc216337559 \h </w:instrText>
+        </w:r>
+        <w:r>
+          <w:rPr>
+            <w:noProof/>
+          </w:rPr>
+        </w:r>
+        <w:r>
+          <w:rPr>
+            <w:noProof/>
+          </w:rPr>
+          <w:fldChar w:fldCharType="separate"/>
+        </w:r>
+        <w:r>
+          <w:rPr>
+            <w:noProof/>
+          </w:rPr>
+          <w:t>7</w:t>
+        </w:r>
+        <w:r>
+          <w:rPr>
+            <w:noProof/>
+          </w:rPr>
+          <w:fldChar w:fldCharType="end"/>
+        </w:r>
+      </w:hyperlink>
+    </w:p>
+    <w:p>
+      <w:pPr>
+        <w:pStyle w:val="TDC3"/>
+        <w:tabs>
+          <w:tab w:val="right" w:leader="dot" w:pos="9628"/>
+        </w:tabs>
+        <w:rPr>
+          <w:rFonts w:eastAsiaTheme="minorEastAsia" w:cstheme="minorBidi"/>
+          <w:noProof/>
+          <w:kern w:val="0"/>
+          <w:sz w:val="22"/>
+          <w:szCs w:val="22"/>
+          <w:lang w:eastAsia="es-ES" w:bidi="ar-SA"/>
+        </w:rPr>
+      </w:pPr>
+      <w:hyperlink w:anchor="_Toc216337560" w:history="1">
+        <w:r>
+          <w:rPr>
+            <w:rStyle w:val="Hipervnculo"/>
+            <w:noProof/>
+          </w:rPr>
+          <w:t>RF-05: Control de acceso según rol</w:t>
+        </w:r>
+        <w:r>
+          <w:rPr>
+            <w:noProof/>
+          </w:rPr>
+          <w:tab/>
+        </w:r>
+        <w:r>
+          <w:rPr>
+            <w:noProof/>
+          </w:rPr>
+          <w:fldChar w:fldCharType="begin"/>
+        </w:r>
+        <w:r>
+          <w:rPr>
+            <w:noProof/>
+          </w:rPr>
+          <w:instrText xml:space="preserve"> PAGEREF _Toc216337560 \h </w:instrText>
+        </w:r>
+        <w:r>
+          <w:rPr>
+            <w:noProof/>
+          </w:rPr>
+        </w:r>
+        <w:r>
+          <w:rPr>
+            <w:noProof/>
+          </w:rPr>
+          <w:fldChar w:fldCharType="separate"/>
+        </w:r>
+        <w:r>
+          <w:rPr>
+            <w:noProof/>
+          </w:rPr>
+          <w:t>7</w:t>
+        </w:r>
+        <w:r>
+          <w:rPr>
+            <w:noProof/>
+          </w:rPr>
+          <w:fldChar w:fldCharType="end"/>
+        </w:r>
+      </w:hyperlink>
+    </w:p>
+    <w:p>
+      <w:pPr>
+        <w:pStyle w:val="TDC2"/>
+        <w:tabs>
+          <w:tab w:val="right" w:leader="dot" w:pos="9628"/>
+        </w:tabs>
+        <w:rPr>
+          <w:rFonts w:eastAsiaTheme="minorEastAsia" w:cstheme="minorBidi"/>
+          <w:noProof/>
+          <w:kern w:val="0"/>
+          <w:sz w:val="22"/>
+          <w:szCs w:val="22"/>
+          <w:lang w:eastAsia="es-ES" w:bidi="ar-SA"/>
+        </w:rPr>
+      </w:pPr>
+      <w:hyperlink w:anchor="_Toc216337561" w:history="1">
+        <w:r>
+          <w:rPr>
+            <w:rStyle w:val="Hipervnculo"/>
+            <w:noProof/>
+          </w:rPr>
+          <w:t>3.4 Requisitos No Funcionalidades (RNF)</w:t>
+        </w:r>
+        <w:r>
+          <w:rPr>
+            <w:noProof/>
+          </w:rPr>
+          <w:tab/>
+        </w:r>
+        <w:r>
+          <w:rPr>
+            <w:noProof/>
+          </w:rPr>
+          <w:fldChar w:fldCharType="begin"/>
+        </w:r>
+        <w:r>
+          <w:rPr>
+            <w:noProof/>
+          </w:rPr>
+          <w:instrText xml:space="preserve"> PAGEREF _Toc216337561 \h </w:instrText>
+        </w:r>
+        <w:r>
+          <w:rPr>
+            <w:noProof/>
+          </w:rPr>
+        </w:r>
+        <w:r>
+          <w:rPr>
+            <w:noProof/>
+          </w:rPr>
+          <w:fldChar w:fldCharType="separate"/>
+        </w:r>
+        <w:r>
+          <w:rPr>
+            <w:noProof/>
+          </w:rPr>
+          <w:t>7</w:t>
+        </w:r>
+        <w:r>
+          <w:rPr>
+            <w:noProof/>
+          </w:rPr>
+          <w:fldChar w:fldCharType="end"/>
+        </w:r>
+      </w:hyperlink>
+    </w:p>
+    <w:p>
+      <w:pPr>
+        <w:pStyle w:val="TDC3"/>
+        <w:tabs>
+          <w:tab w:val="right" w:leader="dot" w:pos="9628"/>
+        </w:tabs>
+        <w:rPr>
+          <w:rFonts w:eastAsiaTheme="minorEastAsia" w:cstheme="minorBidi"/>
+          <w:noProof/>
+          <w:kern w:val="0"/>
+          <w:sz w:val="22"/>
+          <w:szCs w:val="22"/>
+          <w:lang w:eastAsia="es-ES" w:bidi="ar-SA"/>
+        </w:rPr>
+      </w:pPr>
+      <w:hyperlink w:anchor="_Toc216337562" w:history="1">
+        <w:r>
+          <w:rPr>
+            <w:rStyle w:val="Hipervnculo"/>
+            <w:noProof/>
+          </w:rPr>
+          <w:t>RNF-01: Seguridad de datos</w:t>
+        </w:r>
+        <w:r>
+          <w:rPr>
+            <w:noProof/>
+          </w:rPr>
+          <w:tab/>
+        </w:r>
+        <w:r>
+          <w:rPr>
+            <w:noProof/>
+          </w:rPr>
+          <w:fldChar w:fldCharType="begin"/>
+        </w:r>
+        <w:r>
+          <w:rPr>
+            <w:noProof/>
+          </w:rPr>
+          <w:instrText xml:space="preserve"> PAGEREF _Toc216337562 \h </w:instrText>
+        </w:r>
+        <w:r>
+          <w:rPr>
+            <w:noProof/>
+          </w:rPr>
+        </w:r>
+        <w:r>
+          <w:rPr>
+            <w:noProof/>
+          </w:rPr>
+          <w:fldChar w:fldCharType="separate"/>
+        </w:r>
+        <w:r>
+          <w:rPr>
+            <w:noProof/>
+          </w:rPr>
+          <w:t>7</w:t>
+        </w:r>
+        <w:r>
+          <w:rPr>
+            <w:noProof/>
+          </w:rPr>
+          <w:fldChar w:fldCharType="end"/>
+        </w:r>
+      </w:hyperlink>
+    </w:p>
+    <w:p>
+      <w:pPr>
+        <w:pStyle w:val="TDC3"/>
+        <w:tabs>
+          <w:tab w:val="right" w:leader="dot" w:pos="9628"/>
+        </w:tabs>
+        <w:rPr>
+          <w:rFonts w:eastAsiaTheme="minorEastAsia" w:cstheme="minorBidi"/>
+          <w:noProof/>
+          <w:kern w:val="0"/>
+          <w:sz w:val="22"/>
+          <w:szCs w:val="22"/>
+          <w:lang w:eastAsia="es-ES" w:bidi="ar-SA"/>
+        </w:rPr>
+      </w:pPr>
+      <w:hyperlink w:anchor="_Toc216337563" w:history="1">
+        <w:r>
+          <w:rPr>
+            <w:rStyle w:val="Hipervnculo"/>
+            <w:noProof/>
+          </w:rPr>
+          <w:t>RNF-02: Rendimiento</w:t>
+        </w:r>
+        <w:r>
+          <w:rPr>
+            <w:noProof/>
+          </w:rPr>
+          <w:tab/>
+        </w:r>
+        <w:r>
+          <w:rPr>
+            <w:noProof/>
+          </w:rPr>
+          <w:fldChar w:fldCharType="begin"/>
+        </w:r>
+        <w:r>
+          <w:rPr>
+            <w:noProof/>
+          </w:rPr>
+          <w:instrText xml:space="preserve"> PAGEREF _Toc216337563 \h </w:instrText>
+        </w:r>
+        <w:r>
+          <w:rPr>
+            <w:noProof/>
+          </w:rPr>
+        </w:r>
+        <w:r>
+          <w:rPr>
+            <w:noProof/>
+          </w:rPr>
+          <w:fldChar w:fldCharType="separate"/>
+        </w:r>
+        <w:r>
+          <w:rPr>
+            <w:noProof/>
+          </w:rPr>
+          <w:t>7</w:t>
+        </w:r>
+        <w:r>
+          <w:rPr>
+            <w:noProof/>
+          </w:rPr>
+          <w:fldChar w:fldCharType="end"/>
+        </w:r>
+      </w:hyperlink>
+    </w:p>
+    <w:p>
+      <w:pPr>
+        <w:pStyle w:val="TDC3"/>
+        <w:tabs>
+          <w:tab w:val="right" w:leader="dot" w:pos="9628"/>
+        </w:tabs>
+        <w:rPr>
+          <w:rFonts w:eastAsiaTheme="minorEastAsia" w:cstheme="minorBidi"/>
+          <w:noProof/>
+          <w:kern w:val="0"/>
+          <w:sz w:val="22"/>
+          <w:szCs w:val="22"/>
+          <w:lang w:eastAsia="es-ES" w:bidi="ar-SA"/>
+        </w:rPr>
+      </w:pPr>
+      <w:hyperlink w:anchor="_Toc216337564" w:history="1">
+        <w:r>
+          <w:rPr>
+            <w:rStyle w:val="Hipervnculo"/>
+            <w:noProof/>
+          </w:rPr>
+          <w:t>RNF-03: Disponibilidad</w:t>
+        </w:r>
+        <w:r>
+          <w:rPr>
+            <w:noProof/>
+          </w:rPr>
+          <w:tab/>
+        </w:r>
+        <w:r>
+          <w:rPr>
+            <w:noProof/>
+          </w:rPr>
+          <w:fldChar w:fldCharType="begin"/>
+        </w:r>
+        <w:r>
+          <w:rPr>
+            <w:noProof/>
+          </w:rPr>
+          <w:instrText xml:space="preserve"> PAGEREF _Toc216337564 \h </w:instrText>
+        </w:r>
+        <w:r>
+          <w:rPr>
+            <w:noProof/>
+          </w:rPr>
+        </w:r>
+        <w:r>
+          <w:rPr>
+            <w:noProof/>
+          </w:rPr>
+          <w:fldChar w:fldCharType="separate"/>
+        </w:r>
+        <w:r>
+          <w:rPr>
+            <w:noProof/>
+          </w:rPr>
+          <w:t>7</w:t>
+        </w:r>
+        <w:r>
+          <w:rPr>
+            <w:noProof/>
+          </w:rPr>
+          <w:fldChar w:fldCharType="end"/>
+        </w:r>
+      </w:hyperlink>
+    </w:p>
+    <w:p>
+      <w:pPr>
+        <w:pStyle w:val="TDC3"/>
+        <w:tabs>
+          <w:tab w:val="right" w:leader="dot" w:pos="9628"/>
+        </w:tabs>
+        <w:rPr>
+          <w:rFonts w:eastAsiaTheme="minorEastAsia" w:cstheme="minorBidi"/>
+          <w:noProof/>
+          <w:kern w:val="0"/>
+          <w:sz w:val="22"/>
+          <w:szCs w:val="22"/>
+          <w:lang w:eastAsia="es-ES" w:bidi="ar-SA"/>
+        </w:rPr>
+      </w:pPr>
+      <w:hyperlink w:anchor="_Toc216337565" w:history="1">
+        <w:r>
+          <w:rPr>
+            <w:rStyle w:val="Hipervnculo"/>
+            <w:noProof/>
+          </w:rPr>
+          <w:t>RNF-04: Compatibilidad</w:t>
+        </w:r>
+        <w:r>
+          <w:rPr>
+            <w:noProof/>
+          </w:rPr>
+          <w:tab/>
+        </w:r>
+        <w:r>
+          <w:rPr>
+            <w:noProof/>
+          </w:rPr>
+          <w:fldChar w:fldCharType="begin"/>
+        </w:r>
+        <w:r>
+          <w:rPr>
+            <w:noProof/>
+          </w:rPr>
+          <w:instrText xml:space="preserve"> PAGEREF _Toc216337565 \h </w:instrText>
+        </w:r>
+        <w:r>
+          <w:rPr>
+            <w:noProof/>
+          </w:rPr>
+        </w:r>
+        <w:r>
+          <w:rPr>
+            <w:noProof/>
+          </w:rPr>
+          <w:fldChar w:fldCharType="separate"/>
+        </w:r>
+        <w:r>
+          <w:rPr>
+            <w:noProof/>
+          </w:rPr>
+          <w:t>7</w:t>
+        </w:r>
+        <w:r>
+          <w:rPr>
+            <w:noProof/>
+          </w:rPr>
+          <w:fldChar w:fldCharType="end"/>
+        </w:r>
+      </w:hyperlink>
+    </w:p>
+    <w:p>
+      <w:pPr>
+        <w:pStyle w:val="TDC2"/>
+        <w:tabs>
+          <w:tab w:val="right" w:leader="dot" w:pos="9628"/>
+        </w:tabs>
+        <w:rPr>
+          <w:rFonts w:eastAsiaTheme="minorEastAsia" w:cstheme="minorBidi"/>
+          <w:noProof/>
+          <w:kern w:val="0"/>
+          <w:sz w:val="22"/>
+          <w:szCs w:val="22"/>
+          <w:lang w:eastAsia="es-ES" w:bidi="ar-SA"/>
+        </w:rPr>
+      </w:pPr>
+      <w:hyperlink w:anchor="_Toc216337566" w:history="1">
+        <w:r>
+          <w:rPr>
+            <w:rStyle w:val="Hipervnculo"/>
+            <w:noProof/>
+          </w:rPr>
+          <w:t>3.5 Requisitos de Integración (RI)</w:t>
+        </w:r>
+        <w:r>
+          <w:rPr>
+            <w:noProof/>
+          </w:rPr>
+          <w:tab/>
+        </w:r>
+        <w:r>
+          <w:rPr>
+            <w:noProof/>
+          </w:rPr>
+          <w:fldChar w:fldCharType="begin"/>
+        </w:r>
+        <w:r>
+          <w:rPr>
+            <w:noProof/>
+          </w:rPr>
+          <w:instrText xml:space="preserve"> PAGEREF _Toc216337566 \h </w:instrText>
+        </w:r>
+        <w:r>
+          <w:rPr>
+            <w:noProof/>
+          </w:rPr>
+        </w:r>
+        <w:r>
+          <w:rPr>
+            <w:noProof/>
+          </w:rPr>
+          <w:fldChar w:fldCharType="separate"/>
+        </w:r>
+        <w:r>
+          <w:rPr>
+            <w:noProof/>
+          </w:rPr>
+          <w:t>7</w:t>
+        </w:r>
+        <w:r>
+          <w:rPr>
+            <w:noProof/>
+          </w:rPr>
+          <w:fldChar w:fldCharType="end"/>
+        </w:r>
+      </w:hyperlink>
+    </w:p>
+    <w:p>
+      <w:pPr>
+        <w:pStyle w:val="TDC3"/>
+        <w:tabs>
+          <w:tab w:val="right" w:leader="dot" w:pos="9628"/>
+        </w:tabs>
+        <w:rPr>
+          <w:rFonts w:eastAsiaTheme="minorEastAsia" w:cstheme="minorBidi"/>
+          <w:noProof/>
+          <w:kern w:val="0"/>
+          <w:sz w:val="22"/>
+          <w:szCs w:val="22"/>
+          <w:lang w:eastAsia="es-ES" w:bidi="ar-SA"/>
+        </w:rPr>
+      </w:pPr>
+      <w:hyperlink w:anchor="_Toc216337567" w:history="1">
+        <w:r>
+          <w:rPr>
+            <w:rStyle w:val="Hipervnculo"/>
+            <w:noProof/>
+          </w:rPr>
+          <w:t>RI-01: Integración con servicios de correo</w:t>
+        </w:r>
+        <w:r>
+          <w:rPr>
+            <w:noProof/>
+          </w:rPr>
+          <w:tab/>
+        </w:r>
+        <w:r>
+          <w:rPr>
+            <w:noProof/>
+          </w:rPr>
+          <w:fldChar w:fldCharType="begin"/>
+        </w:r>
+        <w:r>
+          <w:rPr>
+            <w:noProof/>
+          </w:rPr>
+          <w:instrText xml:space="preserve"> PAGEREF _Toc216337567 \h </w:instrText>
+        </w:r>
+        <w:r>
+          <w:rPr>
+            <w:noProof/>
+          </w:rPr>
+        </w:r>
+        <w:r>
+          <w:rPr>
+            <w:noProof/>
+          </w:rPr>
+          <w:fldChar w:fldCharType="separate"/>
+        </w:r>
+        <w:r>
+          <w:rPr>
+            <w:noProof/>
+          </w:rPr>
+          <w:t>7</w:t>
+        </w:r>
+        <w:r>
+          <w:rPr>
+            <w:noProof/>
+          </w:rPr>
+          <w:fldChar w:fldCharType="end"/>
+        </w:r>
+      </w:hyperlink>
+    </w:p>
+    <w:p>
+      <w:pPr>
+        <w:pStyle w:val="TDC3"/>
+        <w:tabs>
+          <w:tab w:val="right" w:leader="dot" w:pos="9628"/>
+        </w:tabs>
+        <w:rPr>
+          <w:rFonts w:eastAsiaTheme="minorEastAsia" w:cstheme="minorBidi"/>
+          <w:noProof/>
+          <w:kern w:val="0"/>
+          <w:sz w:val="22"/>
+          <w:szCs w:val="22"/>
+          <w:lang w:eastAsia="es-ES" w:bidi="ar-SA"/>
+        </w:rPr>
+      </w:pPr>
+      <w:hyperlink w:anchor="_Toc216337568" w:history="1">
+        <w:r>
+          <w:rPr>
+            <w:rStyle w:val="Hipervnculo"/>
+            <w:noProof/>
+          </w:rPr>
+          <w:t>RI-02: Integración con plataformas de pago (futura)</w:t>
+        </w:r>
+        <w:r>
+          <w:rPr>
+            <w:noProof/>
+          </w:rPr>
+          <w:tab/>
+        </w:r>
+        <w:r>
+          <w:rPr>
+            <w:noProof/>
+          </w:rPr>
+          <w:fldChar w:fldCharType="begin"/>
+        </w:r>
+        <w:r>
+          <w:rPr>
+            <w:noProof/>
+          </w:rPr>
+          <w:instrText xml:space="preserve"> PAGEREF _Toc216337568 \h </w:instrText>
+        </w:r>
+        <w:r>
+          <w:rPr>
+            <w:noProof/>
+          </w:rPr>
+        </w:r>
+        <w:r>
+          <w:rPr>
+            <w:noProof/>
+          </w:rPr>
+          <w:fldChar w:fldCharType="separate"/>
+        </w:r>
+        <w:r>
+          <w:rPr>
+            <w:noProof/>
+          </w:rPr>
+          <w:t>8</w:t>
+        </w:r>
+        <w:r>
+          <w:rPr>
+            <w:noProof/>
+          </w:rPr>
+          <w:fldChar w:fldCharType="end"/>
+        </w:r>
+      </w:hyperlink>
+    </w:p>
+    <w:p>
+      <w:pPr>
+        <w:pStyle w:val="TDC3"/>
+        <w:tabs>
+          <w:tab w:val="right" w:leader="dot" w:pos="9628"/>
+        </w:tabs>
+        <w:rPr>
+          <w:rFonts w:eastAsiaTheme="minorEastAsia" w:cstheme="minorBidi"/>
+          <w:noProof/>
+          <w:kern w:val="0"/>
+          <w:sz w:val="22"/>
+          <w:szCs w:val="22"/>
+          <w:lang w:eastAsia="es-ES" w:bidi="ar-SA"/>
+        </w:rPr>
+      </w:pPr>
+      <w:hyperlink w:anchor="_Toc216337569" w:history="1">
+        <w:r>
+          <w:rPr>
+            <w:rStyle w:val="Hipervnculo"/>
+            <w:noProof/>
+          </w:rPr>
+          <w:t>RI-03: Integración con redes sociales</w:t>
+        </w:r>
+        <w:r>
+          <w:rPr>
+            <w:noProof/>
+          </w:rPr>
+          <w:tab/>
+        </w:r>
+        <w:r>
+          <w:rPr>
+            <w:noProof/>
+          </w:rPr>
+          <w:fldChar w:fldCharType="begin"/>
+        </w:r>
+        <w:r>
+          <w:rPr>
+            <w:noProof/>
+          </w:rPr>
+          <w:instrText xml:space="preserve"> PAGEREF _Toc216337569 \h </w:instrText>
+        </w:r>
+        <w:r>
+          <w:rPr>
+            <w:noProof/>
+          </w:rPr>
+        </w:r>
+        <w:r>
+          <w:rPr>
+            <w:noProof/>
+          </w:rPr>
+          <w:fldChar w:fldCharType="separate"/>
+        </w:r>
+        <w:r>
+          <w:rPr>
+            <w:noProof/>
+          </w:rPr>
+          <w:t>8</w:t>
+        </w:r>
+        <w:r>
+          <w:rPr>
+            <w:noProof/>
+          </w:rPr>
+          <w:fldChar w:fldCharType="end"/>
+        </w:r>
+      </w:hyperlink>
+    </w:p>
+    <w:p>
+      <w:pPr>
+        <w:pStyle w:val="TDC3"/>
+        <w:tabs>
+          <w:tab w:val="right" w:leader="dot" w:pos="9628"/>
+        </w:tabs>
+        <w:rPr>
+          <w:rFonts w:eastAsiaTheme="minorEastAsia" w:cstheme="minorBidi"/>
+          <w:noProof/>
+          <w:kern w:val="0"/>
+          <w:sz w:val="22"/>
+          <w:szCs w:val="22"/>
+          <w:lang w:eastAsia="es-ES" w:bidi="ar-SA"/>
+        </w:rPr>
+      </w:pPr>
+      <w:hyperlink w:anchor="_Toc216337570" w:history="1">
+        <w:r>
+          <w:rPr>
+            <w:rStyle w:val="Hipervnculo"/>
+            <w:noProof/>
+          </w:rPr>
+          <w:t>RI-04: API de geolocalización (opcional)</w:t>
+        </w:r>
+        <w:r>
+          <w:rPr>
+            <w:noProof/>
+          </w:rPr>
+          <w:tab/>
+        </w:r>
+        <w:r>
+          <w:rPr>
+            <w:noProof/>
+          </w:rPr>
+          <w:fldChar w:fldCharType="begin"/>
+        </w:r>
+        <w:r>
+          <w:rPr>
+            <w:noProof/>
+          </w:rPr>
+          <w:instrText xml:space="preserve"> PAGEREF _Toc216337570 \h </w:instrText>
+        </w:r>
+        <w:r>
+          <w:rPr>
+            <w:noProof/>
+          </w:rPr>
+        </w:r>
+        <w:r>
+          <w:rPr>
+            <w:noProof/>
+          </w:rPr>
+          <w:fldChar w:fldCharType="separate"/>
+        </w:r>
+        <w:r>
+          <w:rPr>
+            <w:noProof/>
+          </w:rPr>
+          <w:t>8</w:t>
+        </w:r>
+        <w:r>
+          <w:rPr>
+            <w:noProof/>
+          </w:rPr>
+          <w:fldChar w:fldCharType="end"/>
+        </w:r>
+      </w:hyperlink>
+    </w:p>
+    <w:p>
+      <w:pPr>
+        <w:pStyle w:val="TDC2"/>
+        <w:tabs>
+          <w:tab w:val="right" w:leader="dot" w:pos="9628"/>
+        </w:tabs>
+        <w:rPr>
+          <w:rFonts w:eastAsiaTheme="minorEastAsia" w:cstheme="minorBidi"/>
+          <w:noProof/>
+          <w:kern w:val="0"/>
+          <w:sz w:val="22"/>
+          <w:szCs w:val="22"/>
+          <w:lang w:eastAsia="es-ES" w:bidi="ar-SA"/>
+        </w:rPr>
+      </w:pPr>
+      <w:hyperlink w:anchor="_Toc216337571" w:history="1">
+        <w:r>
+          <w:rPr>
+            <w:rStyle w:val="Hipervnculo"/>
+            <w:noProof/>
+          </w:rPr>
+          <w:t>3.6 Requisitos de Interfaz (UI/UX)</w:t>
+        </w:r>
+        <w:r>
+          <w:rPr>
+            <w:noProof/>
+          </w:rPr>
+          <w:tab/>
+        </w:r>
+        <w:r>
+          <w:rPr>
+            <w:noProof/>
+          </w:rPr>
+          <w:fldChar w:fldCharType="begin"/>
+        </w:r>
+        <w:r>
+          <w:rPr>
+            <w:noProof/>
+          </w:rPr>
+          <w:instrText xml:space="preserve"> PAGEREF _Toc216337571 \h </w:instrText>
+        </w:r>
+        <w:r>
+          <w:rPr>
+            <w:noProof/>
+          </w:rPr>
+        </w:r>
+        <w:r>
+          <w:rPr>
+            <w:noProof/>
+          </w:rPr>
+          <w:fldChar w:fldCharType="separate"/>
+        </w:r>
+        <w:r>
+          <w:rPr>
+            <w:noProof/>
+          </w:rPr>
+          <w:t>8</w:t>
+        </w:r>
+        <w:r>
+          <w:rPr>
+            <w:noProof/>
+          </w:rPr>
+          <w:fldChar w:fldCharType="end"/>
+        </w:r>
+      </w:hyperlink>
+    </w:p>
+    <w:p>
+      <w:pPr>
+        <w:pStyle w:val="TDC3"/>
+        <w:tabs>
+          <w:tab w:val="right" w:leader="dot" w:pos="9628"/>
+        </w:tabs>
+        <w:rPr>
+          <w:rFonts w:eastAsiaTheme="minorEastAsia" w:cstheme="minorBidi"/>
+          <w:noProof/>
+          <w:kern w:val="0"/>
+          <w:sz w:val="22"/>
+          <w:szCs w:val="22"/>
+          <w:lang w:eastAsia="es-ES" w:bidi="ar-SA"/>
+        </w:rPr>
+      </w:pPr>
+      <w:hyperlink w:anchor="_Toc216337572" w:history="1">
+        <w:r>
+          <w:rPr>
+            <w:rStyle w:val="Hipervnculo"/>
+            <w:noProof/>
+          </w:rPr>
+          <w:t>RUI-01: Diseño responsivo</w:t>
+        </w:r>
+        <w:r>
+          <w:rPr>
+            <w:noProof/>
+          </w:rPr>
+          <w:tab/>
+        </w:r>
+        <w:r>
+          <w:rPr>
+            <w:noProof/>
+          </w:rPr>
+          <w:fldChar w:fldCharType="begin"/>
+        </w:r>
+        <w:r>
+          <w:rPr>
+            <w:noProof/>
+          </w:rPr>
+          <w:instrText xml:space="preserve"> PAGEREF _Toc216337572 \h </w:instrText>
+        </w:r>
+        <w:r>
+          <w:rPr>
+            <w:noProof/>
+          </w:rPr>
+        </w:r>
+        <w:r>
+          <w:rPr>
+            <w:noProof/>
+          </w:rPr>
+          <w:fldChar w:fldCharType="separate"/>
+        </w:r>
+        <w:r>
+          <w:rPr>
+            <w:noProof/>
+          </w:rPr>
+          <w:t>8</w:t>
+        </w:r>
+        <w:r>
+          <w:rPr>
+            <w:noProof/>
+          </w:rPr>
+          <w:fldChar w:fldCharType="end"/>
+        </w:r>
+      </w:hyperlink>
+    </w:p>
+    <w:p>
+      <w:pPr>
+        <w:pStyle w:val="TDC3"/>
+        <w:tabs>
+          <w:tab w:val="right" w:leader="dot" w:pos="9628"/>
+        </w:tabs>
+        <w:rPr>
+          <w:rFonts w:eastAsiaTheme="minorEastAsia" w:cstheme="minorBidi"/>
+          <w:noProof/>
+          <w:kern w:val="0"/>
+          <w:sz w:val="22"/>
+          <w:szCs w:val="22"/>
+          <w:lang w:eastAsia="es-ES" w:bidi="ar-SA"/>
+        </w:rPr>
+      </w:pPr>
+      <w:hyperlink w:anchor="_Toc216337573" w:history="1">
+        <w:r>
+          <w:rPr>
+            <w:rStyle w:val="Hipervnculo"/>
+            <w:noProof/>
+          </w:rPr>
+          <w:t>RUI-02: Navegación intuitiva</w:t>
+        </w:r>
+        <w:r>
+          <w:rPr>
+            <w:noProof/>
+          </w:rPr>
+          <w:tab/>
+        </w:r>
+        <w:r>
+          <w:rPr>
+            <w:noProof/>
+          </w:rPr>
+          <w:fldChar w:fldCharType="begin"/>
+        </w:r>
+        <w:r>
+          <w:rPr>
+            <w:noProof/>
+          </w:rPr>
+          <w:instrText xml:space="preserve"> PAGEREF _Toc216337573 \h </w:instrText>
+        </w:r>
+        <w:r>
+          <w:rPr>
+            <w:noProof/>
+          </w:rPr>
+        </w:r>
+        <w:r>
+          <w:rPr>
+            <w:noProof/>
+          </w:rPr>
+          <w:fldChar w:fldCharType="separate"/>
+        </w:r>
+        <w:r>
+          <w:rPr>
+            <w:noProof/>
+          </w:rPr>
+          <w:t>8</w:t>
+        </w:r>
+        <w:r>
+          <w:rPr>
+            <w:noProof/>
+          </w:rPr>
+          <w:fldChar w:fldCharType="end"/>
+        </w:r>
+      </w:hyperlink>
+    </w:p>
+    <w:p>
+      <w:pPr>
+        <w:pStyle w:val="TDC3"/>
+        <w:tabs>
+          <w:tab w:val="right" w:leader="dot" w:pos="9628"/>
+        </w:tabs>
+        <w:rPr>
+          <w:rFonts w:eastAsiaTheme="minorEastAsia" w:cstheme="minorBidi"/>
+          <w:noProof/>
+          <w:kern w:val="0"/>
+          <w:sz w:val="22"/>
+          <w:szCs w:val="22"/>
+          <w:lang w:eastAsia="es-ES" w:bidi="ar-SA"/>
+        </w:rPr>
+      </w:pPr>
+      <w:hyperlink w:anchor="_Toc216337574" w:history="1">
+        <w:r>
+          <w:rPr>
+            <w:rStyle w:val="Hipervnculo"/>
+            <w:noProof/>
+          </w:rPr>
+          <w:t>RUI-03: Feedback visual</w:t>
+        </w:r>
+        <w:r>
+          <w:rPr>
+            <w:noProof/>
+          </w:rPr>
+          <w:tab/>
+        </w:r>
+        <w:r>
+          <w:rPr>
+            <w:noProof/>
+          </w:rPr>
+          <w:fldChar w:fldCharType="begin"/>
+        </w:r>
+        <w:r>
+          <w:rPr>
+            <w:noProof/>
+          </w:rPr>
+          <w:instrText xml:space="preserve"> PAGEREF _Toc216337574 \h </w:instrText>
+        </w:r>
+        <w:r>
+          <w:rPr>
+            <w:noProof/>
+          </w:rPr>
+        </w:r>
+        <w:r>
+          <w:rPr>
+            <w:noProof/>
+          </w:rPr>
+          <w:fldChar w:fldCharType="separate"/>
+        </w:r>
+        <w:r>
+          <w:rPr>
+            <w:noProof/>
+          </w:rPr>
+          <w:t>9</w:t>
+        </w:r>
+        <w:r>
+          <w:rPr>
+            <w:noProof/>
+          </w:rPr>
+          <w:fldChar w:fldCharType="end"/>
+        </w:r>
+      </w:hyperlink>
+    </w:p>
+    <w:p>
+      <w:pPr>
+        <w:pStyle w:val="TDC3"/>
+        <w:tabs>
+          <w:tab w:val="right" w:leader="dot" w:pos="9628"/>
+        </w:tabs>
+        <w:rPr>
+          <w:rFonts w:eastAsiaTheme="minorEastAsia" w:cstheme="minorBidi"/>
+          <w:noProof/>
+          <w:kern w:val="0"/>
+          <w:sz w:val="22"/>
+          <w:szCs w:val="22"/>
+          <w:lang w:eastAsia="es-ES" w:bidi="ar-SA"/>
+        </w:rPr>
+      </w:pPr>
+      <w:hyperlink w:anchor="_Toc216337575" w:history="1">
+        <w:r>
+          <w:rPr>
+            <w:rStyle w:val="Hipervnculo"/>
+            <w:noProof/>
+          </w:rPr>
+          <w:t>RUI-04: Interfaz atractiva y consistente</w:t>
+        </w:r>
+        <w:r>
+          <w:rPr>
+            <w:noProof/>
+          </w:rPr>
+          <w:tab/>
+        </w:r>
+        <w:r>
+          <w:rPr>
+            <w:noProof/>
+          </w:rPr>
+          <w:fldChar w:fldCharType="begin"/>
+        </w:r>
+        <w:r>
+          <w:rPr>
+            <w:noProof/>
+          </w:rPr>
+          <w:instrText xml:space="preserve"> PAGEREF _Toc216337575 \h </w:instrText>
+        </w:r>
+        <w:r>
+          <w:rPr>
+            <w:noProof/>
+          </w:rPr>
+        </w:r>
+        <w:r>
+          <w:rPr>
+            <w:noProof/>
+          </w:rPr>
+          <w:fldChar w:fldCharType="separate"/>
+        </w:r>
+        <w:r>
+          <w:rPr>
+            <w:noProof/>
+          </w:rPr>
+          <w:t>9</w:t>
+        </w:r>
+        <w:r>
+          <w:rPr>
+            <w:noProof/>
+          </w:rPr>
+          <w:fldChar w:fldCharType="end"/>
+        </w:r>
+      </w:hyperlink>
+    </w:p>
+    <w:p>
+      <w:pPr>
+        <w:pStyle w:val="TDC3"/>
+        <w:tabs>
+          <w:tab w:val="right" w:leader="dot" w:pos="9628"/>
+        </w:tabs>
+        <w:rPr>
+          <w:rFonts w:eastAsiaTheme="minorEastAsia" w:cstheme="minorBidi"/>
+          <w:noProof/>
+          <w:kern w:val="0"/>
+          <w:sz w:val="22"/>
+          <w:szCs w:val="22"/>
+          <w:lang w:eastAsia="es-ES" w:bidi="ar-SA"/>
+        </w:rPr>
+      </w:pPr>
+      <w:hyperlink w:anchor="_Toc216337576" w:history="1">
+        <w:r>
+          <w:rPr>
+            <w:rStyle w:val="Hipervnculo"/>
+            <w:noProof/>
+          </w:rPr>
+          <w:t>RUI-05: Accesibilidad básica</w:t>
+        </w:r>
+        <w:r>
+          <w:rPr>
+            <w:noProof/>
+          </w:rPr>
+          <w:tab/>
+        </w:r>
+        <w:r>
+          <w:rPr>
+            <w:noProof/>
+          </w:rPr>
+          <w:fldChar w:fldCharType="begin"/>
+        </w:r>
+        <w:r>
+          <w:rPr>
+            <w:noProof/>
+          </w:rPr>
+          <w:instrText xml:space="preserve"> PAGEREF _Toc216337576 \h </w:instrText>
+        </w:r>
+        <w:r>
+          <w:rPr>
+            <w:noProof/>
+          </w:rPr>
+        </w:r>
+        <w:r>
+          <w:rPr>
+            <w:noProof/>
+          </w:rPr>
+          <w:fldChar w:fldCharType="separate"/>
+        </w:r>
+        <w:r>
+          <w:rPr>
+            <w:noProof/>
+          </w:rPr>
+          <w:t>9</w:t>
         </w:r>
         <w:r>
           <w:rPr>
@@ -1482,7 +3812,7 @@
         <w:pStyle w:val="Ttulo1"/>
         <w:pageBreakBefore/>
       </w:pPr>
-      <w:bookmarkStart w:id="2" w:name="_Toc216167047"/>
+      <w:bookmarkStart w:id="2" w:name="_Toc216337540"/>
       <w:bookmarkEnd w:id="0"/>
       <w:bookmarkEnd w:id="1"/>
       <w:r>
@@ -1502,13 +3832,7 @@
     <w:p/>
     <w:p>
       <w:r>
-        <w:t>El sistema permitirá a los usuarios navegar por un catálogo organizado por categorías, visualizar imágenes ampliadas de los productos, contactar con la tienda y realizar compras de forma sen</w:t>
-      </w:r>
-      <w:r>
-        <w:t>c</w:t>
-      </w:r>
-      <w:r>
-        <w:t>illa.</w:t>
+        <w:t>El sistema permitirá a los usuarios navegar por un catálogo organizado por categorías, visualizar imágenes ampliadas de los productos, contactar con la tienda y realizar compras de forma sencilla.</w:t>
       </w:r>
     </w:p>
     <w:p>
@@ -1523,38 +3847,25 @@
       </w:r>
     </w:p>
     <w:p/>
-    <w:p/>
     <w:p>
       <w:pPr>
         <w:pStyle w:val="Ttulo1"/>
       </w:pPr>
-      <w:bookmarkStart w:id="3" w:name="_Toc216167048"/>
-      <w:r>
-        <w:t>2.Base de Datos</w:t>
+      <w:bookmarkStart w:id="3" w:name="_Toc216337541"/>
+      <w:r>
+        <w:t>2.</w:t>
+      </w:r>
+      <w:r>
+        <w:t>Glosario</w:t>
       </w:r>
       <w:bookmarkEnd w:id="3"/>
     </w:p>
     <w:p>
-      <w:r>
-        <w:t xml:space="preserve">Se usarán 5 tablas; más o menos una para cada página </w:t>
-      </w:r>
-      <w:proofErr w:type="spellStart"/>
-      <w:r>
-        <w:t>html</w:t>
-      </w:r>
-      <w:proofErr w:type="spellEnd"/>
-    </w:p>
-    <w:p>
-      <w:r>
-        <w:t>Las Tablas serán:</w:t>
-      </w:r>
-    </w:p>
-    <w:p>
       <w:pPr>
         <w:pStyle w:val="Prrafodelista"/>
         <w:numPr>
           <w:ilvl w:val="0"/>
-          <w:numId w:val="3"/>
+          <w:numId w:val="5"/>
         </w:numPr>
         <w:rPr>
           <w:b/>
@@ -1563,24 +3874,12 @@
       </w:pPr>
       <w:r>
         <w:rPr>
-          <w:b/>
-          <w:bCs/>
+          <w:rStyle w:val="Textoennegrita"/>
         </w:rPr>
-        <w:t>Producto</w:t>
-      </w:r>
-      <w:r>
-        <w:rPr>
-          <w:b/>
-          <w:bCs/>
-        </w:rPr>
-        <w:t>s</w:t>
-      </w:r>
-      <w:r>
-        <w:rPr>
-          <w:b/>
-          <w:bCs/>
-        </w:rPr>
-        <w:t>.</w:t>
+        <w:t>Usuario:</w:t>
+      </w:r>
+      <w:r>
+        <w:t xml:space="preserve"> Persona que accede al sistema, ya sea visitante o registrado.</w:t>
       </w:r>
     </w:p>
     <w:p>
@@ -1588,7 +3887,7 @@
         <w:pStyle w:val="Prrafodelista"/>
         <w:numPr>
           <w:ilvl w:val="0"/>
-          <w:numId w:val="3"/>
+          <w:numId w:val="5"/>
         </w:numPr>
         <w:rPr>
           <w:b/>
@@ -1597,17 +3896,12 @@
       </w:pPr>
       <w:r>
         <w:rPr>
-          <w:b/>
-          <w:bCs/>
+          <w:rStyle w:val="Textoennegrita"/>
         </w:rPr>
-        <w:t>Categorías</w:t>
-      </w:r>
-      <w:r>
-        <w:rPr>
-          <w:b/>
-          <w:bCs/>
-        </w:rPr>
-        <w:t>.</w:t>
+        <w:t>Administrador:</w:t>
+      </w:r>
+      <w:r>
+        <w:t xml:space="preserve"> Usuario con permisos plenos para gestionar todos los elementos del sistema.</w:t>
       </w:r>
     </w:p>
     <w:p>
@@ -1615,7 +3909,7 @@
         <w:pStyle w:val="Prrafodelista"/>
         <w:numPr>
           <w:ilvl w:val="0"/>
-          <w:numId w:val="3"/>
+          <w:numId w:val="5"/>
         </w:numPr>
         <w:rPr>
           <w:b/>
@@ -1624,17 +3918,12 @@
       </w:pPr>
       <w:r>
         <w:rPr>
-          <w:b/>
-          <w:bCs/>
+          <w:rStyle w:val="Textoennegrita"/>
         </w:rPr>
-        <w:t>Mensaje_contacto</w:t>
-      </w:r>
-      <w:r>
-        <w:rPr>
-          <w:b/>
-          <w:bCs/>
-        </w:rPr>
-        <w:t>.</w:t>
+        <w:t>Encargado de tienda:</w:t>
+      </w:r>
+      <w:r>
+        <w:t xml:space="preserve"> Usuario con permisos limitados a la administración de productos.</w:t>
       </w:r>
     </w:p>
     <w:p>
@@ -1642,7 +3931,7 @@
         <w:pStyle w:val="Prrafodelista"/>
         <w:numPr>
           <w:ilvl w:val="0"/>
-          <w:numId w:val="3"/>
+          <w:numId w:val="5"/>
         </w:numPr>
         <w:rPr>
           <w:b/>
@@ -1651,17 +3940,12 @@
       </w:pPr>
       <w:r>
         <w:rPr>
-          <w:b/>
-          <w:bCs/>
+          <w:rStyle w:val="Textoennegrita"/>
         </w:rPr>
-        <w:t>Imágenes_galeria</w:t>
-      </w:r>
-      <w:r>
-        <w:rPr>
-          <w:b/>
-          <w:bCs/>
-        </w:rPr>
-        <w:t>.</w:t>
+        <w:t>Usuario estándar:</w:t>
+      </w:r>
+      <w:r>
+        <w:t xml:space="preserve"> Usuario registrado que puede consultar el contenido del sitio y enviar mensajes.</w:t>
       </w:r>
     </w:p>
     <w:p>
@@ -1669,7 +3953,7 @@
         <w:pStyle w:val="Prrafodelista"/>
         <w:numPr>
           <w:ilvl w:val="0"/>
-          <w:numId w:val="3"/>
+          <w:numId w:val="5"/>
         </w:numPr>
         <w:rPr>
           <w:b/>
@@ -1678,33 +3962,34 @@
       </w:pPr>
       <w:r>
         <w:rPr>
-          <w:b/>
-          <w:bCs/>
+          <w:rStyle w:val="Textoennegrita"/>
         </w:rPr>
-        <w:t>Usuarios</w:t>
-      </w:r>
-      <w:r>
+        <w:t>Producto:</w:t>
+      </w:r>
+      <w:r>
+        <w:t xml:space="preserve"> Elemento que aparece en el catálogo, con información detallada como título, descripciones, precio, imagen principal, stock y categoría.</w:t>
+      </w:r>
+    </w:p>
+    <w:p>
+      <w:pPr>
+        <w:pStyle w:val="Prrafodelista"/>
+        <w:numPr>
+          <w:ilvl w:val="0"/>
+          <w:numId w:val="5"/>
+        </w:numPr>
         <w:rPr>
           <w:b/>
           <w:bCs/>
         </w:rPr>
-        <w:t>.</w:t>
-      </w:r>
-    </w:p>
-    <w:p>
-      <w:pPr>
-        <w:pStyle w:val="Ttulo2"/>
-      </w:pPr>
-      <w:r>
-        <w:t>2.</w:t>
-      </w:r>
-      <w:r>
-        <w:t>1 Producto</w:t>
-      </w:r>
-    </w:p>
-    <w:p>
-      <w:r>
-        <w:t>Los campos que se usarán en esta tabla serán:</w:t>
+      </w:pPr>
+      <w:r>
+        <w:rPr>
+          <w:rStyle w:val="Textoennegrita"/>
+        </w:rPr>
+        <w:t>Categoría:</w:t>
+      </w:r>
+      <w:r>
+        <w:t xml:space="preserve"> Grupo temático al que pertenecen ciertos productos (por ejemplo, figuras, llaveros o cofradías).</w:t>
       </w:r>
     </w:p>
     <w:p>
@@ -1712,18 +3997,21 @@
         <w:pStyle w:val="Prrafodelista"/>
         <w:numPr>
           <w:ilvl w:val="0"/>
-          <w:numId w:val="4"/>
+          <w:numId w:val="5"/>
         </w:numPr>
-      </w:pPr>
-      <w:r>
         <w:rPr>
           <w:b/>
           <w:bCs/>
         </w:rPr>
-        <w:t>Id:</w:t>
-      </w:r>
-      <w:r>
-        <w:t xml:space="preserve"> Será la referencia de esta tabla.</w:t>
+      </w:pPr>
+      <w:r>
+        <w:rPr>
+          <w:rStyle w:val="Textoennegrita"/>
+        </w:rPr>
+        <w:t>Galería:</w:t>
+      </w:r>
+      <w:r>
+        <w:t xml:space="preserve"> Conjunto de imágenes representativas de proyectos realizados o personalizados.</w:t>
       </w:r>
     </w:p>
     <w:p>
@@ -1731,18 +4019,21 @@
         <w:pStyle w:val="Prrafodelista"/>
         <w:numPr>
           <w:ilvl w:val="0"/>
-          <w:numId w:val="4"/>
+          <w:numId w:val="5"/>
         </w:numPr>
-      </w:pPr>
-      <w:r>
         <w:rPr>
           <w:b/>
           <w:bCs/>
         </w:rPr>
-        <w:t>Nombre:</w:t>
-      </w:r>
-      <w:r>
-        <w:t xml:space="preserve"> es un “identificador” de cada producto.</w:t>
+      </w:pPr>
+      <w:r>
+        <w:rPr>
+          <w:rStyle w:val="Textoennegrita"/>
+        </w:rPr>
+        <w:t>Imagen de galería:</w:t>
+      </w:r>
+      <w:r>
+        <w:t xml:space="preserve"> Archivo gráfico que puede estar o no vinculado a un producto del catálogo.</w:t>
       </w:r>
     </w:p>
     <w:p>
@@ -1750,18 +4041,21 @@
         <w:pStyle w:val="Prrafodelista"/>
         <w:numPr>
           <w:ilvl w:val="0"/>
-          <w:numId w:val="4"/>
+          <w:numId w:val="5"/>
         </w:numPr>
-      </w:pPr>
-      <w:r>
         <w:rPr>
           <w:b/>
           <w:bCs/>
         </w:rPr>
-        <w:t>Descripción:</w:t>
-      </w:r>
-      <w:r>
-        <w:t xml:space="preserve"> es la Descripción completa del producto</w:t>
+      </w:pPr>
+      <w:r>
+        <w:rPr>
+          <w:rStyle w:val="Textoennegrita"/>
+        </w:rPr>
+        <w:t>Mensaje:</w:t>
+      </w:r>
+      <w:r>
+        <w:t xml:space="preserve"> Comunicación enviada por un visitante a través del formulario de contacto.</w:t>
       </w:r>
     </w:p>
     <w:p>
@@ -1769,18 +4063,21 @@
         <w:pStyle w:val="Prrafodelista"/>
         <w:numPr>
           <w:ilvl w:val="0"/>
-          <w:numId w:val="4"/>
+          <w:numId w:val="5"/>
         </w:numPr>
-      </w:pPr>
-      <w:r>
         <w:rPr>
           <w:b/>
           <w:bCs/>
         </w:rPr>
-        <w:t>Breve:</w:t>
-      </w:r>
-      <w:r>
-        <w:t xml:space="preserve"> Es la descripción reducida del producto con el fin de que cuando se muestre el producto aparezca.</w:t>
+      </w:pPr>
+      <w:r>
+        <w:rPr>
+          <w:rStyle w:val="Textoennegrita"/>
+        </w:rPr>
+        <w:t>Destacado:</w:t>
+      </w:r>
+      <w:r>
+        <w:t xml:space="preserve"> Indicador que señala si un producto debe aparecer resaltado en secciones especiales de la web.</w:t>
       </w:r>
     </w:p>
     <w:p>
@@ -1788,37 +4085,101 @@
         <w:pStyle w:val="Prrafodelista"/>
         <w:numPr>
           <w:ilvl w:val="0"/>
-          <w:numId w:val="4"/>
+          <w:numId w:val="5"/>
         </w:numPr>
-      </w:pPr>
-      <w:r>
         <w:rPr>
           <w:b/>
           <w:bCs/>
         </w:rPr>
-        <w:t>Precio:</w:t>
-      </w:r>
-      <w:r>
-        <w:t xml:space="preserve"> Es el dinero del producto</w:t>
-      </w:r>
+      </w:pPr>
+      <w:r>
+        <w:rPr>
+          <w:rStyle w:val="Textoennegrita"/>
+        </w:rPr>
+        <w:t>Rol:</w:t>
+      </w:r>
+      <w:r>
+        <w:t xml:space="preserve"> Tipo de usuario que determina el nivel de acceso dentro del sistema.</w:t>
+      </w:r>
+    </w:p>
+    <w:p>
+      <w:pPr>
+        <w:suppressAutoHyphens w:val="0"/>
+        <w:rPr>
+          <w:rFonts w:asciiTheme="majorHAnsi" w:eastAsia="Times New Roman" w:hAnsiTheme="majorHAnsi" w:cs="Times New Roman"/>
+          <w:b/>
+          <w:bCs/>
+          <w:sz w:val="32"/>
+          <w:szCs w:val="32"/>
+        </w:rPr>
+      </w:pPr>
+      <w:bookmarkStart w:id="4" w:name="_Toc216337542"/>
+      <w:r>
+        <w:br w:type="page"/>
+      </w:r>
+    </w:p>
+    <w:p>
+      <w:pPr>
+        <w:pStyle w:val="Ttulo2"/>
+        <w:rPr>
+          <w:rFonts w:asciiTheme="minorHAnsi" w:eastAsia="NSimSun" w:hAnsiTheme="minorHAnsi" w:cs="Arial"/>
+          <w:b w:val="0"/>
+          <w:bCs w:val="0"/>
+          <w:sz w:val="24"/>
+          <w:szCs w:val="24"/>
+        </w:rPr>
+      </w:pPr>
+      <w:r>
+        <w:lastRenderedPageBreak/>
+        <w:t>3.Requisitos</w:t>
+      </w:r>
+      <w:bookmarkEnd w:id="4"/>
+    </w:p>
+    <w:p>
+      <w:pPr>
+        <w:pStyle w:val="Ttulo2"/>
+      </w:pPr>
+      <w:bookmarkStart w:id="5" w:name="_Toc216337543"/>
+      <w:r>
+        <w:t>3</w:t>
+      </w:r>
+      <w:r>
+        <w:t>.</w:t>
+      </w:r>
+      <w:r>
+        <w:t>1</w:t>
+      </w:r>
+      <w:r>
+        <w:t xml:space="preserve"> </w:t>
+      </w:r>
+      <w:r>
+        <w:t>Requisitos de Información</w:t>
+      </w:r>
+      <w:r>
+        <w:t xml:space="preserve"> (RI)</w:t>
+      </w:r>
+      <w:bookmarkEnd w:id="5"/>
     </w:p>
     <w:p>
       <w:pPr>
         <w:pStyle w:val="Prrafodelista"/>
         <w:numPr>
           <w:ilvl w:val="0"/>
-          <w:numId w:val="4"/>
+          <w:numId w:val="6"/>
         </w:numPr>
       </w:pPr>
+      <w:r>
+        <w:t xml:space="preserve">Esta sección </w:t>
+      </w:r>
       <w:r>
         <w:rPr>
           <w:b/>
           <w:bCs/>
         </w:rPr>
-        <w:t>Imagen:</w:t>
-      </w:r>
-      <w:r>
-        <w:t xml:space="preserve"> Es la foto/url de cada foto</w:t>
+        <w:t>describe qué datos deben almacenarse en el sistema</w:t>
+      </w:r>
+      <w:r>
+        <w:t xml:space="preserve"> y cómo se deben estructurar.</w:t>
       </w:r>
     </w:p>
     <w:p>
@@ -1826,7 +4187,19 @@
         <w:pStyle w:val="Prrafodelista"/>
         <w:numPr>
           <w:ilvl w:val="0"/>
-          <w:numId w:val="4"/>
+          <w:numId w:val="6"/>
+        </w:numPr>
+      </w:pPr>
+      <w:r>
+        <w:t>Incluye información sobre usuarios, productos, categorías, imágenes, mensajes, etc.</w:t>
+      </w:r>
+    </w:p>
+    <w:p>
+      <w:pPr>
+        <w:pStyle w:val="Prrafodelista"/>
+        <w:numPr>
+          <w:ilvl w:val="0"/>
+          <w:numId w:val="6"/>
         </w:numPr>
       </w:pPr>
       <w:r>
@@ -1834,29 +4207,634 @@
           <w:b/>
           <w:bCs/>
         </w:rPr>
-        <w:t>Destacado:</w:t>
-      </w:r>
-      <w:r>
-        <w:t xml:space="preserve"> Es una opción para mostrar si es un producto muy vendido o no.</w:t>
-      </w:r>
+        <w:t>Propósito:</w:t>
+      </w:r>
+      <w:r>
+        <w:t xml:space="preserve"> permitir que el diseñador de la base de datos sepa exactamente qué entidades y atributos existen.</w:t>
+      </w:r>
+    </w:p>
+    <w:tbl>
+      <w:tblPr>
+        <w:tblStyle w:val="Tablaconcuadrcula"/>
+        <w:tblW w:w="0" w:type="auto"/>
+        <w:tblLook w:val="04A0" w:firstRow="1" w:lastRow="0" w:firstColumn="1" w:lastColumn="0" w:noHBand="0" w:noVBand="1"/>
+      </w:tblPr>
+      <w:tblGrid>
+        <w:gridCol w:w="2405"/>
+        <w:gridCol w:w="7223"/>
+      </w:tblGrid>
+      <w:tr>
+        <w:tc>
+          <w:tcPr>
+            <w:tcW w:w="9628" w:type="dxa"/>
+            <w:gridSpan w:val="2"/>
+            <w:shd w:val="clear" w:color="auto" w:fill="A5C9EB" w:themeFill="text2" w:themeFillTint="40"/>
+          </w:tcPr>
+          <w:p>
+            <w:pPr>
+              <w:pStyle w:val="Ttulo3"/>
+            </w:pPr>
+            <w:bookmarkStart w:id="6" w:name="_Toc216337544"/>
+            <w:r>
+              <w:t>RI-U01: Datos de usuarios</w:t>
+            </w:r>
+            <w:bookmarkEnd w:id="6"/>
+          </w:p>
+        </w:tc>
+      </w:tr>
+      <w:tr>
+        <w:tc>
+          <w:tcPr>
+            <w:tcW w:w="2405" w:type="dxa"/>
+            <w:shd w:val="clear" w:color="auto" w:fill="A5C9EB" w:themeFill="text2" w:themeFillTint="40"/>
+          </w:tcPr>
+          <w:p>
+            <w:pPr>
+              <w:jc w:val="center"/>
+            </w:pPr>
+            <w:r>
+              <w:t xml:space="preserve">Como: </w:t>
+            </w:r>
+          </w:p>
+        </w:tc>
+        <w:tc>
+          <w:tcPr>
+            <w:tcW w:w="7223" w:type="dxa"/>
+          </w:tcPr>
+          <w:p>
+            <w:r>
+              <w:t>administrador o encargado de tienda</w:t>
+            </w:r>
+          </w:p>
+        </w:tc>
+      </w:tr>
+      <w:tr>
+        <w:tc>
+          <w:tcPr>
+            <w:tcW w:w="2405" w:type="dxa"/>
+            <w:shd w:val="clear" w:color="auto" w:fill="A5C9EB" w:themeFill="text2" w:themeFillTint="40"/>
+          </w:tcPr>
+          <w:p>
+            <w:pPr>
+              <w:jc w:val="center"/>
+            </w:pPr>
+            <w:r>
+              <w:t xml:space="preserve">Quiero: </w:t>
+            </w:r>
+          </w:p>
+        </w:tc>
+        <w:tc>
+          <w:tcPr>
+            <w:tcW w:w="7223" w:type="dxa"/>
+          </w:tcPr>
+          <w:p>
+            <w:r>
+              <w:t>que el sistema registre información de los usuarios, incluyendo nombre completo, correo electrónico, contraseña cifrada y rol asignado (administrador, encargado, usuario estándar).</w:t>
+            </w:r>
+          </w:p>
+        </w:tc>
+      </w:tr>
+      <w:tr>
+        <w:tc>
+          <w:tcPr>
+            <w:tcW w:w="2405" w:type="dxa"/>
+            <w:shd w:val="clear" w:color="auto" w:fill="A5C9EB" w:themeFill="text2" w:themeFillTint="40"/>
+          </w:tcPr>
+          <w:p>
+            <w:pPr>
+              <w:jc w:val="center"/>
+            </w:pPr>
+            <w:r>
+              <w:t xml:space="preserve">Para: </w:t>
+            </w:r>
+          </w:p>
+        </w:tc>
+        <w:tc>
+          <w:tcPr>
+            <w:tcW w:w="7223" w:type="dxa"/>
+          </w:tcPr>
+          <w:p>
+            <w:r>
+              <w:t>permitir que el sistema controle los permisos de acceso y las funcionalidades disponibles según cada tipo de usuario.</w:t>
+            </w:r>
+          </w:p>
+        </w:tc>
+      </w:tr>
+    </w:tbl>
+    <w:p>
+      <w:pPr>
+        <w:rPr>
+          <w:sz w:val="16"/>
+          <w:szCs w:val="16"/>
+        </w:rPr>
+      </w:pPr>
+    </w:p>
+    <w:tbl>
+      <w:tblPr>
+        <w:tblStyle w:val="Tablaconcuadrcula"/>
+        <w:tblW w:w="0" w:type="auto"/>
+        <w:tblLook w:val="04A0" w:firstRow="1" w:lastRow="0" w:firstColumn="1" w:lastColumn="0" w:noHBand="0" w:noVBand="1"/>
+      </w:tblPr>
+      <w:tblGrid>
+        <w:gridCol w:w="2405"/>
+        <w:gridCol w:w="7223"/>
+      </w:tblGrid>
+      <w:tr>
+        <w:tc>
+          <w:tcPr>
+            <w:tcW w:w="9628" w:type="dxa"/>
+            <w:gridSpan w:val="2"/>
+            <w:shd w:val="clear" w:color="auto" w:fill="A5C9EB" w:themeFill="text2" w:themeFillTint="40"/>
+          </w:tcPr>
+          <w:p>
+            <w:pPr>
+              <w:pStyle w:val="Ttulo3"/>
+            </w:pPr>
+            <w:bookmarkStart w:id="7" w:name="_Toc216337545"/>
+            <w:r>
+              <w:t>RI-P02: Datos de productos</w:t>
+            </w:r>
+            <w:bookmarkEnd w:id="7"/>
+          </w:p>
+        </w:tc>
+      </w:tr>
+      <w:tr>
+        <w:tc>
+          <w:tcPr>
+            <w:tcW w:w="2405" w:type="dxa"/>
+            <w:shd w:val="clear" w:color="auto" w:fill="A5C9EB" w:themeFill="text2" w:themeFillTint="40"/>
+          </w:tcPr>
+          <w:p>
+            <w:pPr>
+              <w:jc w:val="center"/>
+            </w:pPr>
+            <w:r>
+              <w:t xml:space="preserve">Como: </w:t>
+            </w:r>
+          </w:p>
+        </w:tc>
+        <w:tc>
+          <w:tcPr>
+            <w:tcW w:w="7223" w:type="dxa"/>
+          </w:tcPr>
+          <w:p>
+            <w:r>
+              <w:t>administrador o encargado</w:t>
+            </w:r>
+          </w:p>
+        </w:tc>
+      </w:tr>
+      <w:tr>
+        <w:tc>
+          <w:tcPr>
+            <w:tcW w:w="2405" w:type="dxa"/>
+            <w:shd w:val="clear" w:color="auto" w:fill="A5C9EB" w:themeFill="text2" w:themeFillTint="40"/>
+          </w:tcPr>
+          <w:p>
+            <w:pPr>
+              <w:jc w:val="center"/>
+            </w:pPr>
+            <w:r>
+              <w:t>Quiero:</w:t>
+            </w:r>
+          </w:p>
+        </w:tc>
+        <w:tc>
+          <w:tcPr>
+            <w:tcW w:w="7223" w:type="dxa"/>
+          </w:tcPr>
+          <w:p>
+            <w:r>
+              <w:t>que se almacenen los datos de cada producto: nombre, descripción corta y detallada, precio, stock, categoría y si es destacado.</w:t>
+            </w:r>
+          </w:p>
+        </w:tc>
+      </w:tr>
+      <w:tr>
+        <w:tc>
+          <w:tcPr>
+            <w:tcW w:w="2405" w:type="dxa"/>
+            <w:shd w:val="clear" w:color="auto" w:fill="A5C9EB" w:themeFill="text2" w:themeFillTint="40"/>
+          </w:tcPr>
+          <w:p>
+            <w:pPr>
+              <w:jc w:val="center"/>
+            </w:pPr>
+            <w:r>
+              <w:t>Para:</w:t>
+            </w:r>
+          </w:p>
+        </w:tc>
+        <w:tc>
+          <w:tcPr>
+            <w:tcW w:w="7223" w:type="dxa"/>
+          </w:tcPr>
+          <w:p>
+            <w:r>
+              <w:t>que los productos se presenten correctamente en el catálogo y puedan ser gestionados desde el sistema.</w:t>
+            </w:r>
+          </w:p>
+        </w:tc>
+      </w:tr>
+    </w:tbl>
+    <w:p/>
+    <w:p>
+      <w:pPr>
+        <w:rPr>
+          <w:sz w:val="16"/>
+          <w:szCs w:val="16"/>
+        </w:rPr>
+      </w:pPr>
+    </w:p>
+    <w:tbl>
+      <w:tblPr>
+        <w:tblStyle w:val="Tablaconcuadrcula"/>
+        <w:tblW w:w="0" w:type="auto"/>
+        <w:tblLook w:val="04A0" w:firstRow="1" w:lastRow="0" w:firstColumn="1" w:lastColumn="0" w:noHBand="0" w:noVBand="1"/>
+      </w:tblPr>
+      <w:tblGrid>
+        <w:gridCol w:w="2405"/>
+        <w:gridCol w:w="7223"/>
+      </w:tblGrid>
+      <w:tr>
+        <w:tc>
+          <w:tcPr>
+            <w:tcW w:w="9628" w:type="dxa"/>
+            <w:gridSpan w:val="2"/>
+            <w:shd w:val="clear" w:color="auto" w:fill="A5C9EB" w:themeFill="text2" w:themeFillTint="40"/>
+          </w:tcPr>
+          <w:p>
+            <w:pPr>
+              <w:pStyle w:val="Ttulo3"/>
+            </w:pPr>
+            <w:bookmarkStart w:id="8" w:name="_Toc216337546"/>
+            <w:r>
+              <w:t>RI-G03: Datos de imágenes de galería</w:t>
+            </w:r>
+            <w:bookmarkEnd w:id="8"/>
+          </w:p>
+        </w:tc>
+      </w:tr>
+      <w:tr>
+        <w:tc>
+          <w:tcPr>
+            <w:tcW w:w="2405" w:type="dxa"/>
+            <w:shd w:val="clear" w:color="auto" w:fill="A5C9EB" w:themeFill="text2" w:themeFillTint="40"/>
+          </w:tcPr>
+          <w:p>
+            <w:pPr>
+              <w:jc w:val="center"/>
+            </w:pPr>
+            <w:r>
+              <w:t>Como:</w:t>
+            </w:r>
+          </w:p>
+        </w:tc>
+        <w:tc>
+          <w:tcPr>
+            <w:tcW w:w="7223" w:type="dxa"/>
+          </w:tcPr>
+          <w:p>
+            <w:r>
+              <w:t>administrador</w:t>
+            </w:r>
+          </w:p>
+        </w:tc>
+      </w:tr>
+      <w:tr>
+        <w:tc>
+          <w:tcPr>
+            <w:tcW w:w="2405" w:type="dxa"/>
+            <w:shd w:val="clear" w:color="auto" w:fill="A5C9EB" w:themeFill="text2" w:themeFillTint="40"/>
+          </w:tcPr>
+          <w:p>
+            <w:pPr>
+              <w:jc w:val="center"/>
+            </w:pPr>
+            <w:r>
+              <w:t xml:space="preserve">Quiero: </w:t>
+            </w:r>
+          </w:p>
+        </w:tc>
+        <w:tc>
+          <w:tcPr>
+            <w:tcW w:w="7223" w:type="dxa"/>
+          </w:tcPr>
+          <w:p>
+            <w:r>
+              <w:t>que cada imagen tenga su archivo, descripción y, si corresponde, vinculación con un producto.</w:t>
+            </w:r>
+          </w:p>
+        </w:tc>
+      </w:tr>
+      <w:tr>
+        <w:tc>
+          <w:tcPr>
+            <w:tcW w:w="2405" w:type="dxa"/>
+            <w:shd w:val="clear" w:color="auto" w:fill="A5C9EB" w:themeFill="text2" w:themeFillTint="40"/>
+          </w:tcPr>
+          <w:p>
+            <w:pPr>
+              <w:jc w:val="center"/>
+            </w:pPr>
+            <w:r>
+              <w:t xml:space="preserve">Para: </w:t>
+            </w:r>
+          </w:p>
+        </w:tc>
+        <w:tc>
+          <w:tcPr>
+            <w:tcW w:w="7223" w:type="dxa"/>
+          </w:tcPr>
+          <w:p>
+            <w:r>
+              <w:t>mostrar ejemplos de trabajos realizados</w:t>
+            </w:r>
+            <w:r>
+              <w:t xml:space="preserve"> s</w:t>
+            </w:r>
+            <w:r>
+              <w:t>in depender catálogo activo.</w:t>
+            </w:r>
+          </w:p>
+        </w:tc>
+      </w:tr>
+    </w:tbl>
+    <w:p>
+      <w:pPr>
+        <w:rPr>
+          <w:sz w:val="16"/>
+          <w:szCs w:val="16"/>
+        </w:rPr>
+      </w:pPr>
+    </w:p>
+    <w:tbl>
+      <w:tblPr>
+        <w:tblStyle w:val="Tablaconcuadrcula"/>
+        <w:tblW w:w="0" w:type="auto"/>
+        <w:tblLook w:val="04A0" w:firstRow="1" w:lastRow="0" w:firstColumn="1" w:lastColumn="0" w:noHBand="0" w:noVBand="1"/>
+      </w:tblPr>
+      <w:tblGrid>
+        <w:gridCol w:w="2405"/>
+        <w:gridCol w:w="7223"/>
+      </w:tblGrid>
+      <w:tr>
+        <w:tc>
+          <w:tcPr>
+            <w:tcW w:w="9628" w:type="dxa"/>
+            <w:gridSpan w:val="2"/>
+            <w:shd w:val="clear" w:color="auto" w:fill="A5C9EB" w:themeFill="text2" w:themeFillTint="40"/>
+          </w:tcPr>
+          <w:p>
+            <w:pPr>
+              <w:pStyle w:val="Ttulo3"/>
+            </w:pPr>
+            <w:bookmarkStart w:id="9" w:name="_Toc216337547"/>
+            <w:r>
+              <w:t>RI-C04: Datos de categorías</w:t>
+            </w:r>
+            <w:bookmarkEnd w:id="9"/>
+          </w:p>
+        </w:tc>
+      </w:tr>
+      <w:tr>
+        <w:tc>
+          <w:tcPr>
+            <w:tcW w:w="2405" w:type="dxa"/>
+            <w:shd w:val="clear" w:color="auto" w:fill="A5C9EB" w:themeFill="text2" w:themeFillTint="40"/>
+          </w:tcPr>
+          <w:p>
+            <w:pPr>
+              <w:jc w:val="center"/>
+            </w:pPr>
+            <w:r>
+              <w:t xml:space="preserve">Como: </w:t>
+            </w:r>
+          </w:p>
+        </w:tc>
+        <w:tc>
+          <w:tcPr>
+            <w:tcW w:w="7223" w:type="dxa"/>
+          </w:tcPr>
+          <w:p>
+            <w:r>
+              <w:t>administrador</w:t>
+            </w:r>
+          </w:p>
+        </w:tc>
+      </w:tr>
+      <w:tr>
+        <w:tc>
+          <w:tcPr>
+            <w:tcW w:w="2405" w:type="dxa"/>
+            <w:shd w:val="clear" w:color="auto" w:fill="A5C9EB" w:themeFill="text2" w:themeFillTint="40"/>
+          </w:tcPr>
+          <w:p>
+            <w:pPr>
+              <w:jc w:val="center"/>
+            </w:pPr>
+            <w:r>
+              <w:t xml:space="preserve">Quiero: </w:t>
+            </w:r>
+          </w:p>
+        </w:tc>
+        <w:tc>
+          <w:tcPr>
+            <w:tcW w:w="7223" w:type="dxa"/>
+          </w:tcPr>
+          <w:p>
+            <w:r>
+              <w:t xml:space="preserve">que el sistema registre nombre de cada categoría y </w:t>
+            </w:r>
+            <w:r>
+              <w:t xml:space="preserve">su </w:t>
+            </w:r>
+            <w:r>
+              <w:t>descripción</w:t>
+            </w:r>
+            <w:r>
+              <w:t>.</w:t>
+            </w:r>
+          </w:p>
+        </w:tc>
+      </w:tr>
+      <w:tr>
+        <w:tc>
+          <w:tcPr>
+            <w:tcW w:w="2405" w:type="dxa"/>
+            <w:shd w:val="clear" w:color="auto" w:fill="A5C9EB" w:themeFill="text2" w:themeFillTint="40"/>
+          </w:tcPr>
+          <w:p>
+            <w:pPr>
+              <w:jc w:val="center"/>
+            </w:pPr>
+            <w:r>
+              <w:t xml:space="preserve">Para: </w:t>
+            </w:r>
+          </w:p>
+        </w:tc>
+        <w:tc>
+          <w:tcPr>
+            <w:tcW w:w="7223" w:type="dxa"/>
+          </w:tcPr>
+          <w:p>
+            <w:r>
+              <w:t>organizar los productos y facilitar la navegación en la tienda.</w:t>
+            </w:r>
+          </w:p>
+        </w:tc>
+      </w:tr>
+    </w:tbl>
+    <w:p>
+      <w:pPr>
+        <w:rPr>
+          <w:sz w:val="16"/>
+          <w:szCs w:val="16"/>
+        </w:rPr>
+      </w:pPr>
+    </w:p>
+    <w:tbl>
+      <w:tblPr>
+        <w:tblStyle w:val="Tablaconcuadrcula"/>
+        <w:tblW w:w="0" w:type="auto"/>
+        <w:tblLook w:val="04A0" w:firstRow="1" w:lastRow="0" w:firstColumn="1" w:lastColumn="0" w:noHBand="0" w:noVBand="1"/>
+      </w:tblPr>
+      <w:tblGrid>
+        <w:gridCol w:w="2405"/>
+        <w:gridCol w:w="7223"/>
+      </w:tblGrid>
+      <w:tr>
+        <w:tc>
+          <w:tcPr>
+            <w:tcW w:w="9628" w:type="dxa"/>
+            <w:gridSpan w:val="2"/>
+            <w:shd w:val="clear" w:color="auto" w:fill="A5C9EB" w:themeFill="text2" w:themeFillTint="40"/>
+          </w:tcPr>
+          <w:p>
+            <w:pPr>
+              <w:pStyle w:val="Ttulo3"/>
+            </w:pPr>
+            <w:bookmarkStart w:id="10" w:name="_Toc216337548"/>
+            <w:r>
+              <w:t>RI-M05: Datos de mensajes</w:t>
+            </w:r>
+            <w:bookmarkEnd w:id="10"/>
+          </w:p>
+        </w:tc>
+      </w:tr>
+      <w:tr>
+        <w:tc>
+          <w:tcPr>
+            <w:tcW w:w="2405" w:type="dxa"/>
+            <w:shd w:val="clear" w:color="auto" w:fill="A5C9EB" w:themeFill="text2" w:themeFillTint="40"/>
+          </w:tcPr>
+          <w:p>
+            <w:pPr>
+              <w:jc w:val="center"/>
+            </w:pPr>
+            <w:r>
+              <w:t xml:space="preserve">Como: </w:t>
+            </w:r>
+          </w:p>
+        </w:tc>
+        <w:tc>
+          <w:tcPr>
+            <w:tcW w:w="7223" w:type="dxa"/>
+          </w:tcPr>
+          <w:p>
+            <w:r>
+              <w:t>visitante o usuario registrado</w:t>
+            </w:r>
+          </w:p>
+        </w:tc>
+      </w:tr>
+      <w:tr>
+        <w:tc>
+          <w:tcPr>
+            <w:tcW w:w="2405" w:type="dxa"/>
+            <w:shd w:val="clear" w:color="auto" w:fill="A5C9EB" w:themeFill="text2" w:themeFillTint="40"/>
+          </w:tcPr>
+          <w:p>
+            <w:pPr>
+              <w:jc w:val="center"/>
+            </w:pPr>
+            <w:r>
+              <w:t xml:space="preserve">Quiero: </w:t>
+            </w:r>
+          </w:p>
+        </w:tc>
+        <w:tc>
+          <w:tcPr>
+            <w:tcW w:w="7223" w:type="dxa"/>
+          </w:tcPr>
+          <w:p>
+            <w:r>
+              <w:t>que los mensajes enviados desde el formulario de contacto almacenen nombre, correo y contenido del mensaje.</w:t>
+            </w:r>
+          </w:p>
+        </w:tc>
+      </w:tr>
+      <w:tr>
+        <w:tc>
+          <w:tcPr>
+            <w:tcW w:w="2405" w:type="dxa"/>
+            <w:shd w:val="clear" w:color="auto" w:fill="A5C9EB" w:themeFill="text2" w:themeFillTint="40"/>
+          </w:tcPr>
+          <w:p>
+            <w:pPr>
+              <w:jc w:val="center"/>
+            </w:pPr>
+            <w:r>
+              <w:t xml:space="preserve">Para: </w:t>
+            </w:r>
+          </w:p>
+        </w:tc>
+        <w:tc>
+          <w:tcPr>
+            <w:tcW w:w="7223" w:type="dxa"/>
+          </w:tcPr>
+          <w:p>
+            <w:r>
+              <w:t>permitir que la tienda responda consultas y mantenga un historial de comunicación.</w:t>
+            </w:r>
+          </w:p>
+        </w:tc>
+      </w:tr>
+    </w:tbl>
+    <w:p>
+      <w:pPr>
+        <w:pStyle w:val="Ttulo2"/>
+      </w:pPr>
+      <w:bookmarkStart w:id="11" w:name="_Toc216337549"/>
+      <w:r>
+        <w:lastRenderedPageBreak/>
+        <w:t>3.2 Reglas de Negocio</w:t>
+      </w:r>
+      <w:r>
+        <w:t xml:space="preserve"> (RN)</w:t>
+      </w:r>
+      <w:bookmarkEnd w:id="11"/>
     </w:p>
     <w:p>
       <w:pPr>
         <w:pStyle w:val="Prrafodelista"/>
         <w:numPr>
           <w:ilvl w:val="0"/>
-          <w:numId w:val="4"/>
+          <w:numId w:val="7"/>
         </w:numPr>
       </w:pPr>
+      <w:r>
+        <w:t xml:space="preserve">Define </w:t>
+      </w:r>
       <w:r>
         <w:rPr>
           <w:b/>
           <w:bCs/>
         </w:rPr>
-        <w:t>Categoría_id:</w:t>
-      </w:r>
-      <w:r>
-        <w:t xml:space="preserve"> Recoge la categoría del producto a través de su ID</w:t>
+        <w:t>cómo deben comportarse los datos y procesos dentro del sistema</w:t>
+      </w:r>
+      <w:r>
+        <w:t xml:space="preserve"> según la lógica de la empresa.</w:t>
       </w:r>
     </w:p>
     <w:p>
@@ -1864,7 +4842,19 @@
         <w:pStyle w:val="Prrafodelista"/>
         <w:numPr>
           <w:ilvl w:val="0"/>
-          <w:numId w:val="4"/>
+          <w:numId w:val="7"/>
+        </w:numPr>
+      </w:pPr>
+      <w:r>
+        <w:t>Establece restricciones y condiciones que aseguran coherencia y seguridad.</w:t>
+      </w:r>
+    </w:p>
+    <w:p>
+      <w:pPr>
+        <w:pStyle w:val="Prrafodelista"/>
+        <w:numPr>
+          <w:ilvl w:val="0"/>
+          <w:numId w:val="7"/>
         </w:numPr>
       </w:pPr>
       <w:r>
@@ -1872,95 +4862,2895 @@
           <w:b/>
           <w:bCs/>
         </w:rPr>
-        <w:t>Usuario</w:t>
-      </w:r>
-      <w:r>
-        <w:t>_id: Recoge</w:t>
-      </w:r>
-      <w:r>
-        <w:t xml:space="preserve"> la categoría del </w:t>
-      </w:r>
-      <w:r>
-        <w:t>usuario</w:t>
-      </w:r>
-      <w:r>
-        <w:t xml:space="preserve"> a través de su ID</w:t>
+        <w:t>Propósito:</w:t>
+      </w:r>
+      <w:r>
+        <w:t xml:space="preserve"> garantizar que la operación de la aplicación respete las políticas internas de la tienda.</w:t>
       </w:r>
     </w:p>
+    <w:tbl>
+      <w:tblPr>
+        <w:tblStyle w:val="Tablaconcuadrcula"/>
+        <w:tblW w:w="0" w:type="auto"/>
+        <w:tblLook w:val="04A0" w:firstRow="1" w:lastRow="0" w:firstColumn="1" w:lastColumn="0" w:noHBand="0" w:noVBand="1"/>
+      </w:tblPr>
+      <w:tblGrid>
+        <w:gridCol w:w="2405"/>
+        <w:gridCol w:w="7223"/>
+      </w:tblGrid>
+      <w:tr>
+        <w:tc>
+          <w:tcPr>
+            <w:tcW w:w="9628" w:type="dxa"/>
+            <w:gridSpan w:val="2"/>
+            <w:shd w:val="clear" w:color="auto" w:fill="4EA72E" w:themeFill="accent6"/>
+          </w:tcPr>
+          <w:p>
+            <w:pPr>
+              <w:pStyle w:val="Ttulo3"/>
+            </w:pPr>
+            <w:bookmarkStart w:id="12" w:name="_Toc216337550"/>
+            <w:r>
+              <w:t>RN-01: Eliminación encadenada de imágenes</w:t>
+            </w:r>
+            <w:bookmarkEnd w:id="12"/>
+          </w:p>
+        </w:tc>
+      </w:tr>
+      <w:tr>
+        <w:tc>
+          <w:tcPr>
+            <w:tcW w:w="2405" w:type="dxa"/>
+            <w:shd w:val="clear" w:color="auto" w:fill="4EA72E" w:themeFill="accent6"/>
+          </w:tcPr>
+          <w:p>
+            <w:pPr>
+              <w:jc w:val="center"/>
+            </w:pPr>
+            <w:r>
+              <w:t xml:space="preserve">Como: </w:t>
+            </w:r>
+          </w:p>
+        </w:tc>
+        <w:tc>
+          <w:tcPr>
+            <w:tcW w:w="7223" w:type="dxa"/>
+          </w:tcPr>
+          <w:p>
+            <w:r>
+              <w:t>responsable del sistema</w:t>
+            </w:r>
+          </w:p>
+        </w:tc>
+      </w:tr>
+      <w:tr>
+        <w:tc>
+          <w:tcPr>
+            <w:tcW w:w="2405" w:type="dxa"/>
+            <w:shd w:val="clear" w:color="auto" w:fill="4EA72E" w:themeFill="accent6"/>
+          </w:tcPr>
+          <w:p>
+            <w:pPr>
+              <w:jc w:val="center"/>
+            </w:pPr>
+            <w:r>
+              <w:t xml:space="preserve">Quiero: </w:t>
+            </w:r>
+          </w:p>
+        </w:tc>
+        <w:tc>
+          <w:tcPr>
+            <w:tcW w:w="7223" w:type="dxa"/>
+          </w:tcPr>
+          <w:p>
+            <w:r>
+              <w:t>que al eliminar un producto se eliminen automáticamente todas las imágenes asociadas.</w:t>
+            </w:r>
+          </w:p>
+        </w:tc>
+      </w:tr>
+      <w:tr>
+        <w:tc>
+          <w:tcPr>
+            <w:tcW w:w="2405" w:type="dxa"/>
+            <w:shd w:val="clear" w:color="auto" w:fill="4EA72E" w:themeFill="accent6"/>
+          </w:tcPr>
+          <w:p>
+            <w:pPr>
+              <w:jc w:val="center"/>
+            </w:pPr>
+            <w:r>
+              <w:t xml:space="preserve">Para: </w:t>
+            </w:r>
+          </w:p>
+        </w:tc>
+        <w:tc>
+          <w:tcPr>
+            <w:tcW w:w="7223" w:type="dxa"/>
+          </w:tcPr>
+          <w:p>
+            <w:r>
+              <w:t>evitar imágenes huérfanas y mantener la base de datos consistente.</w:t>
+            </w:r>
+          </w:p>
+        </w:tc>
+      </w:tr>
+    </w:tbl>
+    <w:p/>
+    <w:tbl>
+      <w:tblPr>
+        <w:tblStyle w:val="Tablaconcuadrcula"/>
+        <w:tblW w:w="0" w:type="auto"/>
+        <w:tblLook w:val="04A0" w:firstRow="1" w:lastRow="0" w:firstColumn="1" w:lastColumn="0" w:noHBand="0" w:noVBand="1"/>
+      </w:tblPr>
+      <w:tblGrid>
+        <w:gridCol w:w="2405"/>
+        <w:gridCol w:w="7223"/>
+      </w:tblGrid>
+      <w:tr>
+        <w:tc>
+          <w:tcPr>
+            <w:tcW w:w="9628" w:type="dxa"/>
+            <w:gridSpan w:val="2"/>
+            <w:shd w:val="clear" w:color="auto" w:fill="4EA72E" w:themeFill="accent6"/>
+          </w:tcPr>
+          <w:p>
+            <w:pPr>
+              <w:pStyle w:val="Ttulo3"/>
+            </w:pPr>
+            <w:bookmarkStart w:id="13" w:name="_Toc216337551"/>
+            <w:r>
+              <w:t>RN-02: Conservación de mensajes</w:t>
+            </w:r>
+            <w:bookmarkEnd w:id="13"/>
+          </w:p>
+        </w:tc>
+      </w:tr>
+      <w:tr>
+        <w:tc>
+          <w:tcPr>
+            <w:tcW w:w="2405" w:type="dxa"/>
+            <w:shd w:val="clear" w:color="auto" w:fill="4EA72E" w:themeFill="accent6"/>
+          </w:tcPr>
+          <w:p>
+            <w:pPr>
+              <w:jc w:val="center"/>
+            </w:pPr>
+            <w:r>
+              <w:t xml:space="preserve">Como: </w:t>
+            </w:r>
+          </w:p>
+        </w:tc>
+        <w:tc>
+          <w:tcPr>
+            <w:tcW w:w="7223" w:type="dxa"/>
+          </w:tcPr>
+          <w:p>
+            <w:r>
+              <w:t>responsable del sistema</w:t>
+            </w:r>
+          </w:p>
+        </w:tc>
+      </w:tr>
+      <w:tr>
+        <w:tc>
+          <w:tcPr>
+            <w:tcW w:w="2405" w:type="dxa"/>
+            <w:shd w:val="clear" w:color="auto" w:fill="4EA72E" w:themeFill="accent6"/>
+          </w:tcPr>
+          <w:p>
+            <w:pPr>
+              <w:jc w:val="center"/>
+            </w:pPr>
+            <w:r>
+              <w:t xml:space="preserve">Quiero: </w:t>
+            </w:r>
+          </w:p>
+        </w:tc>
+        <w:tc>
+          <w:tcPr>
+            <w:tcW w:w="7223" w:type="dxa"/>
+          </w:tcPr>
+          <w:p>
+            <w:r>
+              <w:t>que los mensajes enviados se mantengan guardados, aunque el usuario que los envió ya no exista.</w:t>
+            </w:r>
+          </w:p>
+        </w:tc>
+      </w:tr>
+      <w:tr>
+        <w:tc>
+          <w:tcPr>
+            <w:tcW w:w="2405" w:type="dxa"/>
+            <w:shd w:val="clear" w:color="auto" w:fill="4EA72E" w:themeFill="accent6"/>
+          </w:tcPr>
+          <w:p>
+            <w:pPr>
+              <w:jc w:val="center"/>
+            </w:pPr>
+            <w:r>
+              <w:t xml:space="preserve">Para: </w:t>
+            </w:r>
+          </w:p>
+        </w:tc>
+        <w:tc>
+          <w:tcPr>
+            <w:tcW w:w="7223" w:type="dxa"/>
+          </w:tcPr>
+          <w:p>
+            <w:r>
+              <w:t>Para: mantener un registro completo de consultas y comunicaciones.</w:t>
+            </w:r>
+          </w:p>
+        </w:tc>
+      </w:tr>
+    </w:tbl>
+    <w:p/>
+    <w:tbl>
+      <w:tblPr>
+        <w:tblStyle w:val="Tablaconcuadrcula"/>
+        <w:tblW w:w="0" w:type="auto"/>
+        <w:tblLook w:val="04A0" w:firstRow="1" w:lastRow="0" w:firstColumn="1" w:lastColumn="0" w:noHBand="0" w:noVBand="1"/>
+      </w:tblPr>
+      <w:tblGrid>
+        <w:gridCol w:w="2405"/>
+        <w:gridCol w:w="7223"/>
+      </w:tblGrid>
+      <w:tr>
+        <w:tc>
+          <w:tcPr>
+            <w:tcW w:w="9628" w:type="dxa"/>
+            <w:gridSpan w:val="2"/>
+            <w:shd w:val="clear" w:color="auto" w:fill="4EA72E" w:themeFill="accent6"/>
+          </w:tcPr>
+          <w:p>
+            <w:pPr>
+              <w:pStyle w:val="Ttulo3"/>
+            </w:pPr>
+            <w:bookmarkStart w:id="14" w:name="_Toc216337552"/>
+            <w:r>
+              <w:t>RN-03: Productos sin categoría</w:t>
+            </w:r>
+            <w:bookmarkEnd w:id="14"/>
+          </w:p>
+        </w:tc>
+      </w:tr>
+      <w:tr>
+        <w:tc>
+          <w:tcPr>
+            <w:tcW w:w="2405" w:type="dxa"/>
+            <w:shd w:val="clear" w:color="auto" w:fill="4EA72E" w:themeFill="accent6"/>
+          </w:tcPr>
+          <w:p>
+            <w:pPr>
+              <w:jc w:val="center"/>
+            </w:pPr>
+            <w:r>
+              <w:t xml:space="preserve">Como: </w:t>
+            </w:r>
+          </w:p>
+        </w:tc>
+        <w:tc>
+          <w:tcPr>
+            <w:tcW w:w="7223" w:type="dxa"/>
+          </w:tcPr>
+          <w:p>
+            <w:r>
+              <w:t>responsable del sistema</w:t>
+            </w:r>
+          </w:p>
+        </w:tc>
+      </w:tr>
+      <w:tr>
+        <w:tc>
+          <w:tcPr>
+            <w:tcW w:w="2405" w:type="dxa"/>
+            <w:shd w:val="clear" w:color="auto" w:fill="4EA72E" w:themeFill="accent6"/>
+          </w:tcPr>
+          <w:p>
+            <w:pPr>
+              <w:jc w:val="center"/>
+            </w:pPr>
+            <w:r>
+              <w:t xml:space="preserve">Quiero: </w:t>
+            </w:r>
+          </w:p>
+        </w:tc>
+        <w:tc>
+          <w:tcPr>
+            <w:tcW w:w="7223" w:type="dxa"/>
+          </w:tcPr>
+          <w:p>
+            <w:proofErr w:type="gramStart"/>
+            <w:r>
+              <w:t>que</w:t>
+            </w:r>
+            <w:proofErr w:type="gramEnd"/>
+            <w:r>
+              <w:t xml:space="preserve"> si se elimina una categoría, los productos asociados sigan activos sin perder información.</w:t>
+            </w:r>
+          </w:p>
+        </w:tc>
+      </w:tr>
+      <w:tr>
+        <w:tc>
+          <w:tcPr>
+            <w:tcW w:w="2405" w:type="dxa"/>
+            <w:shd w:val="clear" w:color="auto" w:fill="4EA72E" w:themeFill="accent6"/>
+          </w:tcPr>
+          <w:p>
+            <w:pPr>
+              <w:jc w:val="center"/>
+            </w:pPr>
+            <w:r>
+              <w:t xml:space="preserve">Para: </w:t>
+            </w:r>
+          </w:p>
+        </w:tc>
+        <w:tc>
+          <w:tcPr>
+            <w:tcW w:w="7223" w:type="dxa"/>
+          </w:tcPr>
+          <w:p>
+            <w:r>
+              <w:t>preservar el catálogo y evitar pérdida de datos.</w:t>
+            </w:r>
+          </w:p>
+        </w:tc>
+      </w:tr>
+    </w:tbl>
+    <w:p/>
+    <w:tbl>
+      <w:tblPr>
+        <w:tblStyle w:val="Tablaconcuadrcula"/>
+        <w:tblW w:w="0" w:type="auto"/>
+        <w:tblLook w:val="04A0" w:firstRow="1" w:lastRow="0" w:firstColumn="1" w:lastColumn="0" w:noHBand="0" w:noVBand="1"/>
+      </w:tblPr>
+      <w:tblGrid>
+        <w:gridCol w:w="2405"/>
+        <w:gridCol w:w="7223"/>
+      </w:tblGrid>
+      <w:tr>
+        <w:tc>
+          <w:tcPr>
+            <w:tcW w:w="9628" w:type="dxa"/>
+            <w:gridSpan w:val="2"/>
+            <w:shd w:val="clear" w:color="auto" w:fill="4EA72E" w:themeFill="accent6"/>
+          </w:tcPr>
+          <w:p>
+            <w:pPr>
+              <w:pStyle w:val="Ttulo3"/>
+            </w:pPr>
+            <w:bookmarkStart w:id="15" w:name="_Toc216337553"/>
+            <w:r>
+              <w:t>RN-04: Información mínima obligatoria</w:t>
+            </w:r>
+            <w:bookmarkEnd w:id="15"/>
+          </w:p>
+        </w:tc>
+      </w:tr>
+      <w:tr>
+        <w:tc>
+          <w:tcPr>
+            <w:tcW w:w="2405" w:type="dxa"/>
+            <w:shd w:val="clear" w:color="auto" w:fill="4EA72E" w:themeFill="accent6"/>
+          </w:tcPr>
+          <w:p>
+            <w:pPr>
+              <w:jc w:val="center"/>
+            </w:pPr>
+            <w:r>
+              <w:t xml:space="preserve">Como: </w:t>
+            </w:r>
+          </w:p>
+        </w:tc>
+        <w:tc>
+          <w:tcPr>
+            <w:tcW w:w="7223" w:type="dxa"/>
+          </w:tcPr>
+          <w:p>
+            <w:r>
+              <w:t>responsable del sistema</w:t>
+            </w:r>
+          </w:p>
+        </w:tc>
+      </w:tr>
+      <w:tr>
+        <w:tc>
+          <w:tcPr>
+            <w:tcW w:w="2405" w:type="dxa"/>
+            <w:shd w:val="clear" w:color="auto" w:fill="4EA72E" w:themeFill="accent6"/>
+          </w:tcPr>
+          <w:p>
+            <w:pPr>
+              <w:jc w:val="center"/>
+            </w:pPr>
+            <w:r>
+              <w:t xml:space="preserve">Quiero: </w:t>
+            </w:r>
+          </w:p>
+        </w:tc>
+        <w:tc>
+          <w:tcPr>
+            <w:tcW w:w="7223" w:type="dxa"/>
+          </w:tcPr>
+          <w:p>
+            <w:r>
+              <w:t>que ningún producto pueda crearse sin nombre, precio, descripción corta o imagen principal.</w:t>
+            </w:r>
+          </w:p>
+        </w:tc>
+      </w:tr>
+      <w:tr>
+        <w:tc>
+          <w:tcPr>
+            <w:tcW w:w="2405" w:type="dxa"/>
+            <w:shd w:val="clear" w:color="auto" w:fill="4EA72E" w:themeFill="accent6"/>
+          </w:tcPr>
+          <w:p>
+            <w:pPr>
+              <w:jc w:val="center"/>
+            </w:pPr>
+            <w:r>
+              <w:t xml:space="preserve">Para: </w:t>
+            </w:r>
+          </w:p>
+        </w:tc>
+        <w:tc>
+          <w:tcPr>
+            <w:tcW w:w="7223" w:type="dxa"/>
+          </w:tcPr>
+          <w:p>
+            <w:r>
+              <w:t>garantizar que todos los productos presentados sean coherentes y completos.</w:t>
+            </w:r>
+          </w:p>
+        </w:tc>
+      </w:tr>
+    </w:tbl>
+    <w:p/>
+    <w:tbl>
+      <w:tblPr>
+        <w:tblStyle w:val="Tablaconcuadrcula"/>
+        <w:tblW w:w="0" w:type="auto"/>
+        <w:tblLook w:val="04A0" w:firstRow="1" w:lastRow="0" w:firstColumn="1" w:lastColumn="0" w:noHBand="0" w:noVBand="1"/>
+      </w:tblPr>
+      <w:tblGrid>
+        <w:gridCol w:w="2405"/>
+        <w:gridCol w:w="7223"/>
+      </w:tblGrid>
+      <w:tr>
+        <w:tc>
+          <w:tcPr>
+            <w:tcW w:w="9628" w:type="dxa"/>
+            <w:gridSpan w:val="2"/>
+            <w:shd w:val="clear" w:color="auto" w:fill="4EA72E" w:themeFill="accent6"/>
+          </w:tcPr>
+          <w:p>
+            <w:pPr>
+              <w:pStyle w:val="Ttulo3"/>
+            </w:pPr>
+            <w:bookmarkStart w:id="16" w:name="_Toc216337554"/>
+            <w:r>
+              <w:t>RN-05: Permisos según rol</w:t>
+            </w:r>
+            <w:bookmarkEnd w:id="16"/>
+          </w:p>
+        </w:tc>
+      </w:tr>
+      <w:tr>
+        <w:tc>
+          <w:tcPr>
+            <w:tcW w:w="2405" w:type="dxa"/>
+            <w:shd w:val="clear" w:color="auto" w:fill="4EA72E" w:themeFill="accent6"/>
+          </w:tcPr>
+          <w:p>
+            <w:pPr>
+              <w:jc w:val="center"/>
+            </w:pPr>
+            <w:r>
+              <w:t xml:space="preserve">Como: </w:t>
+            </w:r>
+          </w:p>
+        </w:tc>
+        <w:tc>
+          <w:tcPr>
+            <w:tcW w:w="7223" w:type="dxa"/>
+          </w:tcPr>
+          <w:p>
+            <w:r>
+              <w:t>responsable del sistema</w:t>
+            </w:r>
+          </w:p>
+        </w:tc>
+      </w:tr>
+      <w:tr>
+        <w:tc>
+          <w:tcPr>
+            <w:tcW w:w="2405" w:type="dxa"/>
+            <w:shd w:val="clear" w:color="auto" w:fill="4EA72E" w:themeFill="accent6"/>
+          </w:tcPr>
+          <w:p>
+            <w:pPr>
+              <w:jc w:val="center"/>
+            </w:pPr>
+            <w:r>
+              <w:t xml:space="preserve">Quiero: </w:t>
+            </w:r>
+          </w:p>
+        </w:tc>
+        <w:tc>
+          <w:tcPr>
+            <w:tcW w:w="7223" w:type="dxa"/>
+          </w:tcPr>
+          <w:p>
+            <w:r>
+              <w:t>que solo los administradores puedan gestionar categorías, galería y mensajes, mientras que los encargados gestionen únicamente productos.</w:t>
+            </w:r>
+          </w:p>
+        </w:tc>
+      </w:tr>
+      <w:tr>
+        <w:tc>
+          <w:tcPr>
+            <w:tcW w:w="2405" w:type="dxa"/>
+            <w:shd w:val="clear" w:color="auto" w:fill="4EA72E" w:themeFill="accent6"/>
+          </w:tcPr>
+          <w:p>
+            <w:pPr>
+              <w:jc w:val="center"/>
+            </w:pPr>
+            <w:r>
+              <w:t xml:space="preserve">Para: </w:t>
+            </w:r>
+          </w:p>
+        </w:tc>
+        <w:tc>
+          <w:tcPr>
+            <w:tcW w:w="7223" w:type="dxa"/>
+          </w:tcPr>
+          <w:p>
+            <w:r>
+              <w:t>distribuir responsabilidades y mantener la seguridad del sistema.</w:t>
+            </w:r>
+          </w:p>
+        </w:tc>
+      </w:tr>
+    </w:tbl>
     <w:p/>
     <w:p>
       <w:pPr>
+        <w:suppressAutoHyphens w:val="0"/>
+      </w:pPr>
+      <w:r>
+        <w:br w:type="page"/>
+      </w:r>
+    </w:p>
+    <w:p>
+      <w:pPr>
         <w:pStyle w:val="Ttulo2"/>
       </w:pPr>
-      <w:r>
-        <w:t>2.</w:t>
-      </w:r>
-      <w:r>
-        <w:t>2</w:t>
+      <w:bookmarkStart w:id="17" w:name="_Toc216337555"/>
+      <w:r>
+        <w:lastRenderedPageBreak/>
+        <w:t>3.3 Requisitos Funcionales</w:t>
+      </w:r>
+      <w:r>
+        <w:t xml:space="preserve"> (RF)</w:t>
+      </w:r>
+      <w:bookmarkEnd w:id="17"/>
+    </w:p>
+    <w:p>
+      <w:pPr>
+        <w:pStyle w:val="Prrafodelista"/>
+        <w:numPr>
+          <w:ilvl w:val="0"/>
+          <w:numId w:val="8"/>
+        </w:numPr>
+      </w:pPr>
+      <w:r>
+        <w:t xml:space="preserve">Detallan </w:t>
+      </w:r>
+      <w:r>
+        <w:rPr>
+          <w:b/>
+          <w:bCs/>
+        </w:rPr>
+        <w:t>las</w:t>
       </w:r>
       <w:r>
         <w:t xml:space="preserve"> </w:t>
       </w:r>
       <w:r>
-        <w:t>Categorías</w:t>
+        <w:rPr>
+          <w:b/>
+          <w:bCs/>
+        </w:rPr>
+        <w:t>funciones y acciones que el sistema debe permitir</w:t>
+      </w:r>
+      <w:r>
+        <w:t xml:space="preserve"> a los usuarios y administradores.</w:t>
       </w:r>
     </w:p>
+    <w:p>
+      <w:pPr>
+        <w:pStyle w:val="Prrafodelista"/>
+        <w:numPr>
+          <w:ilvl w:val="0"/>
+          <w:numId w:val="8"/>
+        </w:numPr>
+      </w:pPr>
+      <w:r>
+        <w:t xml:space="preserve">Es decir, </w:t>
+      </w:r>
+      <w:r>
+        <w:rPr>
+          <w:b/>
+          <w:bCs/>
+        </w:rPr>
+        <w:t>qué puede hacer el usuario en la plataforma.</w:t>
+      </w:r>
+    </w:p>
+    <w:p>
+      <w:pPr>
+        <w:pStyle w:val="Prrafodelista"/>
+        <w:numPr>
+          <w:ilvl w:val="0"/>
+          <w:numId w:val="8"/>
+        </w:numPr>
+      </w:pPr>
+      <w:r>
+        <w:rPr>
+          <w:b/>
+          <w:bCs/>
+        </w:rPr>
+        <w:t>Propósito:</w:t>
+      </w:r>
+      <w:r>
+        <w:t xml:space="preserve"> definir las capacidades del sistema desde la perspectiva del usuario.</w:t>
+      </w:r>
+    </w:p>
+    <w:tbl>
+      <w:tblPr>
+        <w:tblStyle w:val="Tablaconcuadrcula"/>
+        <w:tblW w:w="0" w:type="auto"/>
+        <w:tblLook w:val="04A0" w:firstRow="1" w:lastRow="0" w:firstColumn="1" w:lastColumn="0" w:noHBand="0" w:noVBand="1"/>
+      </w:tblPr>
+      <w:tblGrid>
+        <w:gridCol w:w="2405"/>
+        <w:gridCol w:w="7223"/>
+      </w:tblGrid>
+      <w:tr>
+        <w:tc>
+          <w:tcPr>
+            <w:tcW w:w="9628" w:type="dxa"/>
+            <w:gridSpan w:val="2"/>
+            <w:shd w:val="clear" w:color="auto" w:fill="E97132" w:themeFill="accent2"/>
+          </w:tcPr>
+          <w:p>
+            <w:pPr>
+              <w:pStyle w:val="Ttulo3"/>
+            </w:pPr>
+            <w:bookmarkStart w:id="18" w:name="_Toc216337556"/>
+            <w:r>
+              <w:t>RF-01: Gestión de productos</w:t>
+            </w:r>
+            <w:bookmarkEnd w:id="18"/>
+          </w:p>
+        </w:tc>
+      </w:tr>
+      <w:tr>
+        <w:tc>
+          <w:tcPr>
+            <w:tcW w:w="2405" w:type="dxa"/>
+            <w:shd w:val="clear" w:color="auto" w:fill="E97132" w:themeFill="accent2"/>
+          </w:tcPr>
+          <w:p>
+            <w:pPr>
+              <w:jc w:val="center"/>
+            </w:pPr>
+            <w:r>
+              <w:t xml:space="preserve">Como: </w:t>
+            </w:r>
+          </w:p>
+        </w:tc>
+        <w:tc>
+          <w:tcPr>
+            <w:tcW w:w="7223" w:type="dxa"/>
+          </w:tcPr>
+          <w:p>
+            <w:r>
+              <w:t>administrador o encargado</w:t>
+            </w:r>
+          </w:p>
+        </w:tc>
+      </w:tr>
+      <w:tr>
+        <w:tc>
+          <w:tcPr>
+            <w:tcW w:w="2405" w:type="dxa"/>
+            <w:shd w:val="clear" w:color="auto" w:fill="E97132" w:themeFill="accent2"/>
+          </w:tcPr>
+          <w:p>
+            <w:pPr>
+              <w:jc w:val="center"/>
+            </w:pPr>
+            <w:r>
+              <w:t xml:space="preserve">Quiero: </w:t>
+            </w:r>
+          </w:p>
+        </w:tc>
+        <w:tc>
+          <w:tcPr>
+            <w:tcW w:w="7223" w:type="dxa"/>
+          </w:tcPr>
+          <w:p>
+            <w:r>
+              <w:t>dar de alta, modificar y eliminar productos según sea necesario.</w:t>
+            </w:r>
+          </w:p>
+        </w:tc>
+      </w:tr>
+      <w:tr>
+        <w:tc>
+          <w:tcPr>
+            <w:tcW w:w="2405" w:type="dxa"/>
+            <w:shd w:val="clear" w:color="auto" w:fill="E97132" w:themeFill="accent2"/>
+          </w:tcPr>
+          <w:p>
+            <w:pPr>
+              <w:jc w:val="center"/>
+            </w:pPr>
+            <w:r>
+              <w:t xml:space="preserve">Para: </w:t>
+            </w:r>
+          </w:p>
+        </w:tc>
+        <w:tc>
+          <w:tcPr>
+            <w:tcW w:w="7223" w:type="dxa"/>
+          </w:tcPr>
+          <w:p>
+            <w:r>
+              <w:t>mantener actualizado el catálogo de la tienda.</w:t>
+            </w:r>
+          </w:p>
+        </w:tc>
+      </w:tr>
+    </w:tbl>
+    <w:p/>
+    <w:tbl>
+      <w:tblPr>
+        <w:tblStyle w:val="Tablaconcuadrcula"/>
+        <w:tblW w:w="0" w:type="auto"/>
+        <w:tblLook w:val="04A0" w:firstRow="1" w:lastRow="0" w:firstColumn="1" w:lastColumn="0" w:noHBand="0" w:noVBand="1"/>
+      </w:tblPr>
+      <w:tblGrid>
+        <w:gridCol w:w="2405"/>
+        <w:gridCol w:w="7223"/>
+      </w:tblGrid>
+      <w:tr>
+        <w:tc>
+          <w:tcPr>
+            <w:tcW w:w="9628" w:type="dxa"/>
+            <w:gridSpan w:val="2"/>
+            <w:shd w:val="clear" w:color="auto" w:fill="E97132" w:themeFill="accent2"/>
+          </w:tcPr>
+          <w:p>
+            <w:pPr>
+              <w:pStyle w:val="Ttulo3"/>
+            </w:pPr>
+            <w:bookmarkStart w:id="19" w:name="_Toc216337557"/>
+            <w:r>
+              <w:t>RF-02: Gestión de categorías</w:t>
+            </w:r>
+            <w:bookmarkEnd w:id="19"/>
+          </w:p>
+        </w:tc>
+      </w:tr>
+      <w:tr>
+        <w:tc>
+          <w:tcPr>
+            <w:tcW w:w="2405" w:type="dxa"/>
+            <w:shd w:val="clear" w:color="auto" w:fill="E97132" w:themeFill="accent2"/>
+          </w:tcPr>
+          <w:p>
+            <w:pPr>
+              <w:jc w:val="center"/>
+            </w:pPr>
+            <w:r>
+              <w:t xml:space="preserve">Como: </w:t>
+            </w:r>
+          </w:p>
+        </w:tc>
+        <w:tc>
+          <w:tcPr>
+            <w:tcW w:w="7223" w:type="dxa"/>
+          </w:tcPr>
+          <w:p>
+            <w:r>
+              <w:t>administrador</w:t>
+            </w:r>
+          </w:p>
+        </w:tc>
+      </w:tr>
+      <w:tr>
+        <w:tc>
+          <w:tcPr>
+            <w:tcW w:w="2405" w:type="dxa"/>
+            <w:shd w:val="clear" w:color="auto" w:fill="E97132" w:themeFill="accent2"/>
+          </w:tcPr>
+          <w:p>
+            <w:pPr>
+              <w:jc w:val="center"/>
+            </w:pPr>
+            <w:r>
+              <w:t xml:space="preserve">Quiero: </w:t>
+            </w:r>
+          </w:p>
+        </w:tc>
+        <w:tc>
+          <w:tcPr>
+            <w:tcW w:w="7223" w:type="dxa"/>
+          </w:tcPr>
+          <w:p>
+            <w:r>
+              <w:t>crear, modificar y eliminar categorías de productos.</w:t>
+            </w:r>
+          </w:p>
+        </w:tc>
+      </w:tr>
+      <w:tr>
+        <w:tc>
+          <w:tcPr>
+            <w:tcW w:w="2405" w:type="dxa"/>
+            <w:shd w:val="clear" w:color="auto" w:fill="E97132" w:themeFill="accent2"/>
+          </w:tcPr>
+          <w:p>
+            <w:pPr>
+              <w:jc w:val="center"/>
+            </w:pPr>
+            <w:r>
+              <w:t xml:space="preserve">Para: </w:t>
+            </w:r>
+          </w:p>
+        </w:tc>
+        <w:tc>
+          <w:tcPr>
+            <w:tcW w:w="7223" w:type="dxa"/>
+          </w:tcPr>
+          <w:p>
+            <w:r>
+              <w:t>organizar de manera eficiente el catálogo.</w:t>
+            </w:r>
+          </w:p>
+        </w:tc>
+      </w:tr>
+    </w:tbl>
+    <w:p/>
+    <w:tbl>
+      <w:tblPr>
+        <w:tblStyle w:val="Tablaconcuadrcula"/>
+        <w:tblW w:w="0" w:type="auto"/>
+        <w:tblLook w:val="04A0" w:firstRow="1" w:lastRow="0" w:firstColumn="1" w:lastColumn="0" w:noHBand="0" w:noVBand="1"/>
+      </w:tblPr>
+      <w:tblGrid>
+        <w:gridCol w:w="2405"/>
+        <w:gridCol w:w="7223"/>
+      </w:tblGrid>
+      <w:tr>
+        <w:tc>
+          <w:tcPr>
+            <w:tcW w:w="9628" w:type="dxa"/>
+            <w:gridSpan w:val="2"/>
+            <w:shd w:val="clear" w:color="auto" w:fill="E97132" w:themeFill="accent2"/>
+          </w:tcPr>
+          <w:p>
+            <w:pPr>
+              <w:pStyle w:val="Ttulo3"/>
+            </w:pPr>
+            <w:bookmarkStart w:id="20" w:name="_Toc216337558"/>
+            <w:r>
+              <w:t>RF-03: Gestión de galería</w:t>
+            </w:r>
+            <w:bookmarkEnd w:id="20"/>
+          </w:p>
+        </w:tc>
+      </w:tr>
+      <w:tr>
+        <w:tc>
+          <w:tcPr>
+            <w:tcW w:w="2405" w:type="dxa"/>
+            <w:shd w:val="clear" w:color="auto" w:fill="E97132" w:themeFill="accent2"/>
+          </w:tcPr>
+          <w:p>
+            <w:pPr>
+              <w:jc w:val="center"/>
+            </w:pPr>
+            <w:r>
+              <w:t xml:space="preserve">Como: </w:t>
+            </w:r>
+          </w:p>
+        </w:tc>
+        <w:tc>
+          <w:tcPr>
+            <w:tcW w:w="7223" w:type="dxa"/>
+          </w:tcPr>
+          <w:p>
+            <w:r>
+              <w:t>administrador</w:t>
+            </w:r>
+          </w:p>
+        </w:tc>
+      </w:tr>
+      <w:tr>
+        <w:tc>
+          <w:tcPr>
+            <w:tcW w:w="2405" w:type="dxa"/>
+            <w:shd w:val="clear" w:color="auto" w:fill="E97132" w:themeFill="accent2"/>
+          </w:tcPr>
+          <w:p>
+            <w:pPr>
+              <w:jc w:val="center"/>
+            </w:pPr>
+            <w:r>
+              <w:t xml:space="preserve">Quiero: </w:t>
+            </w:r>
+          </w:p>
+        </w:tc>
+        <w:tc>
+          <w:tcPr>
+            <w:tcW w:w="7223" w:type="dxa"/>
+          </w:tcPr>
+          <w:p>
+            <w:r>
+              <w:t>subir, editar y eliminar imágenes de la galería.</w:t>
+            </w:r>
+          </w:p>
+        </w:tc>
+      </w:tr>
+      <w:tr>
+        <w:tc>
+          <w:tcPr>
+            <w:tcW w:w="2405" w:type="dxa"/>
+            <w:shd w:val="clear" w:color="auto" w:fill="E97132" w:themeFill="accent2"/>
+          </w:tcPr>
+          <w:p>
+            <w:pPr>
+              <w:jc w:val="center"/>
+            </w:pPr>
+            <w:r>
+              <w:t xml:space="preserve">Para: </w:t>
+            </w:r>
+          </w:p>
+        </w:tc>
+        <w:tc>
+          <w:tcPr>
+            <w:tcW w:w="7223" w:type="dxa"/>
+          </w:tcPr>
+          <w:p>
+            <w:r>
+              <w:t>mostrar los proyectos realizados por la tienda.</w:t>
+            </w:r>
+          </w:p>
+        </w:tc>
+      </w:tr>
+    </w:tbl>
+    <w:p/>
+    <w:tbl>
+      <w:tblPr>
+        <w:tblStyle w:val="Tablaconcuadrcula"/>
+        <w:tblW w:w="0" w:type="auto"/>
+        <w:tblLook w:val="04A0" w:firstRow="1" w:lastRow="0" w:firstColumn="1" w:lastColumn="0" w:noHBand="0" w:noVBand="1"/>
+      </w:tblPr>
+      <w:tblGrid>
+        <w:gridCol w:w="2405"/>
+        <w:gridCol w:w="7223"/>
+      </w:tblGrid>
+      <w:tr>
+        <w:tc>
+          <w:tcPr>
+            <w:tcW w:w="9628" w:type="dxa"/>
+            <w:gridSpan w:val="2"/>
+            <w:shd w:val="clear" w:color="auto" w:fill="E97132" w:themeFill="accent2"/>
+          </w:tcPr>
+          <w:p>
+            <w:pPr>
+              <w:pStyle w:val="Ttulo3"/>
+            </w:pPr>
+            <w:bookmarkStart w:id="21" w:name="_Toc216337559"/>
+            <w:r>
+              <w:t>RF-04: Envío de mensajes desde la web</w:t>
+            </w:r>
+            <w:bookmarkEnd w:id="21"/>
+          </w:p>
+        </w:tc>
+      </w:tr>
+      <w:tr>
+        <w:tc>
+          <w:tcPr>
+            <w:tcW w:w="2405" w:type="dxa"/>
+            <w:shd w:val="clear" w:color="auto" w:fill="E97132" w:themeFill="accent2"/>
+          </w:tcPr>
+          <w:p>
+            <w:pPr>
+              <w:jc w:val="center"/>
+            </w:pPr>
+            <w:r>
+              <w:t>Como: visitante</w:t>
+            </w:r>
+          </w:p>
+        </w:tc>
+        <w:tc>
+          <w:tcPr>
+            <w:tcW w:w="7223" w:type="dxa"/>
+          </w:tcPr>
+          <w:p>
+            <w:r>
+              <w:t>visitante</w:t>
+            </w:r>
+          </w:p>
+        </w:tc>
+      </w:tr>
+      <w:tr>
+        <w:tc>
+          <w:tcPr>
+            <w:tcW w:w="2405" w:type="dxa"/>
+            <w:shd w:val="clear" w:color="auto" w:fill="E97132" w:themeFill="accent2"/>
+          </w:tcPr>
+          <w:p>
+            <w:pPr>
+              <w:jc w:val="center"/>
+            </w:pPr>
+            <w:r>
+              <w:t xml:space="preserve">Quiero: </w:t>
+            </w:r>
+          </w:p>
+        </w:tc>
+        <w:tc>
+          <w:tcPr>
+            <w:tcW w:w="7223" w:type="dxa"/>
+          </w:tcPr>
+          <w:p>
+            <w:r>
+              <w:t>enviar un mensaje mediante el formulario de contacto con mis datos.</w:t>
+            </w:r>
+          </w:p>
+        </w:tc>
+      </w:tr>
+      <w:tr>
+        <w:tc>
+          <w:tcPr>
+            <w:tcW w:w="2405" w:type="dxa"/>
+            <w:shd w:val="clear" w:color="auto" w:fill="E97132" w:themeFill="accent2"/>
+          </w:tcPr>
+          <w:p>
+            <w:pPr>
+              <w:jc w:val="center"/>
+            </w:pPr>
+            <w:r>
+              <w:t xml:space="preserve">Para: </w:t>
+            </w:r>
+          </w:p>
+        </w:tc>
+        <w:tc>
+          <w:tcPr>
+            <w:tcW w:w="7223" w:type="dxa"/>
+          </w:tcPr>
+          <w:p>
+            <w:r>
+              <w:t>comunicarme con la tienda sin necesidad de registrarme.</w:t>
+            </w:r>
+          </w:p>
+        </w:tc>
+      </w:tr>
+    </w:tbl>
+    <w:p/>
+    <w:tbl>
+      <w:tblPr>
+        <w:tblStyle w:val="Tablaconcuadrcula"/>
+        <w:tblW w:w="0" w:type="auto"/>
+        <w:tblLook w:val="04A0" w:firstRow="1" w:lastRow="0" w:firstColumn="1" w:lastColumn="0" w:noHBand="0" w:noVBand="1"/>
+      </w:tblPr>
+      <w:tblGrid>
+        <w:gridCol w:w="2405"/>
+        <w:gridCol w:w="7223"/>
+      </w:tblGrid>
+      <w:tr>
+        <w:tc>
+          <w:tcPr>
+            <w:tcW w:w="9628" w:type="dxa"/>
+            <w:gridSpan w:val="2"/>
+            <w:shd w:val="clear" w:color="auto" w:fill="E97132" w:themeFill="accent2"/>
+          </w:tcPr>
+          <w:p>
+            <w:pPr>
+              <w:pStyle w:val="Ttulo3"/>
+            </w:pPr>
+            <w:bookmarkStart w:id="22" w:name="_Toc216337560"/>
+            <w:r>
+              <w:t>RF-05: Control de acceso según rol</w:t>
+            </w:r>
+            <w:bookmarkEnd w:id="22"/>
+          </w:p>
+        </w:tc>
+      </w:tr>
+      <w:tr>
+        <w:tc>
+          <w:tcPr>
+            <w:tcW w:w="2405" w:type="dxa"/>
+            <w:shd w:val="clear" w:color="auto" w:fill="E97132" w:themeFill="accent2"/>
+          </w:tcPr>
+          <w:p>
+            <w:pPr>
+              <w:jc w:val="center"/>
+            </w:pPr>
+            <w:r>
+              <w:t xml:space="preserve">Como: </w:t>
+            </w:r>
+          </w:p>
+        </w:tc>
+        <w:tc>
+          <w:tcPr>
+            <w:tcW w:w="7223" w:type="dxa"/>
+          </w:tcPr>
+          <w:p>
+            <w:r>
+              <w:t>usuario registrado</w:t>
+            </w:r>
+          </w:p>
+        </w:tc>
+      </w:tr>
+      <w:tr>
+        <w:tc>
+          <w:tcPr>
+            <w:tcW w:w="2405" w:type="dxa"/>
+            <w:shd w:val="clear" w:color="auto" w:fill="E97132" w:themeFill="accent2"/>
+          </w:tcPr>
+          <w:p>
+            <w:pPr>
+              <w:jc w:val="center"/>
+            </w:pPr>
+            <w:r>
+              <w:t xml:space="preserve">Quiero: </w:t>
+            </w:r>
+          </w:p>
+        </w:tc>
+        <w:tc>
+          <w:tcPr>
+            <w:tcW w:w="7223" w:type="dxa"/>
+          </w:tcPr>
+          <w:p>
+            <w:r>
+              <w:t>iniciar sesión y el sistema determin</w:t>
+            </w:r>
+            <w:r>
+              <w:t>a</w:t>
+            </w:r>
+            <w:r>
+              <w:t xml:space="preserve"> </w:t>
+            </w:r>
+            <w:r>
+              <w:t>los</w:t>
+            </w:r>
+            <w:r>
+              <w:t xml:space="preserve"> permisos según el rol asignado.</w:t>
+            </w:r>
+          </w:p>
+        </w:tc>
+      </w:tr>
+      <w:tr>
+        <w:tc>
+          <w:tcPr>
+            <w:tcW w:w="2405" w:type="dxa"/>
+            <w:shd w:val="clear" w:color="auto" w:fill="E97132" w:themeFill="accent2"/>
+          </w:tcPr>
+          <w:p>
+            <w:pPr>
+              <w:jc w:val="center"/>
+            </w:pPr>
+            <w:r>
+              <w:t xml:space="preserve">Para: </w:t>
+            </w:r>
+          </w:p>
+        </w:tc>
+        <w:tc>
+          <w:tcPr>
+            <w:tcW w:w="7223" w:type="dxa"/>
+          </w:tcPr>
+          <w:p>
+            <w:r>
+              <w:t>acceder únicamente a las funciones que me corresponden.</w:t>
+            </w:r>
+          </w:p>
+        </w:tc>
+      </w:tr>
+    </w:tbl>
+    <w:p>
+      <w:pPr>
+        <w:pStyle w:val="Ttulo2"/>
+      </w:pPr>
+      <w:bookmarkStart w:id="23" w:name="_Toc216337561"/>
+    </w:p>
+    <w:p>
+      <w:pPr>
+        <w:suppressAutoHyphens w:val="0"/>
+        <w:rPr>
+          <w:rFonts w:asciiTheme="majorHAnsi" w:eastAsia="Times New Roman" w:hAnsiTheme="majorHAnsi" w:cs="Times New Roman"/>
+          <w:b/>
+          <w:bCs/>
+          <w:sz w:val="32"/>
+          <w:szCs w:val="32"/>
+        </w:rPr>
+      </w:pPr>
+      <w:r>
+        <w:br w:type="page"/>
+      </w:r>
+    </w:p>
+    <w:p>
+      <w:pPr>
+        <w:pStyle w:val="Ttulo2"/>
+      </w:pPr>
+      <w:r>
+        <w:lastRenderedPageBreak/>
+        <w:t>3.4 Requisitos No Funcionalidades</w:t>
+      </w:r>
+      <w:r>
+        <w:t xml:space="preserve"> (RNF)</w:t>
+      </w:r>
+      <w:bookmarkEnd w:id="23"/>
+    </w:p>
+    <w:p>
+      <w:pPr>
+        <w:pStyle w:val="Prrafodelista"/>
+        <w:numPr>
+          <w:ilvl w:val="0"/>
+          <w:numId w:val="10"/>
+        </w:numPr>
+      </w:pPr>
+      <w:r>
+        <w:t xml:space="preserve">Describen </w:t>
+      </w:r>
+      <w:r>
+        <w:rPr>
+          <w:b/>
+          <w:bCs/>
+        </w:rPr>
+        <w:t>cómo debe comportarse el sistema</w:t>
+      </w:r>
+      <w:r>
+        <w:t>, en lugar de qué hace.</w:t>
+      </w:r>
+    </w:p>
+    <w:p>
+      <w:pPr>
+        <w:pStyle w:val="Prrafodelista"/>
+        <w:numPr>
+          <w:ilvl w:val="0"/>
+          <w:numId w:val="10"/>
+        </w:numPr>
+      </w:pPr>
+      <w:r>
+        <w:t>Incluye aspectos como seguridad, rendimiento, escalabilidad, accesibilidad y usabilidad.</w:t>
+      </w:r>
+    </w:p>
+    <w:p>
+      <w:pPr>
+        <w:pStyle w:val="Prrafodelista"/>
+        <w:numPr>
+          <w:ilvl w:val="0"/>
+          <w:numId w:val="10"/>
+        </w:numPr>
+      </w:pPr>
+      <w:r>
+        <w:rPr>
+          <w:b/>
+          <w:bCs/>
+        </w:rPr>
+        <w:t>Propósito:</w:t>
+      </w:r>
+      <w:r>
+        <w:t xml:space="preserve"> garantizar calidad, confiabilidad y experiencia adecuada del sistema.</w:t>
+      </w:r>
+    </w:p>
+    <w:tbl>
+      <w:tblPr>
+        <w:tblStyle w:val="Tablaconcuadrcula"/>
+        <w:tblW w:w="0" w:type="auto"/>
+        <w:tblLook w:val="04A0" w:firstRow="1" w:lastRow="0" w:firstColumn="1" w:lastColumn="0" w:noHBand="0" w:noVBand="1"/>
+      </w:tblPr>
+      <w:tblGrid>
+        <w:gridCol w:w="2405"/>
+        <w:gridCol w:w="7223"/>
+      </w:tblGrid>
+      <w:tr>
+        <w:tc>
+          <w:tcPr>
+            <w:tcW w:w="9628" w:type="dxa"/>
+            <w:gridSpan w:val="2"/>
+            <w:shd w:val="clear" w:color="auto" w:fill="E59EDC" w:themeFill="accent5" w:themeFillTint="66"/>
+          </w:tcPr>
+          <w:p>
+            <w:pPr>
+              <w:pStyle w:val="Ttulo3"/>
+            </w:pPr>
+            <w:bookmarkStart w:id="24" w:name="_Toc216337562"/>
+            <w:r>
+              <w:t>RNF-01: Seguridad de datos</w:t>
+            </w:r>
+            <w:bookmarkEnd w:id="24"/>
+          </w:p>
+        </w:tc>
+      </w:tr>
+      <w:tr>
+        <w:tc>
+          <w:tcPr>
+            <w:tcW w:w="2405" w:type="dxa"/>
+            <w:shd w:val="clear" w:color="auto" w:fill="E59EDC" w:themeFill="accent5" w:themeFillTint="66"/>
+          </w:tcPr>
+          <w:p>
+            <w:pPr>
+              <w:jc w:val="center"/>
+            </w:pPr>
+            <w:r>
+              <w:t xml:space="preserve">Como: </w:t>
+            </w:r>
+          </w:p>
+        </w:tc>
+        <w:tc>
+          <w:tcPr>
+            <w:tcW w:w="7223" w:type="dxa"/>
+          </w:tcPr>
+          <w:p>
+            <w:r>
+              <w:t>responsable del sistema</w:t>
+            </w:r>
+          </w:p>
+        </w:tc>
+      </w:tr>
+      <w:tr>
+        <w:tc>
+          <w:tcPr>
+            <w:tcW w:w="2405" w:type="dxa"/>
+            <w:shd w:val="clear" w:color="auto" w:fill="E59EDC" w:themeFill="accent5" w:themeFillTint="66"/>
+          </w:tcPr>
+          <w:p>
+            <w:pPr>
+              <w:jc w:val="center"/>
+            </w:pPr>
+            <w:r>
+              <w:t xml:space="preserve">Quiero: </w:t>
+            </w:r>
+          </w:p>
+        </w:tc>
+        <w:tc>
+          <w:tcPr>
+            <w:tcW w:w="7223" w:type="dxa"/>
+          </w:tcPr>
+          <w:p>
+            <w:r>
+              <w:t>que todas las contraseñas se almacenen cifradas y la comunicación con el servidor sea segura (HTTPS).</w:t>
+            </w:r>
+          </w:p>
+        </w:tc>
+      </w:tr>
+      <w:tr>
+        <w:tc>
+          <w:tcPr>
+            <w:tcW w:w="2405" w:type="dxa"/>
+            <w:shd w:val="clear" w:color="auto" w:fill="E59EDC" w:themeFill="accent5" w:themeFillTint="66"/>
+          </w:tcPr>
+          <w:p>
+            <w:pPr>
+              <w:jc w:val="center"/>
+            </w:pPr>
+            <w:r>
+              <w:t xml:space="preserve">Para: </w:t>
+            </w:r>
+          </w:p>
+        </w:tc>
+        <w:tc>
+          <w:tcPr>
+            <w:tcW w:w="7223" w:type="dxa"/>
+          </w:tcPr>
+          <w:p>
+            <w:r>
+              <w:t>proteger la información de los usuarios y evitar accesos no autorizados.</w:t>
+            </w:r>
+          </w:p>
+        </w:tc>
+      </w:tr>
+    </w:tbl>
+    <w:p/>
+    <w:tbl>
+      <w:tblPr>
+        <w:tblStyle w:val="Tablaconcuadrcula"/>
+        <w:tblW w:w="0" w:type="auto"/>
+        <w:tblLook w:val="04A0" w:firstRow="1" w:lastRow="0" w:firstColumn="1" w:lastColumn="0" w:noHBand="0" w:noVBand="1"/>
+      </w:tblPr>
+      <w:tblGrid>
+        <w:gridCol w:w="2405"/>
+        <w:gridCol w:w="7223"/>
+      </w:tblGrid>
+      <w:tr>
+        <w:tc>
+          <w:tcPr>
+            <w:tcW w:w="9628" w:type="dxa"/>
+            <w:gridSpan w:val="2"/>
+            <w:shd w:val="clear" w:color="auto" w:fill="E59EDC" w:themeFill="accent5" w:themeFillTint="66"/>
+          </w:tcPr>
+          <w:p>
+            <w:pPr>
+              <w:pStyle w:val="Ttulo3"/>
+            </w:pPr>
+            <w:bookmarkStart w:id="25" w:name="_Toc216337563"/>
+            <w:r>
+              <w:t>RNF-02: Rendimiento</w:t>
+            </w:r>
+            <w:bookmarkEnd w:id="25"/>
+          </w:p>
+        </w:tc>
+      </w:tr>
+      <w:tr>
+        <w:tc>
+          <w:tcPr>
+            <w:tcW w:w="2405" w:type="dxa"/>
+            <w:shd w:val="clear" w:color="auto" w:fill="E59EDC" w:themeFill="accent5" w:themeFillTint="66"/>
+          </w:tcPr>
+          <w:p>
+            <w:pPr>
+              <w:jc w:val="center"/>
+            </w:pPr>
+            <w:r>
+              <w:t xml:space="preserve">Como: </w:t>
+            </w:r>
+          </w:p>
+        </w:tc>
+        <w:tc>
+          <w:tcPr>
+            <w:tcW w:w="7223" w:type="dxa"/>
+          </w:tcPr>
+          <w:p>
+            <w:r>
+              <w:t>usuario</w:t>
+            </w:r>
+          </w:p>
+        </w:tc>
+      </w:tr>
+      <w:tr>
+        <w:tc>
+          <w:tcPr>
+            <w:tcW w:w="2405" w:type="dxa"/>
+            <w:shd w:val="clear" w:color="auto" w:fill="E59EDC" w:themeFill="accent5" w:themeFillTint="66"/>
+          </w:tcPr>
+          <w:p>
+            <w:pPr>
+              <w:jc w:val="center"/>
+            </w:pPr>
+            <w:r>
+              <w:t xml:space="preserve">Quiero: </w:t>
+            </w:r>
+          </w:p>
+        </w:tc>
+        <w:tc>
+          <w:tcPr>
+            <w:tcW w:w="7223" w:type="dxa"/>
+          </w:tcPr>
+          <w:p>
+            <w:r>
+              <w:t>que la carga del catálogo y la galería sea rápida y eficiente.</w:t>
+            </w:r>
+          </w:p>
+        </w:tc>
+      </w:tr>
+      <w:tr>
+        <w:tc>
+          <w:tcPr>
+            <w:tcW w:w="2405" w:type="dxa"/>
+            <w:shd w:val="clear" w:color="auto" w:fill="E59EDC" w:themeFill="accent5" w:themeFillTint="66"/>
+          </w:tcPr>
+          <w:p>
+            <w:pPr>
+              <w:jc w:val="center"/>
+            </w:pPr>
+            <w:r>
+              <w:t xml:space="preserve">Para: </w:t>
+            </w:r>
+          </w:p>
+        </w:tc>
+        <w:tc>
+          <w:tcPr>
+            <w:tcW w:w="7223" w:type="dxa"/>
+          </w:tcPr>
+          <w:p>
+            <w:r>
+              <w:t>ofrecer una experiencia fluida de navegación.</w:t>
+            </w:r>
+          </w:p>
+        </w:tc>
+      </w:tr>
+    </w:tbl>
+    <w:p/>
+    <w:tbl>
+      <w:tblPr>
+        <w:tblStyle w:val="Tablaconcuadrcula"/>
+        <w:tblW w:w="0" w:type="auto"/>
+        <w:tblLook w:val="04A0" w:firstRow="1" w:lastRow="0" w:firstColumn="1" w:lastColumn="0" w:noHBand="0" w:noVBand="1"/>
+      </w:tblPr>
+      <w:tblGrid>
+        <w:gridCol w:w="2405"/>
+        <w:gridCol w:w="7223"/>
+      </w:tblGrid>
+      <w:tr>
+        <w:tc>
+          <w:tcPr>
+            <w:tcW w:w="9628" w:type="dxa"/>
+            <w:gridSpan w:val="2"/>
+            <w:shd w:val="clear" w:color="auto" w:fill="E59EDC" w:themeFill="accent5" w:themeFillTint="66"/>
+          </w:tcPr>
+          <w:p>
+            <w:pPr>
+              <w:pStyle w:val="Ttulo3"/>
+            </w:pPr>
+            <w:bookmarkStart w:id="26" w:name="_Toc216337564"/>
+            <w:r>
+              <w:t>RNF-03: Disponibilidad</w:t>
+            </w:r>
+            <w:bookmarkEnd w:id="26"/>
+          </w:p>
+        </w:tc>
+      </w:tr>
+      <w:tr>
+        <w:tc>
+          <w:tcPr>
+            <w:tcW w:w="2405" w:type="dxa"/>
+            <w:shd w:val="clear" w:color="auto" w:fill="E59EDC" w:themeFill="accent5" w:themeFillTint="66"/>
+          </w:tcPr>
+          <w:p>
+            <w:pPr>
+              <w:jc w:val="center"/>
+            </w:pPr>
+            <w:r>
+              <w:t xml:space="preserve">Como: </w:t>
+            </w:r>
+          </w:p>
+        </w:tc>
+        <w:tc>
+          <w:tcPr>
+            <w:tcW w:w="7223" w:type="dxa"/>
+          </w:tcPr>
+          <w:p>
+            <w:r>
+              <w:t>usuario</w:t>
+            </w:r>
+          </w:p>
+        </w:tc>
+      </w:tr>
+      <w:tr>
+        <w:tc>
+          <w:tcPr>
+            <w:tcW w:w="2405" w:type="dxa"/>
+            <w:shd w:val="clear" w:color="auto" w:fill="E59EDC" w:themeFill="accent5" w:themeFillTint="66"/>
+          </w:tcPr>
+          <w:p>
+            <w:pPr>
+              <w:jc w:val="center"/>
+            </w:pPr>
+            <w:r>
+              <w:t xml:space="preserve">Quiero: </w:t>
+            </w:r>
+          </w:p>
+        </w:tc>
+        <w:tc>
+          <w:tcPr>
+            <w:tcW w:w="7223" w:type="dxa"/>
+          </w:tcPr>
+          <w:p>
+            <w:r>
+              <w:t>que el sistema esté disponible en cualquier momento.</w:t>
+            </w:r>
+          </w:p>
+        </w:tc>
+      </w:tr>
+      <w:tr>
+        <w:tc>
+          <w:tcPr>
+            <w:tcW w:w="2405" w:type="dxa"/>
+            <w:shd w:val="clear" w:color="auto" w:fill="E59EDC" w:themeFill="accent5" w:themeFillTint="66"/>
+          </w:tcPr>
+          <w:p>
+            <w:pPr>
+              <w:jc w:val="center"/>
+            </w:pPr>
+            <w:r>
+              <w:t xml:space="preserve">Para: </w:t>
+            </w:r>
+          </w:p>
+        </w:tc>
+        <w:tc>
+          <w:tcPr>
+            <w:tcW w:w="7223" w:type="dxa"/>
+          </w:tcPr>
+          <w:p>
+            <w:r>
+              <w:t>garantizar que los clientes puedan consultar productos o enviar mensajes sin interrupciones.</w:t>
+            </w:r>
+          </w:p>
+        </w:tc>
+      </w:tr>
+    </w:tbl>
+    <w:p/>
+    <w:tbl>
+      <w:tblPr>
+        <w:tblStyle w:val="Tablaconcuadrcula"/>
+        <w:tblW w:w="0" w:type="auto"/>
+        <w:tblLook w:val="04A0" w:firstRow="1" w:lastRow="0" w:firstColumn="1" w:lastColumn="0" w:noHBand="0" w:noVBand="1"/>
+      </w:tblPr>
+      <w:tblGrid>
+        <w:gridCol w:w="2405"/>
+        <w:gridCol w:w="7223"/>
+      </w:tblGrid>
+      <w:tr>
+        <w:tc>
+          <w:tcPr>
+            <w:tcW w:w="9628" w:type="dxa"/>
+            <w:gridSpan w:val="2"/>
+            <w:shd w:val="clear" w:color="auto" w:fill="E59EDC" w:themeFill="accent5" w:themeFillTint="66"/>
+          </w:tcPr>
+          <w:p>
+            <w:pPr>
+              <w:pStyle w:val="Ttulo3"/>
+            </w:pPr>
+            <w:bookmarkStart w:id="27" w:name="_Toc216337565"/>
+            <w:r>
+              <w:t>RNF-04: Compatibilidad</w:t>
+            </w:r>
+            <w:bookmarkEnd w:id="27"/>
+          </w:p>
+        </w:tc>
+      </w:tr>
+      <w:tr>
+        <w:tc>
+          <w:tcPr>
+            <w:tcW w:w="2405" w:type="dxa"/>
+            <w:shd w:val="clear" w:color="auto" w:fill="E59EDC" w:themeFill="accent5" w:themeFillTint="66"/>
+          </w:tcPr>
+          <w:p>
+            <w:pPr>
+              <w:jc w:val="center"/>
+            </w:pPr>
+            <w:r>
+              <w:t xml:space="preserve">Como: </w:t>
+            </w:r>
+          </w:p>
+        </w:tc>
+        <w:tc>
+          <w:tcPr>
+            <w:tcW w:w="7223" w:type="dxa"/>
+          </w:tcPr>
+          <w:p>
+            <w:r>
+              <w:t>usuario</w:t>
+            </w:r>
+          </w:p>
+        </w:tc>
+      </w:tr>
+      <w:tr>
+        <w:tc>
+          <w:tcPr>
+            <w:tcW w:w="2405" w:type="dxa"/>
+            <w:shd w:val="clear" w:color="auto" w:fill="E59EDC" w:themeFill="accent5" w:themeFillTint="66"/>
+          </w:tcPr>
+          <w:p>
+            <w:pPr>
+              <w:jc w:val="center"/>
+            </w:pPr>
+            <w:r>
+              <w:t xml:space="preserve">Quiero: </w:t>
+            </w:r>
+          </w:p>
+        </w:tc>
+        <w:tc>
+          <w:tcPr>
+            <w:tcW w:w="7223" w:type="dxa"/>
+          </w:tcPr>
+          <w:p>
+            <w:r>
+              <w:t>que la plataforma funcione correctamente en computadoras, tabletas y móviles.</w:t>
+            </w:r>
+          </w:p>
+        </w:tc>
+      </w:tr>
+      <w:tr>
+        <w:tc>
+          <w:tcPr>
+            <w:tcW w:w="2405" w:type="dxa"/>
+            <w:shd w:val="clear" w:color="auto" w:fill="E59EDC" w:themeFill="accent5" w:themeFillTint="66"/>
+          </w:tcPr>
+          <w:p>
+            <w:pPr>
+              <w:jc w:val="center"/>
+            </w:pPr>
+            <w:r>
+              <w:t xml:space="preserve">Para: </w:t>
+            </w:r>
+          </w:p>
+        </w:tc>
+        <w:tc>
+          <w:tcPr>
+            <w:tcW w:w="7223" w:type="dxa"/>
+          </w:tcPr>
+          <w:p>
+            <w:r>
+              <w:t>facilitar el acceso desde cualquier dispositivo.</w:t>
+            </w:r>
+          </w:p>
+        </w:tc>
+      </w:tr>
+    </w:tbl>
     <w:p/>
     <w:p>
       <w:pPr>
+        <w:suppressAutoHyphens w:val="0"/>
+        <w:rPr>
+          <w:rFonts w:asciiTheme="majorHAnsi" w:eastAsia="Times New Roman" w:hAnsiTheme="majorHAnsi" w:cs="Times New Roman"/>
+          <w:b/>
+          <w:bCs/>
+          <w:sz w:val="32"/>
+          <w:szCs w:val="32"/>
+        </w:rPr>
+      </w:pPr>
+      <w:bookmarkStart w:id="28" w:name="_Toc216337566"/>
+      <w:r>
+        <w:br w:type="page"/>
+      </w:r>
+    </w:p>
+    <w:p>
+      <w:pPr>
         <w:pStyle w:val="Ttulo2"/>
       </w:pPr>
       <w:r>
-        <w:t>2.</w:t>
-      </w:r>
-      <w:r>
-        <w:t>3</w:t>
+        <w:lastRenderedPageBreak/>
+        <w:t>3.</w:t>
+      </w:r>
+      <w:r>
+        <w:t>5</w:t>
+      </w:r>
+      <w:r>
+        <w:t xml:space="preserve"> Requisitos de Integración (RI)</w:t>
+      </w:r>
+      <w:bookmarkEnd w:id="28"/>
+    </w:p>
+    <w:p>
+      <w:pPr>
+        <w:pStyle w:val="Prrafodelista"/>
+        <w:numPr>
+          <w:ilvl w:val="0"/>
+          <w:numId w:val="11"/>
+        </w:numPr>
+      </w:pPr>
+      <w:r>
+        <w:t xml:space="preserve">Especifica </w:t>
+      </w:r>
+      <w:r>
+        <w:rPr>
+          <w:b/>
+          <w:bCs/>
+        </w:rPr>
+        <w:t>cómo el sistema se conecta o interactúa con otros sistemas externos o servicios.</w:t>
+      </w:r>
+    </w:p>
+    <w:p>
+      <w:pPr>
+        <w:pStyle w:val="Prrafodelista"/>
+        <w:numPr>
+          <w:ilvl w:val="0"/>
+          <w:numId w:val="11"/>
+        </w:numPr>
+      </w:pPr>
+      <w:r>
+        <w:t xml:space="preserve">Incluye integración con servicios de correo, pasarelas de pago, redes sociales o </w:t>
+      </w:r>
+      <w:proofErr w:type="spellStart"/>
+      <w:r>
+        <w:t>APIs</w:t>
+      </w:r>
+      <w:proofErr w:type="spellEnd"/>
+      <w:r>
+        <w:t xml:space="preserve"> de geolocalización.</w:t>
+      </w:r>
+    </w:p>
+    <w:p>
+      <w:pPr>
+        <w:pStyle w:val="Prrafodelista"/>
+        <w:numPr>
+          <w:ilvl w:val="0"/>
+          <w:numId w:val="11"/>
+        </w:numPr>
+      </w:pPr>
+      <w:r>
+        <w:t>Propósito: asegurar que el sistema pueda comunicarse y funcionar con otros servicios necesarios.</w:t>
+      </w:r>
+    </w:p>
+    <w:tbl>
+      <w:tblPr>
+        <w:tblStyle w:val="Tablaconcuadrcula"/>
+        <w:tblW w:w="0" w:type="auto"/>
+        <w:tblLook w:val="04A0" w:firstRow="1" w:lastRow="0" w:firstColumn="1" w:lastColumn="0" w:noHBand="0" w:noVBand="1"/>
+      </w:tblPr>
+      <w:tblGrid>
+        <w:gridCol w:w="2405"/>
+        <w:gridCol w:w="7223"/>
+      </w:tblGrid>
+      <w:tr>
+        <w:tc>
+          <w:tcPr>
+            <w:tcW w:w="9628" w:type="dxa"/>
+            <w:gridSpan w:val="2"/>
+            <w:shd w:val="clear" w:color="auto" w:fill="A6A6A6" w:themeFill="background1" w:themeFillShade="A6"/>
+          </w:tcPr>
+          <w:p>
+            <w:pPr>
+              <w:pStyle w:val="Ttulo3"/>
+            </w:pPr>
+            <w:bookmarkStart w:id="29" w:name="_Toc216337567"/>
+            <w:r>
+              <w:t>RI-01: Integración con servicios de correo</w:t>
+            </w:r>
+            <w:bookmarkEnd w:id="29"/>
+          </w:p>
+        </w:tc>
+      </w:tr>
+      <w:tr>
+        <w:tc>
+          <w:tcPr>
+            <w:tcW w:w="2405" w:type="dxa"/>
+            <w:shd w:val="clear" w:color="auto" w:fill="A6A6A6" w:themeFill="background1" w:themeFillShade="A6"/>
+          </w:tcPr>
+          <w:p>
+            <w:pPr>
+              <w:jc w:val="center"/>
+            </w:pPr>
+            <w:r>
+              <w:t xml:space="preserve">Como: </w:t>
+            </w:r>
+          </w:p>
+        </w:tc>
+        <w:tc>
+          <w:tcPr>
+            <w:tcW w:w="7223" w:type="dxa"/>
+          </w:tcPr>
+          <w:p>
+            <w:r>
+              <w:t>responsable del sistema</w:t>
+            </w:r>
+          </w:p>
+        </w:tc>
+      </w:tr>
+      <w:tr>
+        <w:tc>
+          <w:tcPr>
+            <w:tcW w:w="2405" w:type="dxa"/>
+            <w:shd w:val="clear" w:color="auto" w:fill="A6A6A6" w:themeFill="background1" w:themeFillShade="A6"/>
+          </w:tcPr>
+          <w:p>
+            <w:pPr>
+              <w:jc w:val="center"/>
+            </w:pPr>
+            <w:r>
+              <w:t xml:space="preserve">Quiero: </w:t>
+            </w:r>
+          </w:p>
+        </w:tc>
+        <w:tc>
+          <w:tcPr>
+            <w:tcW w:w="7223" w:type="dxa"/>
+          </w:tcPr>
+          <w:p>
+            <w:r>
+              <w:t>que la aplicación se integre con un servicio de correo</w:t>
+            </w:r>
+            <w:r>
+              <w:t xml:space="preserve">, </w:t>
+            </w:r>
+            <w:r>
+              <w:t>para enviar notificaciones, confirmaciones y mensajes automáticos.</w:t>
+            </w:r>
+          </w:p>
+        </w:tc>
+      </w:tr>
+      <w:tr>
+        <w:tc>
+          <w:tcPr>
+            <w:tcW w:w="2405" w:type="dxa"/>
+            <w:shd w:val="clear" w:color="auto" w:fill="A6A6A6" w:themeFill="background1" w:themeFillShade="A6"/>
+          </w:tcPr>
+          <w:p>
+            <w:pPr>
+              <w:jc w:val="center"/>
+            </w:pPr>
+            <w:r>
+              <w:t xml:space="preserve">Para: </w:t>
+            </w:r>
+          </w:p>
+        </w:tc>
+        <w:tc>
+          <w:tcPr>
+            <w:tcW w:w="7223" w:type="dxa"/>
+          </w:tcPr>
+          <w:p>
+            <w:r>
+              <w:t>asegurar la entrega confiable de comunicaciones importantes a los usuarios.</w:t>
+            </w:r>
+          </w:p>
+        </w:tc>
+      </w:tr>
+    </w:tbl>
+    <w:p>
+      <w:pPr>
+        <w:pStyle w:val="Textbody"/>
+      </w:pPr>
+    </w:p>
+    <w:tbl>
+      <w:tblPr>
+        <w:tblStyle w:val="Tablaconcuadrcula"/>
+        <w:tblW w:w="0" w:type="auto"/>
+        <w:tblLook w:val="04A0" w:firstRow="1" w:lastRow="0" w:firstColumn="1" w:lastColumn="0" w:noHBand="0" w:noVBand="1"/>
+      </w:tblPr>
+      <w:tblGrid>
+        <w:gridCol w:w="2405"/>
+        <w:gridCol w:w="7223"/>
+      </w:tblGrid>
+      <w:tr>
+        <w:tc>
+          <w:tcPr>
+            <w:tcW w:w="9628" w:type="dxa"/>
+            <w:gridSpan w:val="2"/>
+            <w:shd w:val="clear" w:color="auto" w:fill="A6A6A6" w:themeFill="background1" w:themeFillShade="A6"/>
+          </w:tcPr>
+          <w:p>
+            <w:pPr>
+              <w:pStyle w:val="Ttulo3"/>
+            </w:pPr>
+            <w:bookmarkStart w:id="30" w:name="_Toc216337568"/>
+            <w:r>
+              <w:t>RI-02: Integración con plataformas de pago (futura)</w:t>
+            </w:r>
+            <w:bookmarkEnd w:id="30"/>
+          </w:p>
+        </w:tc>
+      </w:tr>
+      <w:tr>
+        <w:tc>
+          <w:tcPr>
+            <w:tcW w:w="2405" w:type="dxa"/>
+            <w:shd w:val="clear" w:color="auto" w:fill="A6A6A6" w:themeFill="background1" w:themeFillShade="A6"/>
+          </w:tcPr>
+          <w:p>
+            <w:pPr>
+              <w:jc w:val="center"/>
+            </w:pPr>
+            <w:r>
+              <w:t xml:space="preserve">Como: </w:t>
+            </w:r>
+          </w:p>
+        </w:tc>
+        <w:tc>
+          <w:tcPr>
+            <w:tcW w:w="7223" w:type="dxa"/>
+          </w:tcPr>
+          <w:p>
+            <w:r>
+              <w:t>responsable del sistema</w:t>
+            </w:r>
+          </w:p>
+        </w:tc>
+      </w:tr>
+      <w:tr>
+        <w:tc>
+          <w:tcPr>
+            <w:tcW w:w="2405" w:type="dxa"/>
+            <w:shd w:val="clear" w:color="auto" w:fill="A6A6A6" w:themeFill="background1" w:themeFillShade="A6"/>
+          </w:tcPr>
+          <w:p>
+            <w:pPr>
+              <w:jc w:val="center"/>
+            </w:pPr>
+            <w:r>
+              <w:t xml:space="preserve">Quiero: </w:t>
+            </w:r>
+          </w:p>
+        </w:tc>
+        <w:tc>
+          <w:tcPr>
+            <w:tcW w:w="7223" w:type="dxa"/>
+          </w:tcPr>
+          <w:p>
+            <w:r>
+              <w:t xml:space="preserve">que la aplicación esté preparada para integrarse con pasarelas de pago como </w:t>
+            </w:r>
+            <w:proofErr w:type="spellStart"/>
+            <w:r>
+              <w:t>Stripe</w:t>
+            </w:r>
+            <w:proofErr w:type="spellEnd"/>
+            <w:r>
+              <w:t xml:space="preserve"> o PayPal.</w:t>
+            </w:r>
+          </w:p>
+        </w:tc>
+      </w:tr>
+      <w:tr>
+        <w:tc>
+          <w:tcPr>
+            <w:tcW w:w="2405" w:type="dxa"/>
+            <w:shd w:val="clear" w:color="auto" w:fill="A6A6A6" w:themeFill="background1" w:themeFillShade="A6"/>
+          </w:tcPr>
+          <w:p>
+            <w:pPr>
+              <w:jc w:val="center"/>
+            </w:pPr>
+            <w:r>
+              <w:t xml:space="preserve">Para: </w:t>
+            </w:r>
+          </w:p>
+        </w:tc>
+        <w:tc>
+          <w:tcPr>
+            <w:tcW w:w="7223" w:type="dxa"/>
+          </w:tcPr>
+          <w:p>
+            <w:r>
+              <w:t>permitir la gestión de pagos de productos personalizados de manera segura y confiable en futuras implementaciones.</w:t>
+            </w:r>
+          </w:p>
+        </w:tc>
+      </w:tr>
+    </w:tbl>
+    <w:p>
+      <w:pPr>
+        <w:pStyle w:val="Textbody"/>
+      </w:pPr>
+    </w:p>
+    <w:tbl>
+      <w:tblPr>
+        <w:tblStyle w:val="Tablaconcuadrcula"/>
+        <w:tblW w:w="0" w:type="auto"/>
+        <w:tblLook w:val="04A0" w:firstRow="1" w:lastRow="0" w:firstColumn="1" w:lastColumn="0" w:noHBand="0" w:noVBand="1"/>
+      </w:tblPr>
+      <w:tblGrid>
+        <w:gridCol w:w="2405"/>
+        <w:gridCol w:w="7223"/>
+      </w:tblGrid>
+      <w:tr>
+        <w:tc>
+          <w:tcPr>
+            <w:tcW w:w="9628" w:type="dxa"/>
+            <w:gridSpan w:val="2"/>
+            <w:shd w:val="clear" w:color="auto" w:fill="A6A6A6" w:themeFill="background1" w:themeFillShade="A6"/>
+          </w:tcPr>
+          <w:p>
+            <w:pPr>
+              <w:pStyle w:val="Ttulo3"/>
+            </w:pPr>
+            <w:bookmarkStart w:id="31" w:name="_Toc216337569"/>
+            <w:r>
+              <w:t>RI-03: Integración con redes sociales</w:t>
+            </w:r>
+            <w:bookmarkEnd w:id="31"/>
+          </w:p>
+        </w:tc>
+      </w:tr>
+      <w:tr>
+        <w:tc>
+          <w:tcPr>
+            <w:tcW w:w="2405" w:type="dxa"/>
+            <w:shd w:val="clear" w:color="auto" w:fill="A6A6A6" w:themeFill="background1" w:themeFillShade="A6"/>
+          </w:tcPr>
+          <w:p>
+            <w:pPr>
+              <w:jc w:val="center"/>
+            </w:pPr>
+            <w:r>
+              <w:t xml:space="preserve">Como: </w:t>
+            </w:r>
+          </w:p>
+        </w:tc>
+        <w:tc>
+          <w:tcPr>
+            <w:tcW w:w="7223" w:type="dxa"/>
+          </w:tcPr>
+          <w:p>
+            <w:r>
+              <w:t>responsable del sistema</w:t>
+            </w:r>
+          </w:p>
+        </w:tc>
+      </w:tr>
+      <w:tr>
+        <w:tc>
+          <w:tcPr>
+            <w:tcW w:w="2405" w:type="dxa"/>
+            <w:shd w:val="clear" w:color="auto" w:fill="A6A6A6" w:themeFill="background1" w:themeFillShade="A6"/>
+          </w:tcPr>
+          <w:p>
+            <w:pPr>
+              <w:jc w:val="center"/>
+            </w:pPr>
+            <w:r>
+              <w:t xml:space="preserve">Quiero: </w:t>
+            </w:r>
+          </w:p>
+        </w:tc>
+        <w:tc>
+          <w:tcPr>
+            <w:tcW w:w="7223" w:type="dxa"/>
+          </w:tcPr>
+          <w:p>
+            <w:r>
+              <w:t>que los productos destacados y galerías puedan compartirse directamente en redes sociales.</w:t>
+            </w:r>
+          </w:p>
+        </w:tc>
+      </w:tr>
+      <w:tr>
+        <w:tc>
+          <w:tcPr>
+            <w:tcW w:w="2405" w:type="dxa"/>
+            <w:shd w:val="clear" w:color="auto" w:fill="A6A6A6" w:themeFill="background1" w:themeFillShade="A6"/>
+          </w:tcPr>
+          <w:p>
+            <w:pPr>
+              <w:jc w:val="center"/>
+            </w:pPr>
+            <w:r>
+              <w:t xml:space="preserve">Para: </w:t>
+            </w:r>
+          </w:p>
+        </w:tc>
+        <w:tc>
+          <w:tcPr>
+            <w:tcW w:w="7223" w:type="dxa"/>
+          </w:tcPr>
+          <w:p>
+            <w:r>
+              <w:t>aumentar la visibilidad de los productos y facilitar la promoción de la tienda.</w:t>
+            </w:r>
+          </w:p>
+        </w:tc>
+      </w:tr>
+    </w:tbl>
+    <w:p>
+      <w:pPr>
+        <w:pStyle w:val="Textbody"/>
+      </w:pPr>
+    </w:p>
+    <w:tbl>
+      <w:tblPr>
+        <w:tblStyle w:val="Tablaconcuadrcula"/>
+        <w:tblW w:w="0" w:type="auto"/>
+        <w:tblLook w:val="04A0" w:firstRow="1" w:lastRow="0" w:firstColumn="1" w:lastColumn="0" w:noHBand="0" w:noVBand="1"/>
+      </w:tblPr>
+      <w:tblGrid>
+        <w:gridCol w:w="2405"/>
+        <w:gridCol w:w="7223"/>
+      </w:tblGrid>
+      <w:tr>
+        <w:tc>
+          <w:tcPr>
+            <w:tcW w:w="9628" w:type="dxa"/>
+            <w:gridSpan w:val="2"/>
+            <w:shd w:val="clear" w:color="auto" w:fill="A6A6A6" w:themeFill="background1" w:themeFillShade="A6"/>
+          </w:tcPr>
+          <w:p>
+            <w:pPr>
+              <w:pStyle w:val="Ttulo3"/>
+            </w:pPr>
+            <w:bookmarkStart w:id="32" w:name="_Toc216337570"/>
+            <w:r>
+              <w:t>RI-04: API de geolocalización (opcional)</w:t>
+            </w:r>
+            <w:bookmarkEnd w:id="32"/>
+          </w:p>
+        </w:tc>
+      </w:tr>
+      <w:tr>
+        <w:tc>
+          <w:tcPr>
+            <w:tcW w:w="2405" w:type="dxa"/>
+            <w:shd w:val="clear" w:color="auto" w:fill="A6A6A6" w:themeFill="background1" w:themeFillShade="A6"/>
+          </w:tcPr>
+          <w:p>
+            <w:pPr>
+              <w:jc w:val="center"/>
+            </w:pPr>
+            <w:r>
+              <w:t xml:space="preserve">Como: </w:t>
+            </w:r>
+          </w:p>
+        </w:tc>
+        <w:tc>
+          <w:tcPr>
+            <w:tcW w:w="7223" w:type="dxa"/>
+          </w:tcPr>
+          <w:p>
+            <w:r>
+              <w:t>usuarios</w:t>
+            </w:r>
+          </w:p>
+        </w:tc>
+      </w:tr>
+      <w:tr>
+        <w:tc>
+          <w:tcPr>
+            <w:tcW w:w="2405" w:type="dxa"/>
+            <w:shd w:val="clear" w:color="auto" w:fill="A6A6A6" w:themeFill="background1" w:themeFillShade="A6"/>
+          </w:tcPr>
+          <w:p>
+            <w:pPr>
+              <w:jc w:val="center"/>
+            </w:pPr>
+            <w:r>
+              <w:t xml:space="preserve">Quiero: </w:t>
+            </w:r>
+          </w:p>
+        </w:tc>
+        <w:tc>
+          <w:tcPr>
+            <w:tcW w:w="7223" w:type="dxa"/>
+          </w:tcPr>
+          <w:p>
+            <w:r>
+              <w:t>que los productos o proyectos puedan mostrar ubicación aproximada de la tienda si aplica.</w:t>
+            </w:r>
+          </w:p>
+        </w:tc>
+      </w:tr>
+      <w:tr>
+        <w:tc>
+          <w:tcPr>
+            <w:tcW w:w="2405" w:type="dxa"/>
+            <w:shd w:val="clear" w:color="auto" w:fill="A6A6A6" w:themeFill="background1" w:themeFillShade="A6"/>
+          </w:tcPr>
+          <w:p>
+            <w:pPr>
+              <w:jc w:val="center"/>
+            </w:pPr>
+            <w:r>
+              <w:t xml:space="preserve">Para: </w:t>
+            </w:r>
+          </w:p>
+        </w:tc>
+        <w:tc>
+          <w:tcPr>
+            <w:tcW w:w="7223" w:type="dxa"/>
+          </w:tcPr>
+          <w:p>
+            <w:r>
+              <w:t>que los clientes puedan ubicar la tienda física y planificar recogidas o visitas.</w:t>
+            </w:r>
+          </w:p>
+        </w:tc>
+      </w:tr>
+    </w:tbl>
+    <w:p>
+      <w:pPr>
+        <w:pStyle w:val="Textbody"/>
+      </w:pPr>
+    </w:p>
+    <w:p>
+      <w:pPr>
+        <w:suppressAutoHyphens w:val="0"/>
+        <w:rPr>
+          <w:rFonts w:asciiTheme="majorHAnsi" w:eastAsia="Times New Roman" w:hAnsiTheme="majorHAnsi" w:cs="Times New Roman"/>
+          <w:b/>
+          <w:bCs/>
+          <w:sz w:val="32"/>
+          <w:szCs w:val="32"/>
+        </w:rPr>
+      </w:pPr>
+      <w:bookmarkStart w:id="33" w:name="_Toc216337571"/>
+      <w:r>
+        <w:br w:type="page"/>
+      </w:r>
+    </w:p>
+    <w:p>
+      <w:pPr>
+        <w:pStyle w:val="Ttulo2"/>
+      </w:pPr>
+      <w:r>
+        <w:lastRenderedPageBreak/>
+        <w:t>3.</w:t>
+      </w:r>
+      <w:r>
+        <w:t>6</w:t>
       </w:r>
       <w:r>
         <w:t xml:space="preserve"> </w:t>
       </w:r>
       <w:r>
-        <w:t>Mensaje de Contacto</w:t>
-      </w:r>
+        <w:t>Requisitos de Interfaz (UI/UX)</w:t>
+      </w:r>
+      <w:bookmarkEnd w:id="33"/>
     </w:p>
-    <w:p/>
+    <w:tbl>
+      <w:tblPr>
+        <w:tblStyle w:val="Tablaconcuadrcula"/>
+        <w:tblW w:w="0" w:type="auto"/>
+        <w:tblLook w:val="04A0" w:firstRow="1" w:lastRow="0" w:firstColumn="1" w:lastColumn="0" w:noHBand="0" w:noVBand="1"/>
+      </w:tblPr>
+      <w:tblGrid>
+        <w:gridCol w:w="2405"/>
+        <w:gridCol w:w="7223"/>
+      </w:tblGrid>
+      <w:tr>
+        <w:tc>
+          <w:tcPr>
+            <w:tcW w:w="9628" w:type="dxa"/>
+            <w:gridSpan w:val="2"/>
+            <w:shd w:val="clear" w:color="auto" w:fill="FFFF00"/>
+          </w:tcPr>
+          <w:p>
+            <w:pPr>
+              <w:pStyle w:val="Ttulo3"/>
+            </w:pPr>
+            <w:bookmarkStart w:id="34" w:name="_Toc216337572"/>
+            <w:r>
+              <w:t>RUI-01: Diseño responsivo</w:t>
+            </w:r>
+            <w:bookmarkEnd w:id="34"/>
+          </w:p>
+        </w:tc>
+      </w:tr>
+      <w:tr>
+        <w:tc>
+          <w:tcPr>
+            <w:tcW w:w="2405" w:type="dxa"/>
+            <w:shd w:val="clear" w:color="auto" w:fill="FFFF00"/>
+          </w:tcPr>
+          <w:p>
+            <w:pPr>
+              <w:jc w:val="center"/>
+            </w:pPr>
+            <w:r>
+              <w:t xml:space="preserve">Como: </w:t>
+            </w:r>
+          </w:p>
+        </w:tc>
+        <w:tc>
+          <w:tcPr>
+            <w:tcW w:w="7223" w:type="dxa"/>
+          </w:tcPr>
+          <w:p>
+            <w:r>
+              <w:t>usuario</w:t>
+            </w:r>
+          </w:p>
+        </w:tc>
+      </w:tr>
+      <w:tr>
+        <w:tc>
+          <w:tcPr>
+            <w:tcW w:w="2405" w:type="dxa"/>
+            <w:shd w:val="clear" w:color="auto" w:fill="FFFF00"/>
+          </w:tcPr>
+          <w:p>
+            <w:pPr>
+              <w:jc w:val="center"/>
+            </w:pPr>
+            <w:r>
+              <w:t xml:space="preserve">Quiero: </w:t>
+            </w:r>
+          </w:p>
+        </w:tc>
+        <w:tc>
+          <w:tcPr>
+            <w:tcW w:w="7223" w:type="dxa"/>
+          </w:tcPr>
+          <w:p>
+            <w:r>
+              <w:t>que la plataforma se vea y funcione correctamente en computadoras, tabletas y móviles.</w:t>
+            </w:r>
+          </w:p>
+        </w:tc>
+      </w:tr>
+      <w:tr>
+        <w:tc>
+          <w:tcPr>
+            <w:tcW w:w="2405" w:type="dxa"/>
+            <w:shd w:val="clear" w:color="auto" w:fill="FFFF00"/>
+          </w:tcPr>
+          <w:p>
+            <w:pPr>
+              <w:jc w:val="center"/>
+            </w:pPr>
+            <w:r>
+              <w:t xml:space="preserve">Para: </w:t>
+            </w:r>
+          </w:p>
+        </w:tc>
+        <w:tc>
+          <w:tcPr>
+            <w:tcW w:w="7223" w:type="dxa"/>
+          </w:tcPr>
+          <w:p>
+            <w:r>
+              <w:t>poder acceder al catálogo y la galería desde cualquier dispositivo de manera cómoda.</w:t>
+            </w:r>
+          </w:p>
+        </w:tc>
+      </w:tr>
+    </w:tbl>
     <w:p>
       <w:pPr>
-        <w:pStyle w:val="Ttulo2"/>
-      </w:pPr>
-      <w:r>
-        <w:lastRenderedPageBreak/>
-        <w:t>2.</w:t>
-      </w:r>
-      <w:r>
-        <w:t>4</w:t>
-      </w:r>
-      <w:r>
-        <w:t xml:space="preserve"> </w:t>
-      </w:r>
-      <w:r>
-        <w:t>Imágenes de la Galería</w:t>
-      </w:r>
+        <w:pStyle w:val="Textbody"/>
+      </w:pPr>
     </w:p>
-    <w:p/>
+    <w:tbl>
+      <w:tblPr>
+        <w:tblStyle w:val="Tablaconcuadrcula"/>
+        <w:tblW w:w="0" w:type="auto"/>
+        <w:tblLook w:val="04A0" w:firstRow="1" w:lastRow="0" w:firstColumn="1" w:lastColumn="0" w:noHBand="0" w:noVBand="1"/>
+      </w:tblPr>
+      <w:tblGrid>
+        <w:gridCol w:w="2405"/>
+        <w:gridCol w:w="7223"/>
+      </w:tblGrid>
+      <w:tr>
+        <w:tc>
+          <w:tcPr>
+            <w:tcW w:w="9628" w:type="dxa"/>
+            <w:gridSpan w:val="2"/>
+            <w:shd w:val="clear" w:color="auto" w:fill="FFFF00"/>
+          </w:tcPr>
+          <w:p>
+            <w:pPr>
+              <w:pStyle w:val="Ttulo3"/>
+            </w:pPr>
+            <w:bookmarkStart w:id="35" w:name="_Toc216337573"/>
+            <w:r>
+              <w:t>RUI-02: Navegación intuitiva</w:t>
+            </w:r>
+            <w:bookmarkEnd w:id="35"/>
+          </w:p>
+        </w:tc>
+      </w:tr>
+      <w:tr>
+        <w:tc>
+          <w:tcPr>
+            <w:tcW w:w="2405" w:type="dxa"/>
+            <w:shd w:val="clear" w:color="auto" w:fill="FFFF00"/>
+          </w:tcPr>
+          <w:p>
+            <w:pPr>
+              <w:jc w:val="center"/>
+            </w:pPr>
+            <w:r>
+              <w:t xml:space="preserve">Como: </w:t>
+            </w:r>
+          </w:p>
+        </w:tc>
+        <w:tc>
+          <w:tcPr>
+            <w:tcW w:w="7223" w:type="dxa"/>
+          </w:tcPr>
+          <w:p>
+            <w:r>
+              <w:t>usuario</w:t>
+            </w:r>
+          </w:p>
+        </w:tc>
+      </w:tr>
+      <w:tr>
+        <w:tc>
+          <w:tcPr>
+            <w:tcW w:w="2405" w:type="dxa"/>
+            <w:shd w:val="clear" w:color="auto" w:fill="FFFF00"/>
+          </w:tcPr>
+          <w:p>
+            <w:pPr>
+              <w:jc w:val="center"/>
+            </w:pPr>
+            <w:r>
+              <w:t xml:space="preserve">Quiero: </w:t>
+            </w:r>
+          </w:p>
+        </w:tc>
+        <w:tc>
+          <w:tcPr>
+            <w:tcW w:w="7223" w:type="dxa"/>
+          </w:tcPr>
+          <w:p>
+            <w:r>
+              <w:t>que el menú, categorías y filtros estén organizados de manera clara y lógica.</w:t>
+            </w:r>
+          </w:p>
+        </w:tc>
+      </w:tr>
+      <w:tr>
+        <w:tc>
+          <w:tcPr>
+            <w:tcW w:w="2405" w:type="dxa"/>
+            <w:shd w:val="clear" w:color="auto" w:fill="FFFF00"/>
+          </w:tcPr>
+          <w:p>
+            <w:pPr>
+              <w:jc w:val="center"/>
+            </w:pPr>
+            <w:r>
+              <w:t xml:space="preserve">Para: </w:t>
+            </w:r>
+          </w:p>
+        </w:tc>
+        <w:tc>
+          <w:tcPr>
+            <w:tcW w:w="7223" w:type="dxa"/>
+          </w:tcPr>
+          <w:p>
+            <w:r>
+              <w:t>encontrar rápidamente los productos o proyectos que me interesan.</w:t>
+            </w:r>
+          </w:p>
+        </w:tc>
+      </w:tr>
+    </w:tbl>
     <w:p>
       <w:pPr>
-        <w:pStyle w:val="Ttulo2"/>
-      </w:pPr>
-      <w:r>
-        <w:t>2.</w:t>
-      </w:r>
-      <w:r>
-        <w:t>5</w:t>
-      </w:r>
-      <w:r>
-        <w:t xml:space="preserve"> </w:t>
-      </w:r>
-      <w:r>
-        <w:t>Usuarios</w:t>
-      </w:r>
+        <w:pStyle w:val="Textbody"/>
+      </w:pPr>
     </w:p>
-    <w:p/>
+    <w:tbl>
+      <w:tblPr>
+        <w:tblStyle w:val="Tablaconcuadrcula"/>
+        <w:tblW w:w="0" w:type="auto"/>
+        <w:tblLook w:val="04A0" w:firstRow="1" w:lastRow="0" w:firstColumn="1" w:lastColumn="0" w:noHBand="0" w:noVBand="1"/>
+      </w:tblPr>
+      <w:tblGrid>
+        <w:gridCol w:w="2405"/>
+        <w:gridCol w:w="7223"/>
+      </w:tblGrid>
+      <w:tr>
+        <w:tc>
+          <w:tcPr>
+            <w:tcW w:w="9628" w:type="dxa"/>
+            <w:gridSpan w:val="2"/>
+            <w:shd w:val="clear" w:color="auto" w:fill="FFFF00"/>
+          </w:tcPr>
+          <w:p>
+            <w:pPr>
+              <w:pStyle w:val="Ttulo3"/>
+            </w:pPr>
+            <w:bookmarkStart w:id="36" w:name="_Toc216337574"/>
+            <w:r>
+              <w:t xml:space="preserve">RUI-03: </w:t>
+            </w:r>
+            <w:proofErr w:type="spellStart"/>
+            <w:r>
+              <w:t>Feedback</w:t>
+            </w:r>
+            <w:proofErr w:type="spellEnd"/>
+            <w:r>
+              <w:t xml:space="preserve"> visual</w:t>
+            </w:r>
+            <w:bookmarkEnd w:id="36"/>
+          </w:p>
+        </w:tc>
+      </w:tr>
+      <w:tr>
+        <w:tc>
+          <w:tcPr>
+            <w:tcW w:w="2405" w:type="dxa"/>
+            <w:shd w:val="clear" w:color="auto" w:fill="FFFF00"/>
+          </w:tcPr>
+          <w:p>
+            <w:pPr>
+              <w:jc w:val="center"/>
+            </w:pPr>
+            <w:r>
+              <w:t xml:space="preserve">Como: </w:t>
+            </w:r>
+          </w:p>
+        </w:tc>
+        <w:tc>
+          <w:tcPr>
+            <w:tcW w:w="7223" w:type="dxa"/>
+          </w:tcPr>
+          <w:p>
+            <w:r>
+              <w:t>usuario</w:t>
+            </w:r>
+          </w:p>
+        </w:tc>
+      </w:tr>
+      <w:tr>
+        <w:tc>
+          <w:tcPr>
+            <w:tcW w:w="2405" w:type="dxa"/>
+            <w:shd w:val="clear" w:color="auto" w:fill="FFFF00"/>
+          </w:tcPr>
+          <w:p>
+            <w:pPr>
+              <w:jc w:val="center"/>
+            </w:pPr>
+            <w:r>
+              <w:t xml:space="preserve">Quiero: </w:t>
+            </w:r>
+          </w:p>
+        </w:tc>
+        <w:tc>
+          <w:tcPr>
+            <w:tcW w:w="7223" w:type="dxa"/>
+          </w:tcPr>
+          <w:p>
+            <w:r>
+              <w:t>recibir notificaciones claras sobre acciones realizadas (por ejemplo, producto agregado, mensaje enviado).</w:t>
+            </w:r>
+          </w:p>
+        </w:tc>
+      </w:tr>
+      <w:tr>
+        <w:tc>
+          <w:tcPr>
+            <w:tcW w:w="2405" w:type="dxa"/>
+            <w:shd w:val="clear" w:color="auto" w:fill="FFFF00"/>
+          </w:tcPr>
+          <w:p>
+            <w:pPr>
+              <w:jc w:val="center"/>
+            </w:pPr>
+            <w:r>
+              <w:t xml:space="preserve">Para: </w:t>
+            </w:r>
+          </w:p>
+        </w:tc>
+        <w:tc>
+          <w:tcPr>
+            <w:tcW w:w="7223" w:type="dxa"/>
+          </w:tcPr>
+          <w:p>
+            <w:r>
+              <w:t>saber que mis interacciones con el sistema se han procesado correctamente.</w:t>
+            </w:r>
+          </w:p>
+        </w:tc>
+      </w:tr>
+    </w:tbl>
+    <w:p>
+      <w:pPr>
+        <w:pStyle w:val="Textbody"/>
+      </w:pPr>
+    </w:p>
+    <w:tbl>
+      <w:tblPr>
+        <w:tblStyle w:val="Tablaconcuadrcula"/>
+        <w:tblW w:w="9628" w:type="dxa"/>
+        <w:tblLook w:val="04A0" w:firstRow="1" w:lastRow="0" w:firstColumn="1" w:lastColumn="0" w:noHBand="0" w:noVBand="1"/>
+      </w:tblPr>
+      <w:tblGrid>
+        <w:gridCol w:w="2405"/>
+        <w:gridCol w:w="7223"/>
+      </w:tblGrid>
+      <w:tr>
+        <w:tc>
+          <w:tcPr>
+            <w:tcW w:w="9628" w:type="dxa"/>
+            <w:gridSpan w:val="2"/>
+            <w:shd w:val="clear" w:color="auto" w:fill="FFFF00"/>
+          </w:tcPr>
+          <w:p>
+            <w:pPr>
+              <w:pStyle w:val="Ttulo3"/>
+            </w:pPr>
+            <w:bookmarkStart w:id="37" w:name="_Toc216337575"/>
+            <w:r>
+              <w:t>RUI-04: Interfaz atractiva y consistente</w:t>
+            </w:r>
+            <w:bookmarkEnd w:id="37"/>
+          </w:p>
+        </w:tc>
+      </w:tr>
+      <w:tr>
+        <w:tc>
+          <w:tcPr>
+            <w:tcW w:w="2405" w:type="dxa"/>
+            <w:shd w:val="clear" w:color="auto" w:fill="FFFF00"/>
+          </w:tcPr>
+          <w:p>
+            <w:pPr>
+              <w:jc w:val="center"/>
+            </w:pPr>
+            <w:r>
+              <w:t xml:space="preserve">Como: </w:t>
+            </w:r>
+          </w:p>
+        </w:tc>
+        <w:tc>
+          <w:tcPr>
+            <w:tcW w:w="7223" w:type="dxa"/>
+          </w:tcPr>
+          <w:p>
+            <w:r>
+              <w:t>responsable del sistema</w:t>
+            </w:r>
+          </w:p>
+        </w:tc>
+      </w:tr>
+      <w:tr>
+        <w:tc>
+          <w:tcPr>
+            <w:tcW w:w="2405" w:type="dxa"/>
+            <w:shd w:val="clear" w:color="auto" w:fill="FFFF00"/>
+          </w:tcPr>
+          <w:p>
+            <w:pPr>
+              <w:jc w:val="center"/>
+            </w:pPr>
+            <w:r>
+              <w:t xml:space="preserve">Quiero: </w:t>
+            </w:r>
+          </w:p>
+        </w:tc>
+        <w:tc>
+          <w:tcPr>
+            <w:tcW w:w="7223" w:type="dxa"/>
+          </w:tcPr>
+          <w:p>
+            <w:r>
+              <w:t>que los colores, tipografía y disposición de los elementos mantengan una coherencia visual.</w:t>
+            </w:r>
+          </w:p>
+        </w:tc>
+      </w:tr>
+      <w:tr>
+        <w:tc>
+          <w:tcPr>
+            <w:tcW w:w="2405" w:type="dxa"/>
+            <w:shd w:val="clear" w:color="auto" w:fill="FFFF00"/>
+          </w:tcPr>
+          <w:p>
+            <w:pPr>
+              <w:jc w:val="center"/>
+            </w:pPr>
+            <w:r>
+              <w:t xml:space="preserve">Para: </w:t>
+            </w:r>
+          </w:p>
+        </w:tc>
+        <w:tc>
+          <w:tcPr>
+            <w:tcW w:w="7223" w:type="dxa"/>
+          </w:tcPr>
+          <w:p>
+            <w:r>
+              <w:t>ofrecer una experiencia profesional y agradable al usuario.</w:t>
+            </w:r>
+          </w:p>
+        </w:tc>
+      </w:tr>
+    </w:tbl>
+    <w:p>
+      <w:pPr>
+        <w:pStyle w:val="Textbody"/>
+      </w:pPr>
+    </w:p>
+    <w:tbl>
+      <w:tblPr>
+        <w:tblStyle w:val="Tablaconcuadrcula"/>
+        <w:tblW w:w="9634" w:type="dxa"/>
+        <w:tblLook w:val="04A0" w:firstRow="1" w:lastRow="0" w:firstColumn="1" w:lastColumn="0" w:noHBand="0" w:noVBand="1"/>
+      </w:tblPr>
+      <w:tblGrid>
+        <w:gridCol w:w="2245"/>
+        <w:gridCol w:w="7389"/>
+      </w:tblGrid>
+      <w:tr>
+        <w:tc>
+          <w:tcPr>
+            <w:tcW w:w="9634" w:type="dxa"/>
+            <w:gridSpan w:val="2"/>
+            <w:shd w:val="clear" w:color="auto" w:fill="FFFF00"/>
+          </w:tcPr>
+          <w:p>
+            <w:pPr>
+              <w:pStyle w:val="Ttulo3"/>
+            </w:pPr>
+            <w:bookmarkStart w:id="38" w:name="_Toc216337576"/>
+            <w:r>
+              <w:t>RUI-05: Accesibilidad básica</w:t>
+            </w:r>
+            <w:bookmarkEnd w:id="38"/>
+          </w:p>
+        </w:tc>
+      </w:tr>
+      <w:tr>
+        <w:tc>
+          <w:tcPr>
+            <w:tcW w:w="2245" w:type="dxa"/>
+            <w:shd w:val="clear" w:color="auto" w:fill="FFFF00"/>
+          </w:tcPr>
+          <w:p>
+            <w:pPr>
+              <w:jc w:val="center"/>
+            </w:pPr>
+            <w:r>
+              <w:t xml:space="preserve">Como: </w:t>
+            </w:r>
+          </w:p>
+        </w:tc>
+        <w:tc>
+          <w:tcPr>
+            <w:tcW w:w="7389" w:type="dxa"/>
+          </w:tcPr>
+          <w:p>
+            <w:r>
+              <w:t>usuario</w:t>
+            </w:r>
+          </w:p>
+        </w:tc>
+      </w:tr>
+      <w:tr>
+        <w:tc>
+          <w:tcPr>
+            <w:tcW w:w="2245" w:type="dxa"/>
+            <w:shd w:val="clear" w:color="auto" w:fill="FFFF00"/>
+          </w:tcPr>
+          <w:p>
+            <w:pPr>
+              <w:jc w:val="center"/>
+            </w:pPr>
+            <w:r>
+              <w:t xml:space="preserve">Quiero: </w:t>
+            </w:r>
+          </w:p>
+        </w:tc>
+        <w:tc>
+          <w:tcPr>
+            <w:tcW w:w="7389" w:type="dxa"/>
+          </w:tcPr>
+          <w:p>
+            <w:r>
+              <w:t>que la plataforma tenga un contraste adecuado y navegación sencilla.</w:t>
+            </w:r>
+          </w:p>
+        </w:tc>
+      </w:tr>
+      <w:tr>
+        <w:tc>
+          <w:tcPr>
+            <w:tcW w:w="2245" w:type="dxa"/>
+            <w:shd w:val="clear" w:color="auto" w:fill="FFFF00"/>
+          </w:tcPr>
+          <w:p>
+            <w:pPr>
+              <w:jc w:val="center"/>
+            </w:pPr>
+            <w:r>
+              <w:t xml:space="preserve">Para: </w:t>
+            </w:r>
+          </w:p>
+        </w:tc>
+        <w:tc>
+          <w:tcPr>
+            <w:tcW w:w="7389" w:type="dxa"/>
+          </w:tcPr>
+          <w:p>
+            <w:r>
+              <w:t>que personas con dificultades visuales o de movilidad puedan usar el sitio sin problemas.</w:t>
+            </w:r>
+          </w:p>
+        </w:tc>
+      </w:tr>
+    </w:tbl>
+    <w:p>
+      <w:pPr>
+        <w:pStyle w:val="Textbody"/>
+      </w:pPr>
+    </w:p>
+    <w:p>
+      <w:pPr>
+        <w:pStyle w:val="Textbody"/>
+      </w:pPr>
+    </w:p>
     <w:p>
       <w:pPr>
         <w:pStyle w:val="Textbody"/>
@@ -2159,13 +7949,6 @@
         <w:bCs/>
       </w:rPr>
       <w:tab/>
-    </w:r>
-    <w:r>
-      <w:rPr>
-        <w:rFonts w:ascii="Times New Roman" w:hAnsi="Times New Roman" w:cs="Times New Roman"/>
-        <w:b/>
-        <w:bCs/>
-      </w:rPr>
       <w:t>GRUPO 8</w:t>
     </w:r>
   </w:p>
@@ -2175,6 +7958,345 @@
 <file path=word/numbering.xml><?xml version="1.0" encoding="utf-8"?>
 <w:numbering xmlns:wpc="http://schemas.microsoft.com/office/word/2010/wordprocessingCanvas" xmlns:cx="http://schemas.microsoft.com/office/drawing/2014/chartex" xmlns:cx1="http://schemas.microsoft.com/office/drawing/2015/9/8/chartex" xmlns:cx2="http://schemas.microsoft.com/office/drawing/2015/10/21/chartex" xmlns:cx3="http://schemas.microsoft.com/office/drawing/2016/5/9/chartex" xmlns:cx4="http://schemas.microsoft.com/office/drawing/2016/5/10/chartex" xmlns:cx5="http://schemas.microsoft.com/office/drawing/2016/5/11/chartex" xmlns:cx6="http://schemas.microsoft.com/office/drawing/2016/5/12/chartex" xmlns:cx7="http://schemas.microsoft.com/office/drawing/2016/5/13/chartex" xmlns:cx8="http://schemas.microsoft.com/office/drawing/2016/5/14/chartex" xmlns:mc="http://schemas.openxmlformats.org/markup-compatibility/2006" xmlns:aink="http://schemas.microsoft.com/office/drawing/2016/ink" xmlns:am3d="http://schemas.microsoft.com/office/drawing/2017/model3d" xmlns:o="urn:schemas-microsoft-com:office:office" xmlns:r="http://schemas.openxmlformats.org/officeDocument/2006/relationships" xmlns:m="http://schemas.openxmlformats.org/officeDocument/2006/math" xmlns:v="urn:schemas-microsoft-com:vml" xmlns:wp14="http://schemas.microsoft.com/office/word/2010/wordprocessingDrawing" xmlns:wp="http://schemas.openxmlformats.org/drawingml/2006/wordprocessingDrawing" xmlns:w10="urn:schemas-microsoft-com:office:word" xmlns:w="http://schemas.openxmlformats.org/wordprocessingml/2006/main" xmlns:w14="http://schemas.microsoft.com/office/word/2010/wordml" xmlns:w15="http://schemas.microsoft.com/office/word/2012/wordml" xmlns:w16cex="http://schemas.microsoft.com/office/word/2018/wordml/cex" xmlns:w16cid="http://schemas.microsoft.com/office/word/2016/wordml/cid" xmlns:w16="http://schemas.microsoft.com/office/word/2018/wordml" xmlns:w16sdtdh="http://schemas.microsoft.com/office/word/2020/wordml/sdtdatahash" xmlns:w16se="http://schemas.microsoft.com/office/word/2015/wordml/symex" xmlns:wpg="http://schemas.microsoft.com/office/word/2010/wordprocessingGroup" xmlns:wpi="http://schemas.microsoft.com/office/word/2010/wordprocessingInk" xmlns:wne="http://schemas.microsoft.com/office/word/2006/wordml" xmlns:wps="http://schemas.microsoft.com/office/word/2010/wordprocessingShape" mc:Ignorable="w14 w15 w16se w16cid w16 w16cex w16sdtdh wp14">
   <w:abstractNum w:abstractNumId="0" w15:restartNumberingAfterBreak="0">
+    <w:nsid w:val="21D51F73"/>
+    <w:multiLevelType w:val="hybridMultilevel"/>
+    <w:tmpl w:val="83946464"/>
+    <w:lvl w:ilvl="0" w:tplc="0C0A0001">
+      <w:start w:val="1"/>
+      <w:numFmt w:val="bullet"/>
+      <w:lvlText w:val=""/>
+      <w:lvlJc w:val="left"/>
+      <w:pPr>
+        <w:ind w:left="720" w:hanging="360"/>
+      </w:pPr>
+      <w:rPr>
+        <w:rFonts w:ascii="Symbol" w:hAnsi="Symbol" w:hint="default"/>
+      </w:rPr>
+    </w:lvl>
+    <w:lvl w:ilvl="1" w:tplc="0C0A0003" w:tentative="1">
+      <w:start w:val="1"/>
+      <w:numFmt w:val="bullet"/>
+      <w:lvlText w:val="o"/>
+      <w:lvlJc w:val="left"/>
+      <w:pPr>
+        <w:ind w:left="1440" w:hanging="360"/>
+      </w:pPr>
+      <w:rPr>
+        <w:rFonts w:ascii="Courier New" w:hAnsi="Courier New" w:cs="Courier New" w:hint="default"/>
+      </w:rPr>
+    </w:lvl>
+    <w:lvl w:ilvl="2" w:tplc="0C0A0005" w:tentative="1">
+      <w:start w:val="1"/>
+      <w:numFmt w:val="bullet"/>
+      <w:lvlText w:val=""/>
+      <w:lvlJc w:val="left"/>
+      <w:pPr>
+        <w:ind w:left="2160" w:hanging="360"/>
+      </w:pPr>
+      <w:rPr>
+        <w:rFonts w:ascii="Wingdings" w:hAnsi="Wingdings" w:hint="default"/>
+      </w:rPr>
+    </w:lvl>
+    <w:lvl w:ilvl="3" w:tplc="0C0A0001" w:tentative="1">
+      <w:start w:val="1"/>
+      <w:numFmt w:val="bullet"/>
+      <w:lvlText w:val=""/>
+      <w:lvlJc w:val="left"/>
+      <w:pPr>
+        <w:ind w:left="2880" w:hanging="360"/>
+      </w:pPr>
+      <w:rPr>
+        <w:rFonts w:ascii="Symbol" w:hAnsi="Symbol" w:hint="default"/>
+      </w:rPr>
+    </w:lvl>
+    <w:lvl w:ilvl="4" w:tplc="0C0A0003" w:tentative="1">
+      <w:start w:val="1"/>
+      <w:numFmt w:val="bullet"/>
+      <w:lvlText w:val="o"/>
+      <w:lvlJc w:val="left"/>
+      <w:pPr>
+        <w:ind w:left="3600" w:hanging="360"/>
+      </w:pPr>
+      <w:rPr>
+        <w:rFonts w:ascii="Courier New" w:hAnsi="Courier New" w:cs="Courier New" w:hint="default"/>
+      </w:rPr>
+    </w:lvl>
+    <w:lvl w:ilvl="5" w:tplc="0C0A0005" w:tentative="1">
+      <w:start w:val="1"/>
+      <w:numFmt w:val="bullet"/>
+      <w:lvlText w:val=""/>
+      <w:lvlJc w:val="left"/>
+      <w:pPr>
+        <w:ind w:left="4320" w:hanging="360"/>
+      </w:pPr>
+      <w:rPr>
+        <w:rFonts w:ascii="Wingdings" w:hAnsi="Wingdings" w:hint="default"/>
+      </w:rPr>
+    </w:lvl>
+    <w:lvl w:ilvl="6" w:tplc="0C0A0001" w:tentative="1">
+      <w:start w:val="1"/>
+      <w:numFmt w:val="bullet"/>
+      <w:lvlText w:val=""/>
+      <w:lvlJc w:val="left"/>
+      <w:pPr>
+        <w:ind w:left="5040" w:hanging="360"/>
+      </w:pPr>
+      <w:rPr>
+        <w:rFonts w:ascii="Symbol" w:hAnsi="Symbol" w:hint="default"/>
+      </w:rPr>
+    </w:lvl>
+    <w:lvl w:ilvl="7" w:tplc="0C0A0003" w:tentative="1">
+      <w:start w:val="1"/>
+      <w:numFmt w:val="bullet"/>
+      <w:lvlText w:val="o"/>
+      <w:lvlJc w:val="left"/>
+      <w:pPr>
+        <w:ind w:left="5760" w:hanging="360"/>
+      </w:pPr>
+      <w:rPr>
+        <w:rFonts w:ascii="Courier New" w:hAnsi="Courier New" w:cs="Courier New" w:hint="default"/>
+      </w:rPr>
+    </w:lvl>
+    <w:lvl w:ilvl="8" w:tplc="0C0A0005" w:tentative="1">
+      <w:start w:val="1"/>
+      <w:numFmt w:val="bullet"/>
+      <w:lvlText w:val=""/>
+      <w:lvlJc w:val="left"/>
+      <w:pPr>
+        <w:ind w:left="6480" w:hanging="360"/>
+      </w:pPr>
+      <w:rPr>
+        <w:rFonts w:ascii="Wingdings" w:hAnsi="Wingdings" w:hint="default"/>
+      </w:rPr>
+    </w:lvl>
+  </w:abstractNum>
+  <w:abstractNum w:abstractNumId="1" w15:restartNumberingAfterBreak="0">
+    <w:nsid w:val="251140F7"/>
+    <w:multiLevelType w:val="hybridMultilevel"/>
+    <w:tmpl w:val="FA38F9D6"/>
+    <w:lvl w:ilvl="0" w:tplc="0C0A0001">
+      <w:start w:val="1"/>
+      <w:numFmt w:val="bullet"/>
+      <w:lvlText w:val=""/>
+      <w:lvlJc w:val="left"/>
+      <w:pPr>
+        <w:ind w:left="720" w:hanging="360"/>
+      </w:pPr>
+      <w:rPr>
+        <w:rFonts w:ascii="Symbol" w:hAnsi="Symbol" w:hint="default"/>
+      </w:rPr>
+    </w:lvl>
+    <w:lvl w:ilvl="1" w:tplc="0C0A0003" w:tentative="1">
+      <w:start w:val="1"/>
+      <w:numFmt w:val="bullet"/>
+      <w:lvlText w:val="o"/>
+      <w:lvlJc w:val="left"/>
+      <w:pPr>
+        <w:ind w:left="1440" w:hanging="360"/>
+      </w:pPr>
+      <w:rPr>
+        <w:rFonts w:ascii="Courier New" w:hAnsi="Courier New" w:cs="Courier New" w:hint="default"/>
+      </w:rPr>
+    </w:lvl>
+    <w:lvl w:ilvl="2" w:tplc="0C0A0005" w:tentative="1">
+      <w:start w:val="1"/>
+      <w:numFmt w:val="bullet"/>
+      <w:lvlText w:val=""/>
+      <w:lvlJc w:val="left"/>
+      <w:pPr>
+        <w:ind w:left="2160" w:hanging="360"/>
+      </w:pPr>
+      <w:rPr>
+        <w:rFonts w:ascii="Wingdings" w:hAnsi="Wingdings" w:hint="default"/>
+      </w:rPr>
+    </w:lvl>
+    <w:lvl w:ilvl="3" w:tplc="0C0A0001" w:tentative="1">
+      <w:start w:val="1"/>
+      <w:numFmt w:val="bullet"/>
+      <w:lvlText w:val=""/>
+      <w:lvlJc w:val="left"/>
+      <w:pPr>
+        <w:ind w:left="2880" w:hanging="360"/>
+      </w:pPr>
+      <w:rPr>
+        <w:rFonts w:ascii="Symbol" w:hAnsi="Symbol" w:hint="default"/>
+      </w:rPr>
+    </w:lvl>
+    <w:lvl w:ilvl="4" w:tplc="0C0A0003" w:tentative="1">
+      <w:start w:val="1"/>
+      <w:numFmt w:val="bullet"/>
+      <w:lvlText w:val="o"/>
+      <w:lvlJc w:val="left"/>
+      <w:pPr>
+        <w:ind w:left="3600" w:hanging="360"/>
+      </w:pPr>
+      <w:rPr>
+        <w:rFonts w:ascii="Courier New" w:hAnsi="Courier New" w:cs="Courier New" w:hint="default"/>
+      </w:rPr>
+    </w:lvl>
+    <w:lvl w:ilvl="5" w:tplc="0C0A0005" w:tentative="1">
+      <w:start w:val="1"/>
+      <w:numFmt w:val="bullet"/>
+      <w:lvlText w:val=""/>
+      <w:lvlJc w:val="left"/>
+      <w:pPr>
+        <w:ind w:left="4320" w:hanging="360"/>
+      </w:pPr>
+      <w:rPr>
+        <w:rFonts w:ascii="Wingdings" w:hAnsi="Wingdings" w:hint="default"/>
+      </w:rPr>
+    </w:lvl>
+    <w:lvl w:ilvl="6" w:tplc="0C0A0001" w:tentative="1">
+      <w:start w:val="1"/>
+      <w:numFmt w:val="bullet"/>
+      <w:lvlText w:val=""/>
+      <w:lvlJc w:val="left"/>
+      <w:pPr>
+        <w:ind w:left="5040" w:hanging="360"/>
+      </w:pPr>
+      <w:rPr>
+        <w:rFonts w:ascii="Symbol" w:hAnsi="Symbol" w:hint="default"/>
+      </w:rPr>
+    </w:lvl>
+    <w:lvl w:ilvl="7" w:tplc="0C0A0003" w:tentative="1">
+      <w:start w:val="1"/>
+      <w:numFmt w:val="bullet"/>
+      <w:lvlText w:val="o"/>
+      <w:lvlJc w:val="left"/>
+      <w:pPr>
+        <w:ind w:left="5760" w:hanging="360"/>
+      </w:pPr>
+      <w:rPr>
+        <w:rFonts w:ascii="Courier New" w:hAnsi="Courier New" w:cs="Courier New" w:hint="default"/>
+      </w:rPr>
+    </w:lvl>
+    <w:lvl w:ilvl="8" w:tplc="0C0A0005" w:tentative="1">
+      <w:start w:val="1"/>
+      <w:numFmt w:val="bullet"/>
+      <w:lvlText w:val=""/>
+      <w:lvlJc w:val="left"/>
+      <w:pPr>
+        <w:ind w:left="6480" w:hanging="360"/>
+      </w:pPr>
+      <w:rPr>
+        <w:rFonts w:ascii="Wingdings" w:hAnsi="Wingdings" w:hint="default"/>
+      </w:rPr>
+    </w:lvl>
+  </w:abstractNum>
+  <w:abstractNum w:abstractNumId="2" w15:restartNumberingAfterBreak="0">
+    <w:nsid w:val="29061509"/>
+    <w:multiLevelType w:val="hybridMultilevel"/>
+    <w:tmpl w:val="7FD2105C"/>
+    <w:lvl w:ilvl="0" w:tplc="0C0A0001">
+      <w:start w:val="1"/>
+      <w:numFmt w:val="bullet"/>
+      <w:lvlText w:val=""/>
+      <w:lvlJc w:val="left"/>
+      <w:pPr>
+        <w:ind w:left="720" w:hanging="360"/>
+      </w:pPr>
+      <w:rPr>
+        <w:rFonts w:ascii="Symbol" w:hAnsi="Symbol" w:hint="default"/>
+      </w:rPr>
+    </w:lvl>
+    <w:lvl w:ilvl="1" w:tplc="0C0A0003" w:tentative="1">
+      <w:start w:val="1"/>
+      <w:numFmt w:val="bullet"/>
+      <w:lvlText w:val="o"/>
+      <w:lvlJc w:val="left"/>
+      <w:pPr>
+        <w:ind w:left="1440" w:hanging="360"/>
+      </w:pPr>
+      <w:rPr>
+        <w:rFonts w:ascii="Courier New" w:hAnsi="Courier New" w:cs="Courier New" w:hint="default"/>
+      </w:rPr>
+    </w:lvl>
+    <w:lvl w:ilvl="2" w:tplc="0C0A0005" w:tentative="1">
+      <w:start w:val="1"/>
+      <w:numFmt w:val="bullet"/>
+      <w:lvlText w:val=""/>
+      <w:lvlJc w:val="left"/>
+      <w:pPr>
+        <w:ind w:left="2160" w:hanging="360"/>
+      </w:pPr>
+      <w:rPr>
+        <w:rFonts w:ascii="Wingdings" w:hAnsi="Wingdings" w:hint="default"/>
+      </w:rPr>
+    </w:lvl>
+    <w:lvl w:ilvl="3" w:tplc="0C0A0001" w:tentative="1">
+      <w:start w:val="1"/>
+      <w:numFmt w:val="bullet"/>
+      <w:lvlText w:val=""/>
+      <w:lvlJc w:val="left"/>
+      <w:pPr>
+        <w:ind w:left="2880" w:hanging="360"/>
+      </w:pPr>
+      <w:rPr>
+        <w:rFonts w:ascii="Symbol" w:hAnsi="Symbol" w:hint="default"/>
+      </w:rPr>
+    </w:lvl>
+    <w:lvl w:ilvl="4" w:tplc="0C0A0003" w:tentative="1">
+      <w:start w:val="1"/>
+      <w:numFmt w:val="bullet"/>
+      <w:lvlText w:val="o"/>
+      <w:lvlJc w:val="left"/>
+      <w:pPr>
+        <w:ind w:left="3600" w:hanging="360"/>
+      </w:pPr>
+      <w:rPr>
+        <w:rFonts w:ascii="Courier New" w:hAnsi="Courier New" w:cs="Courier New" w:hint="default"/>
+      </w:rPr>
+    </w:lvl>
+    <w:lvl w:ilvl="5" w:tplc="0C0A0005" w:tentative="1">
+      <w:start w:val="1"/>
+      <w:numFmt w:val="bullet"/>
+      <w:lvlText w:val=""/>
+      <w:lvlJc w:val="left"/>
+      <w:pPr>
+        <w:ind w:left="4320" w:hanging="360"/>
+      </w:pPr>
+      <w:rPr>
+        <w:rFonts w:ascii="Wingdings" w:hAnsi="Wingdings" w:hint="default"/>
+      </w:rPr>
+    </w:lvl>
+    <w:lvl w:ilvl="6" w:tplc="0C0A0001" w:tentative="1">
+      <w:start w:val="1"/>
+      <w:numFmt w:val="bullet"/>
+      <w:lvlText w:val=""/>
+      <w:lvlJc w:val="left"/>
+      <w:pPr>
+        <w:ind w:left="5040" w:hanging="360"/>
+      </w:pPr>
+      <w:rPr>
+        <w:rFonts w:ascii="Symbol" w:hAnsi="Symbol" w:hint="default"/>
+      </w:rPr>
+    </w:lvl>
+    <w:lvl w:ilvl="7" w:tplc="0C0A0003" w:tentative="1">
+      <w:start w:val="1"/>
+      <w:numFmt w:val="bullet"/>
+      <w:lvlText w:val="o"/>
+      <w:lvlJc w:val="left"/>
+      <w:pPr>
+        <w:ind w:left="5760" w:hanging="360"/>
+      </w:pPr>
+      <w:rPr>
+        <w:rFonts w:ascii="Courier New" w:hAnsi="Courier New" w:cs="Courier New" w:hint="default"/>
+      </w:rPr>
+    </w:lvl>
+    <w:lvl w:ilvl="8" w:tplc="0C0A0005" w:tentative="1">
+      <w:start w:val="1"/>
+      <w:numFmt w:val="bullet"/>
+      <w:lvlText w:val=""/>
+      <w:lvlJc w:val="left"/>
+      <w:pPr>
+        <w:ind w:left="6480" w:hanging="360"/>
+      </w:pPr>
+      <w:rPr>
+        <w:rFonts w:ascii="Wingdings" w:hAnsi="Wingdings" w:hint="default"/>
+      </w:rPr>
+    </w:lvl>
+  </w:abstractNum>
+  <w:abstractNum w:abstractNumId="3" w15:restartNumberingAfterBreak="0">
     <w:nsid w:val="3FCB08B6"/>
     <w:multiLevelType w:val="multilevel"/>
     <w:tmpl w:val="A802F242"/>
@@ -2287,7 +8409,7 @@
       </w:rPr>
     </w:lvl>
   </w:abstractNum>
-  <w:abstractNum w:abstractNumId="1" w15:restartNumberingAfterBreak="0">
+  <w:abstractNum w:abstractNumId="4" w15:restartNumberingAfterBreak="0">
     <w:nsid w:val="50A05AA6"/>
     <w:multiLevelType w:val="hybridMultilevel"/>
     <w:tmpl w:val="D5604320"/>
@@ -2400,7 +8522,233 @@
       </w:rPr>
     </w:lvl>
   </w:abstractNum>
-  <w:abstractNum w:abstractNumId="2" w15:restartNumberingAfterBreak="0">
+  <w:abstractNum w:abstractNumId="5" w15:restartNumberingAfterBreak="0">
+    <w:nsid w:val="58963A03"/>
+    <w:multiLevelType w:val="hybridMultilevel"/>
+    <w:tmpl w:val="9ACE5168"/>
+    <w:lvl w:ilvl="0" w:tplc="0C0A0001">
+      <w:start w:val="1"/>
+      <w:numFmt w:val="bullet"/>
+      <w:lvlText w:val=""/>
+      <w:lvlJc w:val="left"/>
+      <w:pPr>
+        <w:ind w:left="720" w:hanging="360"/>
+      </w:pPr>
+      <w:rPr>
+        <w:rFonts w:ascii="Symbol" w:hAnsi="Symbol" w:hint="default"/>
+      </w:rPr>
+    </w:lvl>
+    <w:lvl w:ilvl="1" w:tplc="0C0A0003" w:tentative="1">
+      <w:start w:val="1"/>
+      <w:numFmt w:val="bullet"/>
+      <w:lvlText w:val="o"/>
+      <w:lvlJc w:val="left"/>
+      <w:pPr>
+        <w:ind w:left="1440" w:hanging="360"/>
+      </w:pPr>
+      <w:rPr>
+        <w:rFonts w:ascii="Courier New" w:hAnsi="Courier New" w:cs="Courier New" w:hint="default"/>
+      </w:rPr>
+    </w:lvl>
+    <w:lvl w:ilvl="2" w:tplc="0C0A0005" w:tentative="1">
+      <w:start w:val="1"/>
+      <w:numFmt w:val="bullet"/>
+      <w:lvlText w:val=""/>
+      <w:lvlJc w:val="left"/>
+      <w:pPr>
+        <w:ind w:left="2160" w:hanging="360"/>
+      </w:pPr>
+      <w:rPr>
+        <w:rFonts w:ascii="Wingdings" w:hAnsi="Wingdings" w:hint="default"/>
+      </w:rPr>
+    </w:lvl>
+    <w:lvl w:ilvl="3" w:tplc="0C0A0001" w:tentative="1">
+      <w:start w:val="1"/>
+      <w:numFmt w:val="bullet"/>
+      <w:lvlText w:val=""/>
+      <w:lvlJc w:val="left"/>
+      <w:pPr>
+        <w:ind w:left="2880" w:hanging="360"/>
+      </w:pPr>
+      <w:rPr>
+        <w:rFonts w:ascii="Symbol" w:hAnsi="Symbol" w:hint="default"/>
+      </w:rPr>
+    </w:lvl>
+    <w:lvl w:ilvl="4" w:tplc="0C0A0003" w:tentative="1">
+      <w:start w:val="1"/>
+      <w:numFmt w:val="bullet"/>
+      <w:lvlText w:val="o"/>
+      <w:lvlJc w:val="left"/>
+      <w:pPr>
+        <w:ind w:left="3600" w:hanging="360"/>
+      </w:pPr>
+      <w:rPr>
+        <w:rFonts w:ascii="Courier New" w:hAnsi="Courier New" w:cs="Courier New" w:hint="default"/>
+      </w:rPr>
+    </w:lvl>
+    <w:lvl w:ilvl="5" w:tplc="0C0A0005" w:tentative="1">
+      <w:start w:val="1"/>
+      <w:numFmt w:val="bullet"/>
+      <w:lvlText w:val=""/>
+      <w:lvlJc w:val="left"/>
+      <w:pPr>
+        <w:ind w:left="4320" w:hanging="360"/>
+      </w:pPr>
+      <w:rPr>
+        <w:rFonts w:ascii="Wingdings" w:hAnsi="Wingdings" w:hint="default"/>
+      </w:rPr>
+    </w:lvl>
+    <w:lvl w:ilvl="6" w:tplc="0C0A0001" w:tentative="1">
+      <w:start w:val="1"/>
+      <w:numFmt w:val="bullet"/>
+      <w:lvlText w:val=""/>
+      <w:lvlJc w:val="left"/>
+      <w:pPr>
+        <w:ind w:left="5040" w:hanging="360"/>
+      </w:pPr>
+      <w:rPr>
+        <w:rFonts w:ascii="Symbol" w:hAnsi="Symbol" w:hint="default"/>
+      </w:rPr>
+    </w:lvl>
+    <w:lvl w:ilvl="7" w:tplc="0C0A0003" w:tentative="1">
+      <w:start w:val="1"/>
+      <w:numFmt w:val="bullet"/>
+      <w:lvlText w:val="o"/>
+      <w:lvlJc w:val="left"/>
+      <w:pPr>
+        <w:ind w:left="5760" w:hanging="360"/>
+      </w:pPr>
+      <w:rPr>
+        <w:rFonts w:ascii="Courier New" w:hAnsi="Courier New" w:cs="Courier New" w:hint="default"/>
+      </w:rPr>
+    </w:lvl>
+    <w:lvl w:ilvl="8" w:tplc="0C0A0005" w:tentative="1">
+      <w:start w:val="1"/>
+      <w:numFmt w:val="bullet"/>
+      <w:lvlText w:val=""/>
+      <w:lvlJc w:val="left"/>
+      <w:pPr>
+        <w:ind w:left="6480" w:hanging="360"/>
+      </w:pPr>
+      <w:rPr>
+        <w:rFonts w:ascii="Wingdings" w:hAnsi="Wingdings" w:hint="default"/>
+      </w:rPr>
+    </w:lvl>
+  </w:abstractNum>
+  <w:abstractNum w:abstractNumId="6" w15:restartNumberingAfterBreak="0">
+    <w:nsid w:val="5D320BA2"/>
+    <w:multiLevelType w:val="hybridMultilevel"/>
+    <w:tmpl w:val="FE2A1FB6"/>
+    <w:lvl w:ilvl="0" w:tplc="0C0A0001">
+      <w:start w:val="1"/>
+      <w:numFmt w:val="bullet"/>
+      <w:lvlText w:val=""/>
+      <w:lvlJc w:val="left"/>
+      <w:pPr>
+        <w:ind w:left="720" w:hanging="360"/>
+      </w:pPr>
+      <w:rPr>
+        <w:rFonts w:ascii="Symbol" w:hAnsi="Symbol" w:hint="default"/>
+      </w:rPr>
+    </w:lvl>
+    <w:lvl w:ilvl="1" w:tplc="0C0A0003" w:tentative="1">
+      <w:start w:val="1"/>
+      <w:numFmt w:val="bullet"/>
+      <w:lvlText w:val="o"/>
+      <w:lvlJc w:val="left"/>
+      <w:pPr>
+        <w:ind w:left="1440" w:hanging="360"/>
+      </w:pPr>
+      <w:rPr>
+        <w:rFonts w:ascii="Courier New" w:hAnsi="Courier New" w:cs="Courier New" w:hint="default"/>
+      </w:rPr>
+    </w:lvl>
+    <w:lvl w:ilvl="2" w:tplc="0C0A0005" w:tentative="1">
+      <w:start w:val="1"/>
+      <w:numFmt w:val="bullet"/>
+      <w:lvlText w:val=""/>
+      <w:lvlJc w:val="left"/>
+      <w:pPr>
+        <w:ind w:left="2160" w:hanging="360"/>
+      </w:pPr>
+      <w:rPr>
+        <w:rFonts w:ascii="Wingdings" w:hAnsi="Wingdings" w:hint="default"/>
+      </w:rPr>
+    </w:lvl>
+    <w:lvl w:ilvl="3" w:tplc="0C0A0001" w:tentative="1">
+      <w:start w:val="1"/>
+      <w:numFmt w:val="bullet"/>
+      <w:lvlText w:val=""/>
+      <w:lvlJc w:val="left"/>
+      <w:pPr>
+        <w:ind w:left="2880" w:hanging="360"/>
+      </w:pPr>
+      <w:rPr>
+        <w:rFonts w:ascii="Symbol" w:hAnsi="Symbol" w:hint="default"/>
+      </w:rPr>
+    </w:lvl>
+    <w:lvl w:ilvl="4" w:tplc="0C0A0003" w:tentative="1">
+      <w:start w:val="1"/>
+      <w:numFmt w:val="bullet"/>
+      <w:lvlText w:val="o"/>
+      <w:lvlJc w:val="left"/>
+      <w:pPr>
+        <w:ind w:left="3600" w:hanging="360"/>
+      </w:pPr>
+      <w:rPr>
+        <w:rFonts w:ascii="Courier New" w:hAnsi="Courier New" w:cs="Courier New" w:hint="default"/>
+      </w:rPr>
+    </w:lvl>
+    <w:lvl w:ilvl="5" w:tplc="0C0A0005" w:tentative="1">
+      <w:start w:val="1"/>
+      <w:numFmt w:val="bullet"/>
+      <w:lvlText w:val=""/>
+      <w:lvlJc w:val="left"/>
+      <w:pPr>
+        <w:ind w:left="4320" w:hanging="360"/>
+      </w:pPr>
+      <w:rPr>
+        <w:rFonts w:ascii="Wingdings" w:hAnsi="Wingdings" w:hint="default"/>
+      </w:rPr>
+    </w:lvl>
+    <w:lvl w:ilvl="6" w:tplc="0C0A0001" w:tentative="1">
+      <w:start w:val="1"/>
+      <w:numFmt w:val="bullet"/>
+      <w:lvlText w:val=""/>
+      <w:lvlJc w:val="left"/>
+      <w:pPr>
+        <w:ind w:left="5040" w:hanging="360"/>
+      </w:pPr>
+      <w:rPr>
+        <w:rFonts w:ascii="Symbol" w:hAnsi="Symbol" w:hint="default"/>
+      </w:rPr>
+    </w:lvl>
+    <w:lvl w:ilvl="7" w:tplc="0C0A0003" w:tentative="1">
+      <w:start w:val="1"/>
+      <w:numFmt w:val="bullet"/>
+      <w:lvlText w:val="o"/>
+      <w:lvlJc w:val="left"/>
+      <w:pPr>
+        <w:ind w:left="5760" w:hanging="360"/>
+      </w:pPr>
+      <w:rPr>
+        <w:rFonts w:ascii="Courier New" w:hAnsi="Courier New" w:cs="Courier New" w:hint="default"/>
+      </w:rPr>
+    </w:lvl>
+    <w:lvl w:ilvl="8" w:tplc="0C0A0005" w:tentative="1">
+      <w:start w:val="1"/>
+      <w:numFmt w:val="bullet"/>
+      <w:lvlText w:val=""/>
+      <w:lvlJc w:val="left"/>
+      <w:pPr>
+        <w:ind w:left="6480" w:hanging="360"/>
+      </w:pPr>
+      <w:rPr>
+        <w:rFonts w:ascii="Wingdings" w:hAnsi="Wingdings" w:hint="default"/>
+      </w:rPr>
+    </w:lvl>
+  </w:abstractNum>
+  <w:abstractNum w:abstractNumId="7" w15:restartNumberingAfterBreak="0">
     <w:nsid w:val="662C70B6"/>
     <w:multiLevelType w:val="hybridMultilevel"/>
     <w:tmpl w:val="7CA8DD12"/>
@@ -2513,7 +8861,7 @@
       </w:rPr>
     </w:lvl>
   </w:abstractNum>
-  <w:abstractNum w:abstractNumId="3" w15:restartNumberingAfterBreak="0">
+  <w:abstractNum w:abstractNumId="8" w15:restartNumberingAfterBreak="0">
     <w:nsid w:val="6DC57EA4"/>
     <w:multiLevelType w:val="hybridMultilevel"/>
     <w:tmpl w:val="778CD19A"/>
@@ -2626,16 +8974,263 @@
       </w:rPr>
     </w:lvl>
   </w:abstractNum>
+  <w:abstractNum w:abstractNumId="9" w15:restartNumberingAfterBreak="0">
+    <w:nsid w:val="79CB3898"/>
+    <w:multiLevelType w:val="hybridMultilevel"/>
+    <w:tmpl w:val="B39CEE90"/>
+    <w:lvl w:ilvl="0" w:tplc="0C0A0001">
+      <w:start w:val="1"/>
+      <w:numFmt w:val="bullet"/>
+      <w:lvlText w:val=""/>
+      <w:lvlJc w:val="left"/>
+      <w:pPr>
+        <w:ind w:left="720" w:hanging="360"/>
+      </w:pPr>
+      <w:rPr>
+        <w:rFonts w:ascii="Symbol" w:hAnsi="Symbol" w:hint="default"/>
+      </w:rPr>
+    </w:lvl>
+    <w:lvl w:ilvl="1" w:tplc="0C0A0003" w:tentative="1">
+      <w:start w:val="1"/>
+      <w:numFmt w:val="bullet"/>
+      <w:lvlText w:val="o"/>
+      <w:lvlJc w:val="left"/>
+      <w:pPr>
+        <w:ind w:left="1440" w:hanging="360"/>
+      </w:pPr>
+      <w:rPr>
+        <w:rFonts w:ascii="Courier New" w:hAnsi="Courier New" w:cs="Courier New" w:hint="default"/>
+      </w:rPr>
+    </w:lvl>
+    <w:lvl w:ilvl="2" w:tplc="0C0A0005" w:tentative="1">
+      <w:start w:val="1"/>
+      <w:numFmt w:val="bullet"/>
+      <w:lvlText w:val=""/>
+      <w:lvlJc w:val="left"/>
+      <w:pPr>
+        <w:ind w:left="2160" w:hanging="360"/>
+      </w:pPr>
+      <w:rPr>
+        <w:rFonts w:ascii="Wingdings" w:hAnsi="Wingdings" w:hint="default"/>
+      </w:rPr>
+    </w:lvl>
+    <w:lvl w:ilvl="3" w:tplc="0C0A0001" w:tentative="1">
+      <w:start w:val="1"/>
+      <w:numFmt w:val="bullet"/>
+      <w:lvlText w:val=""/>
+      <w:lvlJc w:val="left"/>
+      <w:pPr>
+        <w:ind w:left="2880" w:hanging="360"/>
+      </w:pPr>
+      <w:rPr>
+        <w:rFonts w:ascii="Symbol" w:hAnsi="Symbol" w:hint="default"/>
+      </w:rPr>
+    </w:lvl>
+    <w:lvl w:ilvl="4" w:tplc="0C0A0003" w:tentative="1">
+      <w:start w:val="1"/>
+      <w:numFmt w:val="bullet"/>
+      <w:lvlText w:val="o"/>
+      <w:lvlJc w:val="left"/>
+      <w:pPr>
+        <w:ind w:left="3600" w:hanging="360"/>
+      </w:pPr>
+      <w:rPr>
+        <w:rFonts w:ascii="Courier New" w:hAnsi="Courier New" w:cs="Courier New" w:hint="default"/>
+      </w:rPr>
+    </w:lvl>
+    <w:lvl w:ilvl="5" w:tplc="0C0A0005" w:tentative="1">
+      <w:start w:val="1"/>
+      <w:numFmt w:val="bullet"/>
+      <w:lvlText w:val=""/>
+      <w:lvlJc w:val="left"/>
+      <w:pPr>
+        <w:ind w:left="4320" w:hanging="360"/>
+      </w:pPr>
+      <w:rPr>
+        <w:rFonts w:ascii="Wingdings" w:hAnsi="Wingdings" w:hint="default"/>
+      </w:rPr>
+    </w:lvl>
+    <w:lvl w:ilvl="6" w:tplc="0C0A0001" w:tentative="1">
+      <w:start w:val="1"/>
+      <w:numFmt w:val="bullet"/>
+      <w:lvlText w:val=""/>
+      <w:lvlJc w:val="left"/>
+      <w:pPr>
+        <w:ind w:left="5040" w:hanging="360"/>
+      </w:pPr>
+      <w:rPr>
+        <w:rFonts w:ascii="Symbol" w:hAnsi="Symbol" w:hint="default"/>
+      </w:rPr>
+    </w:lvl>
+    <w:lvl w:ilvl="7" w:tplc="0C0A0003" w:tentative="1">
+      <w:start w:val="1"/>
+      <w:numFmt w:val="bullet"/>
+      <w:lvlText w:val="o"/>
+      <w:lvlJc w:val="left"/>
+      <w:pPr>
+        <w:ind w:left="5760" w:hanging="360"/>
+      </w:pPr>
+      <w:rPr>
+        <w:rFonts w:ascii="Courier New" w:hAnsi="Courier New" w:cs="Courier New" w:hint="default"/>
+      </w:rPr>
+    </w:lvl>
+    <w:lvl w:ilvl="8" w:tplc="0C0A0005" w:tentative="1">
+      <w:start w:val="1"/>
+      <w:numFmt w:val="bullet"/>
+      <w:lvlText w:val=""/>
+      <w:lvlJc w:val="left"/>
+      <w:pPr>
+        <w:ind w:left="6480" w:hanging="360"/>
+      </w:pPr>
+      <w:rPr>
+        <w:rFonts w:ascii="Wingdings" w:hAnsi="Wingdings" w:hint="default"/>
+      </w:rPr>
+    </w:lvl>
+  </w:abstractNum>
+  <w:abstractNum w:abstractNumId="10" w15:restartNumberingAfterBreak="0">
+    <w:nsid w:val="7FD14FFD"/>
+    <w:multiLevelType w:val="hybridMultilevel"/>
+    <w:tmpl w:val="B4387698"/>
+    <w:lvl w:ilvl="0" w:tplc="0C0A0001">
+      <w:start w:val="1"/>
+      <w:numFmt w:val="bullet"/>
+      <w:lvlText w:val=""/>
+      <w:lvlJc w:val="left"/>
+      <w:pPr>
+        <w:ind w:left="720" w:hanging="360"/>
+      </w:pPr>
+      <w:rPr>
+        <w:rFonts w:ascii="Symbol" w:hAnsi="Symbol" w:hint="default"/>
+      </w:rPr>
+    </w:lvl>
+    <w:lvl w:ilvl="1" w:tplc="0C0A0003" w:tentative="1">
+      <w:start w:val="1"/>
+      <w:numFmt w:val="bullet"/>
+      <w:lvlText w:val="o"/>
+      <w:lvlJc w:val="left"/>
+      <w:pPr>
+        <w:ind w:left="1440" w:hanging="360"/>
+      </w:pPr>
+      <w:rPr>
+        <w:rFonts w:ascii="Courier New" w:hAnsi="Courier New" w:cs="Courier New" w:hint="default"/>
+      </w:rPr>
+    </w:lvl>
+    <w:lvl w:ilvl="2" w:tplc="0C0A0005" w:tentative="1">
+      <w:start w:val="1"/>
+      <w:numFmt w:val="bullet"/>
+      <w:lvlText w:val=""/>
+      <w:lvlJc w:val="left"/>
+      <w:pPr>
+        <w:ind w:left="2160" w:hanging="360"/>
+      </w:pPr>
+      <w:rPr>
+        <w:rFonts w:ascii="Wingdings" w:hAnsi="Wingdings" w:hint="default"/>
+      </w:rPr>
+    </w:lvl>
+    <w:lvl w:ilvl="3" w:tplc="0C0A0001" w:tentative="1">
+      <w:start w:val="1"/>
+      <w:numFmt w:val="bullet"/>
+      <w:lvlText w:val=""/>
+      <w:lvlJc w:val="left"/>
+      <w:pPr>
+        <w:ind w:left="2880" w:hanging="360"/>
+      </w:pPr>
+      <w:rPr>
+        <w:rFonts w:ascii="Symbol" w:hAnsi="Symbol" w:hint="default"/>
+      </w:rPr>
+    </w:lvl>
+    <w:lvl w:ilvl="4" w:tplc="0C0A0003" w:tentative="1">
+      <w:start w:val="1"/>
+      <w:numFmt w:val="bullet"/>
+      <w:lvlText w:val="o"/>
+      <w:lvlJc w:val="left"/>
+      <w:pPr>
+        <w:ind w:left="3600" w:hanging="360"/>
+      </w:pPr>
+      <w:rPr>
+        <w:rFonts w:ascii="Courier New" w:hAnsi="Courier New" w:cs="Courier New" w:hint="default"/>
+      </w:rPr>
+    </w:lvl>
+    <w:lvl w:ilvl="5" w:tplc="0C0A0005" w:tentative="1">
+      <w:start w:val="1"/>
+      <w:numFmt w:val="bullet"/>
+      <w:lvlText w:val=""/>
+      <w:lvlJc w:val="left"/>
+      <w:pPr>
+        <w:ind w:left="4320" w:hanging="360"/>
+      </w:pPr>
+      <w:rPr>
+        <w:rFonts w:ascii="Wingdings" w:hAnsi="Wingdings" w:hint="default"/>
+      </w:rPr>
+    </w:lvl>
+    <w:lvl w:ilvl="6" w:tplc="0C0A0001" w:tentative="1">
+      <w:start w:val="1"/>
+      <w:numFmt w:val="bullet"/>
+      <w:lvlText w:val=""/>
+      <w:lvlJc w:val="left"/>
+      <w:pPr>
+        <w:ind w:left="5040" w:hanging="360"/>
+      </w:pPr>
+      <w:rPr>
+        <w:rFonts w:ascii="Symbol" w:hAnsi="Symbol" w:hint="default"/>
+      </w:rPr>
+    </w:lvl>
+    <w:lvl w:ilvl="7" w:tplc="0C0A0003" w:tentative="1">
+      <w:start w:val="1"/>
+      <w:numFmt w:val="bullet"/>
+      <w:lvlText w:val="o"/>
+      <w:lvlJc w:val="left"/>
+      <w:pPr>
+        <w:ind w:left="5760" w:hanging="360"/>
+      </w:pPr>
+      <w:rPr>
+        <w:rFonts w:ascii="Courier New" w:hAnsi="Courier New" w:cs="Courier New" w:hint="default"/>
+      </w:rPr>
+    </w:lvl>
+    <w:lvl w:ilvl="8" w:tplc="0C0A0005" w:tentative="1">
+      <w:start w:val="1"/>
+      <w:numFmt w:val="bullet"/>
+      <w:lvlText w:val=""/>
+      <w:lvlJc w:val="left"/>
+      <w:pPr>
+        <w:ind w:left="6480" w:hanging="360"/>
+      </w:pPr>
+      <w:rPr>
+        <w:rFonts w:ascii="Wingdings" w:hAnsi="Wingdings" w:hint="default"/>
+      </w:rPr>
+    </w:lvl>
+  </w:abstractNum>
   <w:num w:numId="1">
+    <w:abstractNumId w:val="3"/>
+  </w:num>
+  <w:num w:numId="2">
+    <w:abstractNumId w:val="7"/>
+  </w:num>
+  <w:num w:numId="3">
+    <w:abstractNumId w:val="8"/>
+  </w:num>
+  <w:num w:numId="4">
+    <w:abstractNumId w:val="4"/>
+  </w:num>
+  <w:num w:numId="5">
+    <w:abstractNumId w:val="6"/>
+  </w:num>
+  <w:num w:numId="6">
     <w:abstractNumId w:val="0"/>
   </w:num>
-  <w:num w:numId="2">
+  <w:num w:numId="7">
     <w:abstractNumId w:val="2"/>
   </w:num>
-  <w:num w:numId="3">
-    <w:abstractNumId w:val="3"/>
+  <w:num w:numId="8">
+    <w:abstractNumId w:val="9"/>
   </w:num>
-  <w:num w:numId="4">
+  <w:num w:numId="9">
+    <w:abstractNumId w:val="10"/>
+  </w:num>
+  <w:num w:numId="10">
+    <w:abstractNumId w:val="5"/>
+  </w:num>
+  <w:num w:numId="11">
     <w:abstractNumId w:val="1"/>
   </w:num>
 </w:numbering>
@@ -3041,7 +9636,7 @@
   <w:style w:type="paragraph" w:default="1" w:styleId="Normal">
     <w:name w:val="Normal"/>
     <w:qFormat/>
-    <w:rsid w:val="00A714CF"/>
+    <w:rsid w:val="0049534C"/>
     <w:pPr>
       <w:suppressAutoHyphens/>
     </w:pPr>
@@ -3090,10 +9685,31 @@
       <w:szCs w:val="32"/>
     </w:rPr>
   </w:style>
+  <w:style w:type="paragraph" w:styleId="Ttulo3">
+    <w:name w:val="heading 3"/>
+    <w:basedOn w:val="Normal"/>
+    <w:next w:val="Normal"/>
+    <w:link w:val="Ttulo3Car"/>
+    <w:uiPriority w:val="9"/>
+    <w:unhideWhenUsed/>
+    <w:qFormat/>
+    <w:rsid w:val="0049534C"/>
+    <w:pPr>
+      <w:keepNext/>
+      <w:keepLines/>
+      <w:spacing w:before="40" w:line="480" w:lineRule="auto"/>
+      <w:jc w:val="center"/>
+      <w:outlineLvl w:val="2"/>
+    </w:pPr>
+    <w:rPr>
+      <w:rFonts w:eastAsiaTheme="majorEastAsia" w:cs="Mangal"/>
+      <w:b/>
+      <w:szCs w:val="21"/>
+    </w:rPr>
+  </w:style>
   <w:style w:type="character" w:default="1" w:styleId="Fuentedeprrafopredeter">
     <w:name w:val="Default Paragraph Font"/>
     <w:uiPriority w:val="1"/>
-    <w:semiHidden/>
     <w:unhideWhenUsed/>
   </w:style>
   <w:style w:type="table" w:default="1" w:styleId="Tablanormal">
@@ -3465,6 +10081,62 @@
       <w:szCs w:val="32"/>
     </w:rPr>
   </w:style>
+  <w:style w:type="character" w:styleId="Textoennegrita">
+    <w:name w:val="Strong"/>
+    <w:basedOn w:val="Fuentedeprrafopredeter"/>
+    <w:uiPriority w:val="22"/>
+    <w:qFormat/>
+    <w:rsid w:val="000D5CD3"/>
+    <w:rPr>
+      <w:b/>
+      <w:bCs/>
+    </w:rPr>
+  </w:style>
+  <w:style w:type="table" w:styleId="Tablaconcuadrcula">
+    <w:name w:val="Table Grid"/>
+    <w:basedOn w:val="Tablanormal"/>
+    <w:uiPriority w:val="39"/>
+    <w:rsid w:val="000D5CD3"/>
+    <w:tblPr>
+      <w:tblBorders>
+        <w:top w:val="single" w:sz="4" w:space="0" w:color="auto"/>
+        <w:left w:val="single" w:sz="4" w:space="0" w:color="auto"/>
+        <w:bottom w:val="single" w:sz="4" w:space="0" w:color="auto"/>
+        <w:right w:val="single" w:sz="4" w:space="0" w:color="auto"/>
+        <w:insideH w:val="single" w:sz="4" w:space="0" w:color="auto"/>
+        <w:insideV w:val="single" w:sz="4" w:space="0" w:color="auto"/>
+      </w:tblBorders>
+    </w:tblPr>
+  </w:style>
+  <w:style w:type="character" w:customStyle="1" w:styleId="Ttulo3Car">
+    <w:name w:val="Título 3 Car"/>
+    <w:basedOn w:val="Fuentedeprrafopredeter"/>
+    <w:link w:val="Ttulo3"/>
+    <w:uiPriority w:val="9"/>
+    <w:rsid w:val="0049534C"/>
+    <w:rPr>
+      <w:rFonts w:asciiTheme="minorHAnsi" w:eastAsiaTheme="majorEastAsia" w:hAnsiTheme="minorHAnsi" w:cs="Mangal"/>
+      <w:b/>
+      <w:szCs w:val="21"/>
+    </w:rPr>
+  </w:style>
+  <w:style w:type="paragraph" w:styleId="TDC3">
+    <w:name w:val="toc 3"/>
+    <w:basedOn w:val="Normal"/>
+    <w:next w:val="Normal"/>
+    <w:autoRedefine/>
+    <w:uiPriority w:val="39"/>
+    <w:unhideWhenUsed/>
+    <w:rsid w:val="00561306"/>
+    <w:pPr>
+      <w:spacing w:after="100"/>
+      <w:ind w:left="480"/>
+    </w:pPr>
+    <w:rPr>
+      <w:rFonts w:cs="Mangal"/>
+      <w:szCs w:val="21"/>
+    </w:rPr>
+  </w:style>
 </w:styles>
 </file>
 
